--- a/Атагазыева Улжан Дипломдық_Жұмыс.docx
+++ b/Атагазыева Улжан Дипломдық_Жұмыс.docx
@@ -14239,463 +14239,6 @@
         </w:rPr>
         <w:t>.</w:t>
       </w:r>
-    </w:p>
-    <w:p>
-      <w:pPr>
-        <w:widowControl/>
-        <w:autoSpaceDE/>
-        <w:autoSpaceDN/>
-        <w:ind w:firstLine="709"/>
-        <w:jc w:val="both"/>
-        <w:rPr>
-          <w:sz w:val="28"/>
-          <w:szCs w:val="28"/>
-        </w:rPr>
-      </w:pPr>
-      <w:proofErr w:type="spellStart"/>
-      <w:r>
-        <w:rPr>
-          <w:sz w:val="28"/>
-          <w:szCs w:val="28"/>
-        </w:rPr>
-        <w:t>Дипломдық</w:t>
-      </w:r>
-      <w:proofErr w:type="spellEnd"/>
-      <w:r>
-        <w:rPr>
-          <w:sz w:val="28"/>
-          <w:szCs w:val="28"/>
-        </w:rPr>
-        <w:t xml:space="preserve"> </w:t>
-      </w:r>
-      <w:proofErr w:type="spellStart"/>
-      <w:r>
-        <w:rPr>
-          <w:sz w:val="28"/>
-          <w:szCs w:val="28"/>
-        </w:rPr>
-        <w:t>жұмыс</w:t>
-      </w:r>
-      <w:proofErr w:type="spellEnd"/>
-      <w:r>
-        <w:rPr>
-          <w:sz w:val="28"/>
-          <w:szCs w:val="28"/>
-        </w:rPr>
-        <w:t xml:space="preserve"> </w:t>
-      </w:r>
-      <w:proofErr w:type="spellStart"/>
-      <w:r>
-        <w:rPr>
-          <w:sz w:val="28"/>
-          <w:szCs w:val="28"/>
-        </w:rPr>
-        <w:t>кіріспеден</w:t>
-      </w:r>
-      <w:proofErr w:type="spellEnd"/>
-      <w:r>
-        <w:rPr>
-          <w:sz w:val="28"/>
-          <w:szCs w:val="28"/>
-        </w:rPr>
-        <w:t xml:space="preserve">, </w:t>
-      </w:r>
-      <w:proofErr w:type="spellStart"/>
-      <w:r>
-        <w:rPr>
-          <w:sz w:val="28"/>
-          <w:szCs w:val="28"/>
-        </w:rPr>
-        <w:t>негізгі</w:t>
-      </w:r>
-      <w:proofErr w:type="spellEnd"/>
-      <w:r>
-        <w:rPr>
-          <w:sz w:val="28"/>
-          <w:szCs w:val="28"/>
-        </w:rPr>
-        <w:t xml:space="preserve"> </w:t>
-      </w:r>
-      <w:proofErr w:type="spellStart"/>
-      <w:r>
-        <w:rPr>
-          <w:sz w:val="28"/>
-          <w:szCs w:val="28"/>
-        </w:rPr>
-        <w:t>бөлімдерден</w:t>
-      </w:r>
-      <w:proofErr w:type="spellEnd"/>
-      <w:r>
-        <w:rPr>
-          <w:sz w:val="28"/>
-          <w:szCs w:val="28"/>
-        </w:rPr>
-        <w:t xml:space="preserve">, </w:t>
-      </w:r>
-      <w:proofErr w:type="spellStart"/>
-      <w:r>
-        <w:rPr>
-          <w:sz w:val="28"/>
-          <w:szCs w:val="28"/>
-        </w:rPr>
-        <w:t>қорытындыдан</w:t>
-      </w:r>
-      <w:proofErr w:type="spellEnd"/>
-      <w:r>
-        <w:rPr>
-          <w:sz w:val="28"/>
-          <w:szCs w:val="28"/>
-        </w:rPr>
-        <w:t xml:space="preserve"> </w:t>
-      </w:r>
-      <w:proofErr w:type="spellStart"/>
-      <w:r>
-        <w:rPr>
-          <w:sz w:val="28"/>
-          <w:szCs w:val="28"/>
-        </w:rPr>
-        <w:t>және</w:t>
-      </w:r>
-      <w:proofErr w:type="spellEnd"/>
-      <w:r>
-        <w:rPr>
-          <w:sz w:val="28"/>
-          <w:szCs w:val="28"/>
-        </w:rPr>
-        <w:t xml:space="preserve"> </w:t>
-      </w:r>
-      <w:proofErr w:type="spellStart"/>
-      <w:r>
-        <w:rPr>
-          <w:sz w:val="28"/>
-          <w:szCs w:val="28"/>
-        </w:rPr>
-        <w:t>пайдаланылған</w:t>
-      </w:r>
-      <w:proofErr w:type="spellEnd"/>
-      <w:r>
-        <w:rPr>
-          <w:sz w:val="28"/>
-          <w:szCs w:val="28"/>
-        </w:rPr>
-        <w:t xml:space="preserve"> </w:t>
-      </w:r>
-      <w:proofErr w:type="spellStart"/>
-      <w:r>
-        <w:rPr>
-          <w:sz w:val="28"/>
-          <w:szCs w:val="28"/>
-        </w:rPr>
-        <w:t>әдебиеттер</w:t>
-      </w:r>
-      <w:proofErr w:type="spellEnd"/>
-      <w:r>
-        <w:rPr>
-          <w:sz w:val="28"/>
-          <w:szCs w:val="28"/>
-        </w:rPr>
-        <w:t xml:space="preserve"> </w:t>
-      </w:r>
-      <w:proofErr w:type="spellStart"/>
-      <w:r>
-        <w:rPr>
-          <w:sz w:val="28"/>
-          <w:szCs w:val="28"/>
-        </w:rPr>
-        <w:t>тізімінен</w:t>
-      </w:r>
-      <w:proofErr w:type="spellEnd"/>
-      <w:r>
-        <w:rPr>
-          <w:sz w:val="28"/>
-          <w:szCs w:val="28"/>
-        </w:rPr>
-        <w:t xml:space="preserve"> </w:t>
-      </w:r>
-      <w:proofErr w:type="spellStart"/>
-      <w:r>
-        <w:rPr>
-          <w:sz w:val="28"/>
-          <w:szCs w:val="28"/>
-        </w:rPr>
-        <w:t>тұрады</w:t>
-      </w:r>
-      <w:proofErr w:type="spellEnd"/>
-      <w:r>
-        <w:rPr>
-          <w:sz w:val="28"/>
-          <w:szCs w:val="28"/>
-        </w:rPr>
-        <w:t xml:space="preserve">. </w:t>
-      </w:r>
-      <w:proofErr w:type="spellStart"/>
-      <w:r>
-        <w:rPr>
-          <w:sz w:val="28"/>
-          <w:szCs w:val="28"/>
-        </w:rPr>
-        <w:t>Негізгі</w:t>
-      </w:r>
-      <w:proofErr w:type="spellEnd"/>
-      <w:r>
-        <w:rPr>
-          <w:sz w:val="28"/>
-          <w:szCs w:val="28"/>
-        </w:rPr>
-        <w:t xml:space="preserve"> </w:t>
-      </w:r>
-      <w:proofErr w:type="spellStart"/>
-      <w:r>
-        <w:rPr>
-          <w:sz w:val="28"/>
-          <w:szCs w:val="28"/>
-        </w:rPr>
-        <w:t>бөлімде</w:t>
-      </w:r>
-      <w:proofErr w:type="spellEnd"/>
-      <w:r>
-        <w:rPr>
-          <w:sz w:val="28"/>
-          <w:szCs w:val="28"/>
-        </w:rPr>
-        <w:t xml:space="preserve"> бизнес-</w:t>
-      </w:r>
-      <w:proofErr w:type="spellStart"/>
-      <w:r>
-        <w:rPr>
-          <w:sz w:val="28"/>
-          <w:szCs w:val="28"/>
-        </w:rPr>
-        <w:t>процестерді</w:t>
-      </w:r>
-      <w:proofErr w:type="spellEnd"/>
-      <w:r>
-        <w:rPr>
-          <w:sz w:val="28"/>
-          <w:szCs w:val="28"/>
-        </w:rPr>
-        <w:t xml:space="preserve"> </w:t>
-      </w:r>
-      <w:proofErr w:type="spellStart"/>
-      <w:r>
-        <w:rPr>
-          <w:sz w:val="28"/>
-          <w:szCs w:val="28"/>
-        </w:rPr>
-        <w:t>басқарудың</w:t>
-      </w:r>
-      <w:proofErr w:type="spellEnd"/>
-      <w:r>
-        <w:rPr>
-          <w:sz w:val="28"/>
-          <w:szCs w:val="28"/>
-        </w:rPr>
-        <w:t xml:space="preserve"> </w:t>
-      </w:r>
-      <w:proofErr w:type="spellStart"/>
-      <w:r>
-        <w:rPr>
-          <w:sz w:val="28"/>
-          <w:szCs w:val="28"/>
-        </w:rPr>
-        <w:t>теориялық</w:t>
-      </w:r>
-      <w:proofErr w:type="spellEnd"/>
-      <w:r>
-        <w:rPr>
-          <w:sz w:val="28"/>
-          <w:szCs w:val="28"/>
-        </w:rPr>
-        <w:t xml:space="preserve"> </w:t>
-      </w:r>
-      <w:proofErr w:type="spellStart"/>
-      <w:r>
-        <w:rPr>
-          <w:sz w:val="28"/>
-          <w:szCs w:val="28"/>
-        </w:rPr>
-        <w:t>аспектілері</w:t>
-      </w:r>
-      <w:proofErr w:type="spellEnd"/>
-      <w:r>
-        <w:rPr>
-          <w:sz w:val="28"/>
-          <w:szCs w:val="28"/>
-        </w:rPr>
-        <w:t>, 1</w:t>
-      </w:r>
-      <w:proofErr w:type="gramStart"/>
-      <w:r>
-        <w:rPr>
-          <w:sz w:val="28"/>
-          <w:szCs w:val="28"/>
-        </w:rPr>
-        <w:t>С:Документооборот</w:t>
-      </w:r>
-      <w:proofErr w:type="gramEnd"/>
-      <w:r>
-        <w:rPr>
-          <w:sz w:val="28"/>
-          <w:szCs w:val="28"/>
-        </w:rPr>
-        <w:t xml:space="preserve"> </w:t>
-      </w:r>
-      <w:proofErr w:type="spellStart"/>
-      <w:r>
-        <w:rPr>
-          <w:sz w:val="28"/>
-          <w:szCs w:val="28"/>
-        </w:rPr>
-        <w:t>жүйесінің</w:t>
-      </w:r>
-      <w:proofErr w:type="spellEnd"/>
-      <w:r>
-        <w:rPr>
-          <w:sz w:val="28"/>
-          <w:szCs w:val="28"/>
-        </w:rPr>
-        <w:t xml:space="preserve"> </w:t>
-      </w:r>
-      <w:proofErr w:type="spellStart"/>
-      <w:r>
-        <w:rPr>
-          <w:sz w:val="28"/>
-          <w:szCs w:val="28"/>
-        </w:rPr>
-        <w:t>талдауы</w:t>
-      </w:r>
-      <w:proofErr w:type="spellEnd"/>
-      <w:r>
-        <w:rPr>
-          <w:sz w:val="28"/>
-          <w:szCs w:val="28"/>
-        </w:rPr>
-        <w:t xml:space="preserve">, KPI </w:t>
-      </w:r>
-      <w:proofErr w:type="spellStart"/>
-      <w:r>
-        <w:rPr>
-          <w:sz w:val="28"/>
-          <w:szCs w:val="28"/>
-        </w:rPr>
-        <w:t>модулінің</w:t>
-      </w:r>
-      <w:proofErr w:type="spellEnd"/>
-      <w:r>
-        <w:rPr>
-          <w:sz w:val="28"/>
-          <w:szCs w:val="28"/>
-        </w:rPr>
-        <w:t xml:space="preserve"> </w:t>
-      </w:r>
-      <w:proofErr w:type="spellStart"/>
-      <w:r>
-        <w:rPr>
-          <w:sz w:val="28"/>
-          <w:szCs w:val="28"/>
-        </w:rPr>
-        <w:t>жобалануы</w:t>
-      </w:r>
-      <w:proofErr w:type="spellEnd"/>
-      <w:r>
-        <w:rPr>
-          <w:sz w:val="28"/>
-          <w:szCs w:val="28"/>
-        </w:rPr>
-        <w:t xml:space="preserve"> </w:t>
-      </w:r>
-      <w:proofErr w:type="spellStart"/>
-      <w:r>
-        <w:rPr>
-          <w:sz w:val="28"/>
-          <w:szCs w:val="28"/>
-        </w:rPr>
-        <w:t>және</w:t>
-      </w:r>
-      <w:proofErr w:type="spellEnd"/>
-      <w:r>
-        <w:rPr>
-          <w:sz w:val="28"/>
-          <w:szCs w:val="28"/>
-        </w:rPr>
-        <w:t xml:space="preserve"> </w:t>
-      </w:r>
-      <w:proofErr w:type="spellStart"/>
-      <w:r>
-        <w:rPr>
-          <w:sz w:val="28"/>
-          <w:szCs w:val="28"/>
-        </w:rPr>
-        <w:t>бағдарламалық</w:t>
-      </w:r>
-      <w:proofErr w:type="spellEnd"/>
-      <w:r>
-        <w:rPr>
-          <w:sz w:val="28"/>
-          <w:szCs w:val="28"/>
-        </w:rPr>
-        <w:t xml:space="preserve"> </w:t>
-      </w:r>
-      <w:proofErr w:type="spellStart"/>
-      <w:r>
-        <w:rPr>
-          <w:sz w:val="28"/>
-          <w:szCs w:val="28"/>
-        </w:rPr>
-        <w:t>жүзеге</w:t>
-      </w:r>
-      <w:proofErr w:type="spellEnd"/>
-      <w:r>
-        <w:rPr>
-          <w:sz w:val="28"/>
-          <w:szCs w:val="28"/>
-        </w:rPr>
-        <w:t xml:space="preserve"> </w:t>
-      </w:r>
-      <w:proofErr w:type="spellStart"/>
-      <w:r>
-        <w:rPr>
-          <w:sz w:val="28"/>
-          <w:szCs w:val="28"/>
-        </w:rPr>
-        <w:t>асырылуы</w:t>
-      </w:r>
-      <w:proofErr w:type="spellEnd"/>
-      <w:r>
-        <w:rPr>
-          <w:sz w:val="28"/>
-          <w:szCs w:val="28"/>
-        </w:rPr>
-        <w:t xml:space="preserve"> </w:t>
-      </w:r>
-      <w:proofErr w:type="spellStart"/>
-      <w:r>
-        <w:rPr>
-          <w:sz w:val="28"/>
-          <w:szCs w:val="28"/>
-        </w:rPr>
-        <w:t>қарастырылады</w:t>
-      </w:r>
-      <w:proofErr w:type="spellEnd"/>
-      <w:r>
-        <w:rPr>
-          <w:sz w:val="28"/>
-          <w:szCs w:val="28"/>
-        </w:rPr>
-        <w:t>.</w:t>
-      </w:r>
-    </w:p>
-    <w:p>
-      <w:pPr>
-        <w:widowControl/>
-        <w:autoSpaceDE/>
-        <w:autoSpaceDN/>
-        <w:spacing w:after="160" w:line="278" w:lineRule="auto"/>
-        <w:rPr>
-          <w:sz w:val="28"/>
-          <w:szCs w:val="28"/>
-        </w:rPr>
-      </w:pPr>
       <w:r>
         <w:rPr>
           <w:sz w:val="28"/>
@@ -35974,6 +35517,7 @@
         <w:docPartUnique/>
       </w:docPartObj>
     </w:sdtPr>
+    <w:sdtEndPr/>
     <w:sdtContent>
       <w:p>
         <w:pPr>

--- a/Атагазыева Улжан Дипломдық_Жұмыс.docx
+++ b/Атагазыева Улжан Дипломдық_Жұмыс.docx
@@ -19403,7 +19403,5969 @@
         <w:t xml:space="preserve"> </w:t>
       </w:r>
       <w:r>
-        <w:t xml:space="preserve">                                                                            </w:t>
+        <w:t xml:space="preserve">     </w:t>
+      </w:r>
+    </w:p>
+    <w:p>
+      <w:pPr>
+        <w:widowControl/>
+        <w:autoSpaceDE/>
+        <w:autoSpaceDN/>
+        <w:ind w:firstLine="709"/>
+        <w:jc w:val="both"/>
+        <w:rPr>
+          <w:sz w:val="28"/>
+          <w:szCs w:val="28"/>
+          <w:lang w:val="kk-KZ"/>
+        </w:rPr>
+      </w:pPr>
+      <w:r>
+        <w:rPr>
+          <w:sz w:val="28"/>
+          <w:szCs w:val="28"/>
+          <w:lang w:val="kk-KZ"/>
+        </w:rPr>
+        <w:t>Қазіргі заманғы кәсіпорындар қызметінің тиімділігі көбінесе бизнес-процестердің дұрыс ұйымдастырылуына және оларды басқару деңгейіне тәуелді болып табылады. Бизнес-процестерді қолмен басқару әдістері көптеген қиындықтарға әкеледі: ақпараттың кешігуі, адами факторға байланысты қателіктер, процестердің бақылаудан шығуы және ресурстардың тиімсіз пайдаланылуы. Осы мәселелерді шешудің негізгі жолдарының бірі – бизнес-процестерді автоматтандыру жүйелерін енгізу болып табылады.</w:t>
+      </w:r>
+    </w:p>
+    <w:p>
+      <w:pPr>
+        <w:widowControl/>
+        <w:autoSpaceDE/>
+        <w:autoSpaceDN/>
+        <w:ind w:firstLine="709"/>
+        <w:jc w:val="both"/>
+        <w:rPr>
+          <w:sz w:val="28"/>
+          <w:szCs w:val="28"/>
+          <w:lang w:val="kk-KZ"/>
+        </w:rPr>
+      </w:pPr>
+      <w:r>
+        <w:rPr>
+          <w:sz w:val="28"/>
+          <w:szCs w:val="28"/>
+          <w:lang w:val="kk-KZ"/>
+        </w:rPr>
+        <w:t xml:space="preserve">Бизнес-процестерді автоматтандыру жүйелері (Business Process Automation Systems </w:t>
+      </w:r>
+      <w:r>
+        <w:rPr>
+          <w:sz w:val="28"/>
+          <w:szCs w:val="28"/>
+          <w:lang w:val="kk-KZ"/>
+        </w:rPr>
+        <w:t>-</w:t>
+      </w:r>
+      <w:r>
+        <w:rPr>
+          <w:sz w:val="28"/>
+          <w:szCs w:val="28"/>
+          <w:lang w:val="kk-KZ"/>
+        </w:rPr>
+        <w:t xml:space="preserve"> BPA) ұйымдағы операцияларды стандарттауға, процестерді жүйелеуге және олардың орындалуын автоматты түрде бақылауға мүмкіндік береді. Мұндай жүйелер кәсіпорын қызметінің барлық деңгейінде қолданылады және басқарушылық шешімдерді қабылдауды жеңілдетеді. Автоматтандыру нәтижесінде ұйымдағы ақпараттық ағындар реттеліп, құжат айналымы жеделдейді және қызметкерлердің еңбек өнімділігі артады.</w:t>
+      </w:r>
+    </w:p>
+    <w:p>
+      <w:pPr>
+        <w:pStyle w:val="a7"/>
+        <w:widowControl/>
+        <w:autoSpaceDE/>
+        <w:autoSpaceDN/>
+        <w:rPr>
+          <w:sz w:val="28"/>
+          <w:szCs w:val="28"/>
+          <w:lang w:val="kk-KZ"/>
+        </w:rPr>
+      </w:pPr>
+      <w:r>
+        <w:rPr>
+          <w:sz w:val="28"/>
+          <w:szCs w:val="28"/>
+          <w:lang w:val="kk-KZ"/>
+        </w:rPr>
+        <w:t>Бизнес-процестерді автоматтандыру жүйелерінің негізгі мақсаттары:</w:t>
+      </w:r>
+      <w:r>
+        <w:rPr>
+          <w:sz w:val="28"/>
+          <w:szCs w:val="28"/>
+          <w:lang w:val="kk-KZ"/>
+        </w:rPr>
+        <w:br/>
+      </w:r>
+      <w:r>
+        <w:rPr>
+          <w:sz w:val="28"/>
+          <w:szCs w:val="28"/>
+          <w:lang w:val="kk-KZ"/>
+        </w:rPr>
+        <w:t>-</w:t>
+      </w:r>
+      <w:r>
+        <w:rPr>
+          <w:sz w:val="28"/>
+          <w:szCs w:val="28"/>
+          <w:lang w:val="kk-KZ"/>
+        </w:rPr>
+        <w:t xml:space="preserve"> процестердің орындалуын жеделдету;</w:t>
+      </w:r>
+      <w:r>
+        <w:rPr>
+          <w:sz w:val="28"/>
+          <w:szCs w:val="28"/>
+          <w:lang w:val="kk-KZ"/>
+        </w:rPr>
+        <w:br/>
+      </w:r>
+      <w:r>
+        <w:rPr>
+          <w:sz w:val="28"/>
+          <w:szCs w:val="28"/>
+          <w:lang w:val="kk-KZ"/>
+        </w:rPr>
+        <w:lastRenderedPageBreak/>
+        <w:t>-</w:t>
+      </w:r>
+      <w:r>
+        <w:rPr>
+          <w:sz w:val="28"/>
+          <w:szCs w:val="28"/>
+          <w:lang w:val="kk-KZ"/>
+        </w:rPr>
+        <w:t xml:space="preserve"> адами фактор әсерін азайту;</w:t>
+      </w:r>
+      <w:r>
+        <w:rPr>
+          <w:sz w:val="28"/>
+          <w:szCs w:val="28"/>
+          <w:lang w:val="kk-KZ"/>
+        </w:rPr>
+        <w:br/>
+      </w:r>
+      <w:r>
+        <w:rPr>
+          <w:sz w:val="28"/>
+          <w:szCs w:val="28"/>
+          <w:lang w:val="kk-KZ"/>
+        </w:rPr>
+        <w:t>-</w:t>
+      </w:r>
+      <w:r>
+        <w:rPr>
+          <w:sz w:val="28"/>
+          <w:szCs w:val="28"/>
+          <w:lang w:val="kk-KZ"/>
+        </w:rPr>
+        <w:t xml:space="preserve"> ақпараттың дәлдігі мен толықтығын қамтамасыз ету;</w:t>
+      </w:r>
+      <w:r>
+        <w:rPr>
+          <w:sz w:val="28"/>
+          <w:szCs w:val="28"/>
+          <w:lang w:val="kk-KZ"/>
+        </w:rPr>
+        <w:br/>
+      </w:r>
+      <w:r>
+        <w:rPr>
+          <w:sz w:val="28"/>
+          <w:szCs w:val="28"/>
+          <w:lang w:val="kk-KZ"/>
+        </w:rPr>
+        <w:t>-</w:t>
+      </w:r>
+      <w:r>
+        <w:rPr>
+          <w:sz w:val="28"/>
+          <w:szCs w:val="28"/>
+          <w:lang w:val="kk-KZ"/>
+        </w:rPr>
+        <w:t xml:space="preserve"> басқарушылық бақылауды күшейту;</w:t>
+      </w:r>
+      <w:r>
+        <w:rPr>
+          <w:sz w:val="28"/>
+          <w:szCs w:val="28"/>
+          <w:lang w:val="kk-KZ"/>
+        </w:rPr>
+        <w:br/>
+      </w:r>
+      <w:r>
+        <w:rPr>
+          <w:sz w:val="28"/>
+          <w:szCs w:val="28"/>
+          <w:lang w:val="kk-KZ"/>
+        </w:rPr>
+        <w:t>-</w:t>
+      </w:r>
+      <w:r>
+        <w:rPr>
+          <w:sz w:val="28"/>
+          <w:szCs w:val="28"/>
+          <w:lang w:val="kk-KZ"/>
+        </w:rPr>
+        <w:t xml:space="preserve"> ресурстарды тиімді пайдалану.</w:t>
+      </w:r>
+    </w:p>
+    <w:p>
+      <w:pPr>
+        <w:widowControl/>
+        <w:autoSpaceDE/>
+        <w:autoSpaceDN/>
+        <w:ind w:firstLine="709"/>
+        <w:jc w:val="both"/>
+        <w:rPr>
+          <w:sz w:val="28"/>
+          <w:szCs w:val="28"/>
+          <w:lang w:val="kk-KZ"/>
+        </w:rPr>
+      </w:pPr>
+      <w:r>
+        <w:rPr>
+          <w:sz w:val="28"/>
+          <w:szCs w:val="28"/>
+          <w:lang w:val="kk-KZ"/>
+        </w:rPr>
+        <w:t>Қазіргі уақытта бизнес-процестерді автоматтандыру үшін әртүрлі бағдарламалық шешімдер қолданылады. Олардың ішінде BPM (Business Process Management) жүйелері, ERP (Enterprise Resource Planning) жүйелері және электрондық құжат айналымы жүйелері кең таралған. BPM жүйелері процестерді модельдеуге және оңтайландыруға бағытталса, ERP жүйелері кәсіпорынның барлық ресурстарын кешенді басқаруға арналған. Ал электрондық құжат айналымы жүйелері құжаттарды өңдеу, сақтау және бақылау функцияларын жүзеге асырады.</w:t>
+      </w:r>
+    </w:p>
+    <w:p>
+      <w:pPr>
+        <w:widowControl/>
+        <w:autoSpaceDE/>
+        <w:autoSpaceDN/>
+        <w:ind w:firstLine="709"/>
+        <w:jc w:val="both"/>
+        <w:rPr>
+          <w:sz w:val="28"/>
+          <w:szCs w:val="28"/>
+          <w:lang w:val="kk-KZ"/>
+        </w:rPr>
+      </w:pPr>
+      <w:r>
+        <w:rPr>
+          <w:sz w:val="28"/>
+          <w:szCs w:val="28"/>
+          <w:lang w:val="kk-KZ"/>
+        </w:rPr>
+        <w:t>Электрондық құжат айналымы жүйелері (Electronic Document Management Systems – EDMS) кәсіпорындарда ерекше маңызға ие. Себебі кез келген ұйымның қызметі құжаттармен тығыз байланысты. Құжаттар – басқарушылық шешімдердің негізі, ақпарат тасымалдаушы және ұйым ішіндегі коммуникация құралы болып табылады. Сондықтан құжат айналымын тиімді ұйымдастыру кәсіпорынның жалпы тиімділігіне тікелей әсер етеді.</w:t>
+      </w:r>
+    </w:p>
+    <w:p>
+      <w:pPr>
+        <w:widowControl/>
+        <w:autoSpaceDE/>
+        <w:autoSpaceDN/>
+        <w:ind w:firstLine="709"/>
+        <w:jc w:val="both"/>
+        <w:rPr>
+          <w:sz w:val="28"/>
+          <w:szCs w:val="28"/>
+        </w:rPr>
+      </w:pPr>
+      <w:proofErr w:type="spellStart"/>
+      <w:r>
+        <w:rPr>
+          <w:sz w:val="28"/>
+          <w:szCs w:val="28"/>
+        </w:rPr>
+        <w:t>Осындай</w:t>
+      </w:r>
+      <w:proofErr w:type="spellEnd"/>
+      <w:r>
+        <w:rPr>
+          <w:sz w:val="28"/>
+          <w:szCs w:val="28"/>
+        </w:rPr>
+        <w:t xml:space="preserve"> </w:t>
+      </w:r>
+      <w:proofErr w:type="spellStart"/>
+      <w:r>
+        <w:rPr>
+          <w:sz w:val="28"/>
+          <w:szCs w:val="28"/>
+        </w:rPr>
+        <w:t>жүйелердің</w:t>
+      </w:r>
+      <w:proofErr w:type="spellEnd"/>
+      <w:r>
+        <w:rPr>
+          <w:sz w:val="28"/>
+          <w:szCs w:val="28"/>
+        </w:rPr>
+        <w:t xml:space="preserve"> </w:t>
+      </w:r>
+      <w:proofErr w:type="spellStart"/>
+      <w:r>
+        <w:rPr>
+          <w:sz w:val="28"/>
+          <w:szCs w:val="28"/>
+        </w:rPr>
+        <w:t>бірі</w:t>
+      </w:r>
+      <w:proofErr w:type="spellEnd"/>
+      <w:r>
+        <w:rPr>
+          <w:sz w:val="28"/>
+          <w:szCs w:val="28"/>
+        </w:rPr>
+        <w:t xml:space="preserve"> – </w:t>
+      </w:r>
+      <w:r>
+        <w:rPr>
+          <w:b/>
+          <w:bCs/>
+          <w:sz w:val="28"/>
+          <w:szCs w:val="28"/>
+        </w:rPr>
+        <w:t>1</w:t>
+      </w:r>
+      <w:proofErr w:type="gramStart"/>
+      <w:r>
+        <w:rPr>
+          <w:b/>
+          <w:bCs/>
+          <w:sz w:val="28"/>
+          <w:szCs w:val="28"/>
+        </w:rPr>
+        <w:t>С:Документооборот</w:t>
+      </w:r>
+      <w:proofErr w:type="gramEnd"/>
+      <w:r>
+        <w:rPr>
+          <w:sz w:val="28"/>
+          <w:szCs w:val="28"/>
+        </w:rPr>
+        <w:t xml:space="preserve"> </w:t>
+      </w:r>
+      <w:proofErr w:type="spellStart"/>
+      <w:r>
+        <w:rPr>
+          <w:sz w:val="28"/>
+          <w:szCs w:val="28"/>
+        </w:rPr>
+        <w:t>конфигурациясы</w:t>
+      </w:r>
+      <w:proofErr w:type="spellEnd"/>
+      <w:r>
+        <w:rPr>
+          <w:sz w:val="28"/>
+          <w:szCs w:val="28"/>
+        </w:rPr>
+        <w:t xml:space="preserve">. </w:t>
+      </w:r>
+      <w:proofErr w:type="spellStart"/>
+      <w:r>
+        <w:rPr>
+          <w:sz w:val="28"/>
+          <w:szCs w:val="28"/>
+        </w:rPr>
+        <w:t>Бұл</w:t>
+      </w:r>
+      <w:proofErr w:type="spellEnd"/>
+      <w:r>
+        <w:rPr>
+          <w:sz w:val="28"/>
+          <w:szCs w:val="28"/>
+        </w:rPr>
+        <w:t xml:space="preserve"> </w:t>
+      </w:r>
+      <w:proofErr w:type="spellStart"/>
+      <w:r>
+        <w:rPr>
+          <w:sz w:val="28"/>
+          <w:szCs w:val="28"/>
+        </w:rPr>
+        <w:t>жүйе</w:t>
+      </w:r>
+      <w:proofErr w:type="spellEnd"/>
+      <w:r>
+        <w:rPr>
+          <w:sz w:val="28"/>
+          <w:szCs w:val="28"/>
+        </w:rPr>
+        <w:t xml:space="preserve"> 1С </w:t>
+      </w:r>
+      <w:proofErr w:type="spellStart"/>
+      <w:r>
+        <w:rPr>
+          <w:sz w:val="28"/>
+          <w:szCs w:val="28"/>
+        </w:rPr>
+        <w:t>платформасында</w:t>
+      </w:r>
+      <w:proofErr w:type="spellEnd"/>
+      <w:r>
+        <w:rPr>
+          <w:sz w:val="28"/>
+          <w:szCs w:val="28"/>
+        </w:rPr>
+        <w:t xml:space="preserve"> </w:t>
+      </w:r>
+      <w:proofErr w:type="spellStart"/>
+      <w:r>
+        <w:rPr>
+          <w:sz w:val="28"/>
+          <w:szCs w:val="28"/>
+        </w:rPr>
+        <w:t>әзірленген</w:t>
+      </w:r>
+      <w:proofErr w:type="spellEnd"/>
+      <w:r>
+        <w:rPr>
+          <w:sz w:val="28"/>
+          <w:szCs w:val="28"/>
+        </w:rPr>
+        <w:t xml:space="preserve"> </w:t>
+      </w:r>
+      <w:proofErr w:type="spellStart"/>
+      <w:r>
+        <w:rPr>
+          <w:sz w:val="28"/>
+          <w:szCs w:val="28"/>
+        </w:rPr>
+        <w:t>және</w:t>
+      </w:r>
+      <w:proofErr w:type="spellEnd"/>
+      <w:r>
+        <w:rPr>
+          <w:sz w:val="28"/>
+          <w:szCs w:val="28"/>
+        </w:rPr>
+        <w:t xml:space="preserve"> </w:t>
+      </w:r>
+      <w:proofErr w:type="spellStart"/>
+      <w:r>
+        <w:rPr>
+          <w:sz w:val="28"/>
+          <w:szCs w:val="28"/>
+        </w:rPr>
+        <w:t>кәсіпорындардағы</w:t>
+      </w:r>
+      <w:proofErr w:type="spellEnd"/>
+      <w:r>
+        <w:rPr>
+          <w:sz w:val="28"/>
+          <w:szCs w:val="28"/>
+        </w:rPr>
+        <w:t xml:space="preserve"> </w:t>
+      </w:r>
+      <w:proofErr w:type="spellStart"/>
+      <w:r>
+        <w:rPr>
+          <w:sz w:val="28"/>
+          <w:szCs w:val="28"/>
+        </w:rPr>
+        <w:t>құжат</w:t>
+      </w:r>
+      <w:proofErr w:type="spellEnd"/>
+      <w:r>
+        <w:rPr>
+          <w:sz w:val="28"/>
+          <w:szCs w:val="28"/>
+        </w:rPr>
+        <w:t xml:space="preserve"> </w:t>
+      </w:r>
+      <w:proofErr w:type="spellStart"/>
+      <w:r>
+        <w:rPr>
+          <w:sz w:val="28"/>
+          <w:szCs w:val="28"/>
+        </w:rPr>
+        <w:t>айналымын</w:t>
+      </w:r>
+      <w:proofErr w:type="spellEnd"/>
+      <w:r>
+        <w:rPr>
+          <w:sz w:val="28"/>
+          <w:szCs w:val="28"/>
+        </w:rPr>
+        <w:t xml:space="preserve"> </w:t>
+      </w:r>
+      <w:proofErr w:type="spellStart"/>
+      <w:r>
+        <w:rPr>
+          <w:sz w:val="28"/>
+          <w:szCs w:val="28"/>
+        </w:rPr>
+        <w:t>автоматтандыруға</w:t>
+      </w:r>
+      <w:proofErr w:type="spellEnd"/>
+      <w:r>
+        <w:rPr>
+          <w:sz w:val="28"/>
+          <w:szCs w:val="28"/>
+        </w:rPr>
+        <w:t xml:space="preserve"> </w:t>
+      </w:r>
+      <w:proofErr w:type="spellStart"/>
+      <w:r>
+        <w:rPr>
+          <w:sz w:val="28"/>
+          <w:szCs w:val="28"/>
+        </w:rPr>
+        <w:t>арналған</w:t>
+      </w:r>
+      <w:proofErr w:type="spellEnd"/>
+      <w:r>
+        <w:rPr>
+          <w:sz w:val="28"/>
+          <w:szCs w:val="28"/>
+        </w:rPr>
+        <w:t xml:space="preserve"> </w:t>
+      </w:r>
+      <w:proofErr w:type="spellStart"/>
+      <w:r>
+        <w:rPr>
+          <w:sz w:val="28"/>
+          <w:szCs w:val="28"/>
+        </w:rPr>
+        <w:t>кешенді</w:t>
+      </w:r>
+      <w:proofErr w:type="spellEnd"/>
+      <w:r>
+        <w:rPr>
+          <w:sz w:val="28"/>
+          <w:szCs w:val="28"/>
+        </w:rPr>
+        <w:t xml:space="preserve"> </w:t>
+      </w:r>
+      <w:proofErr w:type="spellStart"/>
+      <w:r>
+        <w:rPr>
+          <w:sz w:val="28"/>
+          <w:szCs w:val="28"/>
+        </w:rPr>
+        <w:t>шешім</w:t>
+      </w:r>
+      <w:proofErr w:type="spellEnd"/>
+      <w:r>
+        <w:rPr>
+          <w:sz w:val="28"/>
+          <w:szCs w:val="28"/>
+        </w:rPr>
+        <w:t xml:space="preserve"> </w:t>
+      </w:r>
+      <w:proofErr w:type="spellStart"/>
+      <w:r>
+        <w:rPr>
+          <w:sz w:val="28"/>
+          <w:szCs w:val="28"/>
+        </w:rPr>
+        <w:t>болып</w:t>
+      </w:r>
+      <w:proofErr w:type="spellEnd"/>
+      <w:r>
+        <w:rPr>
+          <w:sz w:val="28"/>
+          <w:szCs w:val="28"/>
+        </w:rPr>
+        <w:t xml:space="preserve"> </w:t>
+      </w:r>
+      <w:proofErr w:type="spellStart"/>
+      <w:r>
+        <w:rPr>
+          <w:sz w:val="28"/>
+          <w:szCs w:val="28"/>
+        </w:rPr>
+        <w:t>табылады</w:t>
+      </w:r>
+      <w:proofErr w:type="spellEnd"/>
+      <w:r>
+        <w:rPr>
+          <w:sz w:val="28"/>
+          <w:szCs w:val="28"/>
+        </w:rPr>
+        <w:t xml:space="preserve">. Ол </w:t>
+      </w:r>
+      <w:proofErr w:type="spellStart"/>
+      <w:r>
+        <w:rPr>
+          <w:sz w:val="28"/>
+          <w:szCs w:val="28"/>
+        </w:rPr>
+        <w:t>құжаттарды</w:t>
+      </w:r>
+      <w:proofErr w:type="spellEnd"/>
+      <w:r>
+        <w:rPr>
+          <w:sz w:val="28"/>
+          <w:szCs w:val="28"/>
+        </w:rPr>
+        <w:t xml:space="preserve"> </w:t>
+      </w:r>
+      <w:proofErr w:type="spellStart"/>
+      <w:r>
+        <w:rPr>
+          <w:sz w:val="28"/>
+          <w:szCs w:val="28"/>
+        </w:rPr>
+        <w:t>тіркеу</w:t>
+      </w:r>
+      <w:proofErr w:type="spellEnd"/>
+      <w:r>
+        <w:rPr>
+          <w:sz w:val="28"/>
+          <w:szCs w:val="28"/>
+        </w:rPr>
+        <w:t xml:space="preserve">, </w:t>
+      </w:r>
+      <w:proofErr w:type="spellStart"/>
+      <w:r>
+        <w:rPr>
+          <w:sz w:val="28"/>
+          <w:szCs w:val="28"/>
+        </w:rPr>
+        <w:t>келісу</w:t>
+      </w:r>
+      <w:proofErr w:type="spellEnd"/>
+      <w:r>
+        <w:rPr>
+          <w:sz w:val="28"/>
+          <w:szCs w:val="28"/>
+        </w:rPr>
+        <w:t xml:space="preserve">, </w:t>
+      </w:r>
+      <w:proofErr w:type="spellStart"/>
+      <w:r>
+        <w:rPr>
+          <w:sz w:val="28"/>
+          <w:szCs w:val="28"/>
+        </w:rPr>
+        <w:t>бекіту</w:t>
+      </w:r>
+      <w:proofErr w:type="spellEnd"/>
+      <w:r>
+        <w:rPr>
+          <w:sz w:val="28"/>
+          <w:szCs w:val="28"/>
+        </w:rPr>
+        <w:t xml:space="preserve">, </w:t>
+      </w:r>
+      <w:proofErr w:type="spellStart"/>
+      <w:r>
+        <w:rPr>
+          <w:sz w:val="28"/>
+          <w:szCs w:val="28"/>
+        </w:rPr>
+        <w:t>сақтау</w:t>
+      </w:r>
+      <w:proofErr w:type="spellEnd"/>
+      <w:r>
+        <w:rPr>
+          <w:sz w:val="28"/>
+          <w:szCs w:val="28"/>
+        </w:rPr>
+        <w:t xml:space="preserve"> </w:t>
+      </w:r>
+      <w:proofErr w:type="spellStart"/>
+      <w:r>
+        <w:rPr>
+          <w:sz w:val="28"/>
+          <w:szCs w:val="28"/>
+        </w:rPr>
+        <w:t>және</w:t>
+      </w:r>
+      <w:proofErr w:type="spellEnd"/>
+      <w:r>
+        <w:rPr>
+          <w:sz w:val="28"/>
+          <w:szCs w:val="28"/>
+        </w:rPr>
+        <w:t xml:space="preserve"> </w:t>
+      </w:r>
+      <w:proofErr w:type="spellStart"/>
+      <w:r>
+        <w:rPr>
+          <w:sz w:val="28"/>
+          <w:szCs w:val="28"/>
+        </w:rPr>
+        <w:t>бақылау</w:t>
+      </w:r>
+      <w:proofErr w:type="spellEnd"/>
+      <w:r>
+        <w:rPr>
+          <w:sz w:val="28"/>
+          <w:szCs w:val="28"/>
+        </w:rPr>
+        <w:t xml:space="preserve"> </w:t>
+      </w:r>
+      <w:proofErr w:type="spellStart"/>
+      <w:r>
+        <w:rPr>
+          <w:sz w:val="28"/>
+          <w:szCs w:val="28"/>
+        </w:rPr>
+        <w:t>процестерін</w:t>
+      </w:r>
+      <w:proofErr w:type="spellEnd"/>
+      <w:r>
+        <w:rPr>
+          <w:sz w:val="28"/>
+          <w:szCs w:val="28"/>
+        </w:rPr>
+        <w:t xml:space="preserve"> </w:t>
+      </w:r>
+      <w:proofErr w:type="spellStart"/>
+      <w:r>
+        <w:rPr>
+          <w:sz w:val="28"/>
+          <w:szCs w:val="28"/>
+        </w:rPr>
+        <w:t>автоматтандыруға</w:t>
+      </w:r>
+      <w:proofErr w:type="spellEnd"/>
+      <w:r>
+        <w:rPr>
+          <w:sz w:val="28"/>
+          <w:szCs w:val="28"/>
+        </w:rPr>
+        <w:t xml:space="preserve"> </w:t>
+      </w:r>
+      <w:proofErr w:type="spellStart"/>
+      <w:r>
+        <w:rPr>
+          <w:sz w:val="28"/>
+          <w:szCs w:val="28"/>
+        </w:rPr>
+        <w:t>мүмкіндік</w:t>
+      </w:r>
+      <w:proofErr w:type="spellEnd"/>
+      <w:r>
+        <w:rPr>
+          <w:sz w:val="28"/>
+          <w:szCs w:val="28"/>
+        </w:rPr>
+        <w:t xml:space="preserve"> </w:t>
+      </w:r>
+      <w:proofErr w:type="spellStart"/>
+      <w:r>
+        <w:rPr>
+          <w:sz w:val="28"/>
+          <w:szCs w:val="28"/>
+        </w:rPr>
+        <w:t>береді</w:t>
+      </w:r>
+      <w:proofErr w:type="spellEnd"/>
+      <w:r>
+        <w:rPr>
+          <w:sz w:val="28"/>
+          <w:szCs w:val="28"/>
+        </w:rPr>
+        <w:t>.</w:t>
+      </w:r>
+    </w:p>
+    <w:p>
+      <w:pPr>
+        <w:widowControl/>
+        <w:autoSpaceDE/>
+        <w:autoSpaceDN/>
+        <w:ind w:firstLine="709"/>
+        <w:jc w:val="both"/>
+        <w:rPr>
+          <w:sz w:val="28"/>
+          <w:szCs w:val="28"/>
+        </w:rPr>
+      </w:pPr>
+      <w:r>
+        <w:rPr>
+          <w:sz w:val="28"/>
+          <w:szCs w:val="28"/>
+        </w:rPr>
+        <w:t>1</w:t>
+      </w:r>
+      <w:proofErr w:type="gramStart"/>
+      <w:r>
+        <w:rPr>
+          <w:sz w:val="28"/>
+          <w:szCs w:val="28"/>
+        </w:rPr>
+        <w:t>С:Документооборот</w:t>
+      </w:r>
+      <w:proofErr w:type="gramEnd"/>
+      <w:r>
+        <w:rPr>
+          <w:sz w:val="28"/>
+          <w:szCs w:val="28"/>
+        </w:rPr>
+        <w:t xml:space="preserve"> </w:t>
+      </w:r>
+      <w:proofErr w:type="spellStart"/>
+      <w:r>
+        <w:rPr>
+          <w:sz w:val="28"/>
+          <w:szCs w:val="28"/>
+        </w:rPr>
+        <w:t>жүйесінің</w:t>
+      </w:r>
+      <w:proofErr w:type="spellEnd"/>
+      <w:r>
+        <w:rPr>
+          <w:sz w:val="28"/>
+          <w:szCs w:val="28"/>
+        </w:rPr>
+        <w:t xml:space="preserve"> </w:t>
+      </w:r>
+      <w:proofErr w:type="spellStart"/>
+      <w:r>
+        <w:rPr>
+          <w:sz w:val="28"/>
+          <w:szCs w:val="28"/>
+        </w:rPr>
+        <w:t>негізгі</w:t>
+      </w:r>
+      <w:proofErr w:type="spellEnd"/>
+      <w:r>
+        <w:rPr>
+          <w:sz w:val="28"/>
+          <w:szCs w:val="28"/>
+        </w:rPr>
+        <w:t xml:space="preserve"> </w:t>
+      </w:r>
+      <w:proofErr w:type="spellStart"/>
+      <w:r>
+        <w:rPr>
+          <w:sz w:val="28"/>
+          <w:szCs w:val="28"/>
+        </w:rPr>
+        <w:t>артықшылықтарының</w:t>
+      </w:r>
+      <w:proofErr w:type="spellEnd"/>
+      <w:r>
+        <w:rPr>
+          <w:sz w:val="28"/>
+          <w:szCs w:val="28"/>
+        </w:rPr>
+        <w:t xml:space="preserve"> </w:t>
+      </w:r>
+      <w:proofErr w:type="spellStart"/>
+      <w:r>
+        <w:rPr>
+          <w:sz w:val="28"/>
+          <w:szCs w:val="28"/>
+        </w:rPr>
+        <w:t>бірі</w:t>
+      </w:r>
+      <w:proofErr w:type="spellEnd"/>
+      <w:r>
+        <w:rPr>
+          <w:sz w:val="28"/>
+          <w:szCs w:val="28"/>
+        </w:rPr>
+        <w:t xml:space="preserve"> – </w:t>
+      </w:r>
+      <w:proofErr w:type="spellStart"/>
+      <w:r>
+        <w:rPr>
+          <w:sz w:val="28"/>
+          <w:szCs w:val="28"/>
+        </w:rPr>
+        <w:t>оның</w:t>
+      </w:r>
+      <w:proofErr w:type="spellEnd"/>
+      <w:r>
+        <w:rPr>
+          <w:sz w:val="28"/>
+          <w:szCs w:val="28"/>
+        </w:rPr>
+        <w:t xml:space="preserve"> </w:t>
+      </w:r>
+      <w:proofErr w:type="spellStart"/>
+      <w:r>
+        <w:rPr>
+          <w:sz w:val="28"/>
+          <w:szCs w:val="28"/>
+        </w:rPr>
+        <w:t>икемділігі</w:t>
+      </w:r>
+      <w:proofErr w:type="spellEnd"/>
+      <w:r>
+        <w:rPr>
+          <w:sz w:val="28"/>
+          <w:szCs w:val="28"/>
+        </w:rPr>
+        <w:t xml:space="preserve"> мен </w:t>
+      </w:r>
+      <w:proofErr w:type="spellStart"/>
+      <w:r>
+        <w:rPr>
+          <w:sz w:val="28"/>
+          <w:szCs w:val="28"/>
+        </w:rPr>
+        <w:t>бейімделгіштігі</w:t>
+      </w:r>
+      <w:proofErr w:type="spellEnd"/>
+      <w:r>
+        <w:rPr>
+          <w:sz w:val="28"/>
+          <w:szCs w:val="28"/>
+        </w:rPr>
+        <w:t xml:space="preserve">. </w:t>
+      </w:r>
+      <w:proofErr w:type="spellStart"/>
+      <w:r>
+        <w:rPr>
+          <w:sz w:val="28"/>
+          <w:szCs w:val="28"/>
+        </w:rPr>
+        <w:t>Жүйе</w:t>
+      </w:r>
+      <w:proofErr w:type="spellEnd"/>
+      <w:r>
+        <w:rPr>
+          <w:sz w:val="28"/>
+          <w:szCs w:val="28"/>
+        </w:rPr>
+        <w:t xml:space="preserve"> </w:t>
+      </w:r>
+      <w:proofErr w:type="spellStart"/>
+      <w:r>
+        <w:rPr>
+          <w:sz w:val="28"/>
+          <w:szCs w:val="28"/>
+        </w:rPr>
+        <w:t>әртүрлі</w:t>
+      </w:r>
+      <w:proofErr w:type="spellEnd"/>
+      <w:r>
+        <w:rPr>
+          <w:sz w:val="28"/>
+          <w:szCs w:val="28"/>
+        </w:rPr>
+        <w:t xml:space="preserve"> </w:t>
+      </w:r>
+      <w:proofErr w:type="spellStart"/>
+      <w:r>
+        <w:rPr>
+          <w:sz w:val="28"/>
+          <w:szCs w:val="28"/>
+        </w:rPr>
+        <w:t>ұйымдардың</w:t>
+      </w:r>
+      <w:proofErr w:type="spellEnd"/>
+      <w:r>
+        <w:rPr>
+          <w:sz w:val="28"/>
+          <w:szCs w:val="28"/>
+        </w:rPr>
+        <w:t xml:space="preserve"> </w:t>
+      </w:r>
+      <w:proofErr w:type="spellStart"/>
+      <w:r>
+        <w:rPr>
+          <w:sz w:val="28"/>
+          <w:szCs w:val="28"/>
+        </w:rPr>
+        <w:t>қажеттіліктеріне</w:t>
+      </w:r>
+      <w:proofErr w:type="spellEnd"/>
+      <w:r>
+        <w:rPr>
+          <w:sz w:val="28"/>
+          <w:szCs w:val="28"/>
+        </w:rPr>
+        <w:t xml:space="preserve"> </w:t>
+      </w:r>
+      <w:proofErr w:type="spellStart"/>
+      <w:r>
+        <w:rPr>
+          <w:sz w:val="28"/>
+          <w:szCs w:val="28"/>
+        </w:rPr>
+        <w:t>сәйкес</w:t>
+      </w:r>
+      <w:proofErr w:type="spellEnd"/>
+      <w:r>
+        <w:rPr>
+          <w:sz w:val="28"/>
+          <w:szCs w:val="28"/>
+        </w:rPr>
+        <w:t xml:space="preserve"> </w:t>
+      </w:r>
+      <w:proofErr w:type="spellStart"/>
+      <w:r>
+        <w:rPr>
+          <w:sz w:val="28"/>
+          <w:szCs w:val="28"/>
+        </w:rPr>
+        <w:t>конфигурациялануы</w:t>
+      </w:r>
+      <w:proofErr w:type="spellEnd"/>
+      <w:r>
+        <w:rPr>
+          <w:sz w:val="28"/>
+          <w:szCs w:val="28"/>
+        </w:rPr>
+        <w:t xml:space="preserve"> </w:t>
+      </w:r>
+      <w:proofErr w:type="spellStart"/>
+      <w:r>
+        <w:rPr>
+          <w:sz w:val="28"/>
+          <w:szCs w:val="28"/>
+        </w:rPr>
+        <w:t>мүмкін</w:t>
+      </w:r>
+      <w:proofErr w:type="spellEnd"/>
+      <w:r>
+        <w:rPr>
+          <w:sz w:val="28"/>
+          <w:szCs w:val="28"/>
+        </w:rPr>
+        <w:t xml:space="preserve">. </w:t>
+      </w:r>
+      <w:proofErr w:type="spellStart"/>
+      <w:r>
+        <w:rPr>
+          <w:sz w:val="28"/>
+          <w:szCs w:val="28"/>
+        </w:rPr>
+        <w:t>Сонымен</w:t>
+      </w:r>
+      <w:proofErr w:type="spellEnd"/>
+      <w:r>
+        <w:rPr>
+          <w:sz w:val="28"/>
+          <w:szCs w:val="28"/>
+        </w:rPr>
+        <w:t xml:space="preserve"> </w:t>
+      </w:r>
+      <w:proofErr w:type="spellStart"/>
+      <w:r>
+        <w:rPr>
+          <w:sz w:val="28"/>
+          <w:szCs w:val="28"/>
+        </w:rPr>
+        <w:t>қатар</w:t>
+      </w:r>
+      <w:proofErr w:type="spellEnd"/>
+      <w:r>
+        <w:rPr>
+          <w:sz w:val="28"/>
+          <w:szCs w:val="28"/>
+        </w:rPr>
+        <w:t xml:space="preserve">, </w:t>
+      </w:r>
+      <w:proofErr w:type="spellStart"/>
+      <w:r>
+        <w:rPr>
+          <w:sz w:val="28"/>
+          <w:szCs w:val="28"/>
+        </w:rPr>
+        <w:t>ол</w:t>
+      </w:r>
+      <w:proofErr w:type="spellEnd"/>
+      <w:r>
+        <w:rPr>
+          <w:sz w:val="28"/>
+          <w:szCs w:val="28"/>
+        </w:rPr>
+        <w:t xml:space="preserve"> </w:t>
+      </w:r>
+      <w:proofErr w:type="spellStart"/>
+      <w:r>
+        <w:rPr>
+          <w:sz w:val="28"/>
+          <w:szCs w:val="28"/>
+        </w:rPr>
+        <w:t>басқа</w:t>
+      </w:r>
+      <w:proofErr w:type="spellEnd"/>
+      <w:r>
+        <w:rPr>
+          <w:sz w:val="28"/>
+          <w:szCs w:val="28"/>
+        </w:rPr>
+        <w:t xml:space="preserve"> 1С </w:t>
+      </w:r>
+      <w:proofErr w:type="spellStart"/>
+      <w:r>
+        <w:rPr>
+          <w:sz w:val="28"/>
+          <w:szCs w:val="28"/>
+        </w:rPr>
+        <w:t>өнімдерімен</w:t>
+      </w:r>
+      <w:proofErr w:type="spellEnd"/>
+      <w:r>
+        <w:rPr>
+          <w:sz w:val="28"/>
+          <w:szCs w:val="28"/>
+        </w:rPr>
+        <w:t xml:space="preserve"> </w:t>
+      </w:r>
+      <w:proofErr w:type="spellStart"/>
+      <w:r>
+        <w:rPr>
+          <w:sz w:val="28"/>
+          <w:szCs w:val="28"/>
+        </w:rPr>
+        <w:t>оңай</w:t>
+      </w:r>
+      <w:proofErr w:type="spellEnd"/>
+      <w:r>
+        <w:rPr>
+          <w:sz w:val="28"/>
+          <w:szCs w:val="28"/>
+        </w:rPr>
+        <w:t xml:space="preserve"> </w:t>
+      </w:r>
+      <w:proofErr w:type="spellStart"/>
+      <w:r>
+        <w:rPr>
+          <w:sz w:val="28"/>
+          <w:szCs w:val="28"/>
+        </w:rPr>
+        <w:t>интеграцияланады</w:t>
+      </w:r>
+      <w:proofErr w:type="spellEnd"/>
+      <w:r>
+        <w:rPr>
+          <w:sz w:val="28"/>
+          <w:szCs w:val="28"/>
+        </w:rPr>
+        <w:t xml:space="preserve">, </w:t>
+      </w:r>
+      <w:proofErr w:type="spellStart"/>
+      <w:r>
+        <w:rPr>
+          <w:sz w:val="28"/>
+          <w:szCs w:val="28"/>
+        </w:rPr>
+        <w:t>бұл</w:t>
+      </w:r>
+      <w:proofErr w:type="spellEnd"/>
+      <w:r>
+        <w:rPr>
+          <w:sz w:val="28"/>
+          <w:szCs w:val="28"/>
+        </w:rPr>
+        <w:t xml:space="preserve"> </w:t>
+      </w:r>
+      <w:proofErr w:type="spellStart"/>
+      <w:r>
+        <w:rPr>
+          <w:sz w:val="28"/>
+          <w:szCs w:val="28"/>
+        </w:rPr>
+        <w:t>кәсіпорынның</w:t>
+      </w:r>
+      <w:proofErr w:type="spellEnd"/>
+      <w:r>
+        <w:rPr>
+          <w:sz w:val="28"/>
+          <w:szCs w:val="28"/>
+        </w:rPr>
+        <w:t xml:space="preserve"> </w:t>
+      </w:r>
+      <w:proofErr w:type="spellStart"/>
+      <w:r>
+        <w:rPr>
+          <w:sz w:val="28"/>
+          <w:szCs w:val="28"/>
+        </w:rPr>
+        <w:t>ақпараттық</w:t>
+      </w:r>
+      <w:proofErr w:type="spellEnd"/>
+      <w:r>
+        <w:rPr>
+          <w:sz w:val="28"/>
+          <w:szCs w:val="28"/>
+        </w:rPr>
+        <w:t xml:space="preserve"> </w:t>
+      </w:r>
+      <w:proofErr w:type="spellStart"/>
+      <w:r>
+        <w:rPr>
+          <w:sz w:val="28"/>
+          <w:szCs w:val="28"/>
+        </w:rPr>
+        <w:t>жүйелерін</w:t>
+      </w:r>
+      <w:proofErr w:type="spellEnd"/>
+      <w:r>
+        <w:rPr>
+          <w:sz w:val="28"/>
+          <w:szCs w:val="28"/>
+        </w:rPr>
+        <w:t xml:space="preserve"> </w:t>
+      </w:r>
+      <w:proofErr w:type="spellStart"/>
+      <w:r>
+        <w:rPr>
+          <w:sz w:val="28"/>
+          <w:szCs w:val="28"/>
+        </w:rPr>
+        <w:t>біртұтас</w:t>
+      </w:r>
+      <w:proofErr w:type="spellEnd"/>
+      <w:r>
+        <w:rPr>
+          <w:sz w:val="28"/>
+          <w:szCs w:val="28"/>
+        </w:rPr>
+        <w:t xml:space="preserve"> </w:t>
+      </w:r>
+      <w:proofErr w:type="spellStart"/>
+      <w:r>
+        <w:rPr>
+          <w:sz w:val="28"/>
+          <w:szCs w:val="28"/>
+        </w:rPr>
+        <w:t>ортада</w:t>
+      </w:r>
+      <w:proofErr w:type="spellEnd"/>
+      <w:r>
+        <w:rPr>
+          <w:sz w:val="28"/>
+          <w:szCs w:val="28"/>
+        </w:rPr>
+        <w:t xml:space="preserve"> </w:t>
+      </w:r>
+      <w:proofErr w:type="spellStart"/>
+      <w:r>
+        <w:rPr>
+          <w:sz w:val="28"/>
+          <w:szCs w:val="28"/>
+        </w:rPr>
+        <w:t>біріктіруге</w:t>
+      </w:r>
+      <w:proofErr w:type="spellEnd"/>
+      <w:r>
+        <w:rPr>
+          <w:sz w:val="28"/>
+          <w:szCs w:val="28"/>
+        </w:rPr>
+        <w:t xml:space="preserve"> </w:t>
+      </w:r>
+      <w:proofErr w:type="spellStart"/>
+      <w:r>
+        <w:rPr>
+          <w:sz w:val="28"/>
+          <w:szCs w:val="28"/>
+        </w:rPr>
+        <w:t>мүмкіндік</w:t>
+      </w:r>
+      <w:proofErr w:type="spellEnd"/>
+      <w:r>
+        <w:rPr>
+          <w:sz w:val="28"/>
+          <w:szCs w:val="28"/>
+        </w:rPr>
+        <w:t xml:space="preserve"> </w:t>
+      </w:r>
+      <w:proofErr w:type="spellStart"/>
+      <w:r>
+        <w:rPr>
+          <w:sz w:val="28"/>
+          <w:szCs w:val="28"/>
+        </w:rPr>
+        <w:t>береді</w:t>
+      </w:r>
+      <w:proofErr w:type="spellEnd"/>
+      <w:r>
+        <w:rPr>
+          <w:sz w:val="28"/>
+          <w:szCs w:val="28"/>
+        </w:rPr>
+        <w:t>.</w:t>
+      </w:r>
+    </w:p>
+    <w:p>
+      <w:pPr>
+        <w:pStyle w:val="a7"/>
+        <w:widowControl/>
+        <w:autoSpaceDE/>
+        <w:autoSpaceDN/>
+        <w:rPr>
+          <w:sz w:val="28"/>
+          <w:szCs w:val="28"/>
+        </w:rPr>
+      </w:pPr>
+      <w:proofErr w:type="spellStart"/>
+      <w:r>
+        <w:rPr>
+          <w:sz w:val="28"/>
+          <w:szCs w:val="28"/>
+        </w:rPr>
+        <w:t>Жүйенің</w:t>
+      </w:r>
+      <w:proofErr w:type="spellEnd"/>
+      <w:r>
+        <w:rPr>
+          <w:sz w:val="28"/>
+          <w:szCs w:val="28"/>
+        </w:rPr>
+        <w:t xml:space="preserve"> </w:t>
+      </w:r>
+      <w:proofErr w:type="spellStart"/>
+      <w:r>
+        <w:rPr>
+          <w:sz w:val="28"/>
+          <w:szCs w:val="28"/>
+        </w:rPr>
+        <w:t>негізгі</w:t>
+      </w:r>
+      <w:proofErr w:type="spellEnd"/>
+      <w:r>
+        <w:rPr>
+          <w:sz w:val="28"/>
+          <w:szCs w:val="28"/>
+        </w:rPr>
+        <w:t xml:space="preserve"> </w:t>
+      </w:r>
+      <w:proofErr w:type="spellStart"/>
+      <w:r>
+        <w:rPr>
+          <w:sz w:val="28"/>
+          <w:szCs w:val="28"/>
+        </w:rPr>
+        <w:t>функционалдық</w:t>
+      </w:r>
+      <w:proofErr w:type="spellEnd"/>
+      <w:r>
+        <w:rPr>
+          <w:sz w:val="28"/>
+          <w:szCs w:val="28"/>
+        </w:rPr>
+        <w:t xml:space="preserve"> </w:t>
+      </w:r>
+      <w:proofErr w:type="spellStart"/>
+      <w:r>
+        <w:rPr>
+          <w:sz w:val="28"/>
+          <w:szCs w:val="28"/>
+        </w:rPr>
+        <w:t>мүмкіндіктеріне</w:t>
+      </w:r>
+      <w:proofErr w:type="spellEnd"/>
+      <w:r>
+        <w:rPr>
+          <w:sz w:val="28"/>
+          <w:szCs w:val="28"/>
+        </w:rPr>
+        <w:t xml:space="preserve"> </w:t>
+      </w:r>
+      <w:proofErr w:type="spellStart"/>
+      <w:r>
+        <w:rPr>
+          <w:sz w:val="28"/>
+          <w:szCs w:val="28"/>
+        </w:rPr>
+        <w:t>мыналар</w:t>
+      </w:r>
+      <w:proofErr w:type="spellEnd"/>
+      <w:r>
+        <w:rPr>
+          <w:sz w:val="28"/>
+          <w:szCs w:val="28"/>
+        </w:rPr>
+        <w:t xml:space="preserve"> </w:t>
+      </w:r>
+      <w:proofErr w:type="spellStart"/>
+      <w:r>
+        <w:rPr>
+          <w:sz w:val="28"/>
+          <w:szCs w:val="28"/>
+        </w:rPr>
+        <w:t>жатады</w:t>
+      </w:r>
+      <w:proofErr w:type="spellEnd"/>
+      <w:r>
+        <w:rPr>
+          <w:sz w:val="28"/>
+          <w:szCs w:val="28"/>
+        </w:rPr>
+        <w:t>:</w:t>
+      </w:r>
+      <w:r>
+        <w:rPr>
+          <w:sz w:val="28"/>
+          <w:szCs w:val="28"/>
+        </w:rPr>
+        <w:br/>
+      </w:r>
+      <w:r>
+        <w:rPr>
+          <w:sz w:val="28"/>
+          <w:szCs w:val="28"/>
+          <w:lang w:val="kk-KZ"/>
+        </w:rPr>
+        <w:t>-</w:t>
+      </w:r>
+      <w:r>
+        <w:rPr>
+          <w:sz w:val="28"/>
+          <w:szCs w:val="28"/>
+        </w:rPr>
+        <w:t xml:space="preserve"> </w:t>
+      </w:r>
+      <w:proofErr w:type="spellStart"/>
+      <w:r>
+        <w:rPr>
+          <w:sz w:val="28"/>
+          <w:szCs w:val="28"/>
+        </w:rPr>
+        <w:t>кіріс</w:t>
+      </w:r>
+      <w:proofErr w:type="spellEnd"/>
+      <w:r>
+        <w:rPr>
+          <w:sz w:val="28"/>
+          <w:szCs w:val="28"/>
+        </w:rPr>
+        <w:t xml:space="preserve">, </w:t>
+      </w:r>
+      <w:proofErr w:type="spellStart"/>
+      <w:r>
+        <w:rPr>
+          <w:sz w:val="28"/>
+          <w:szCs w:val="28"/>
+        </w:rPr>
+        <w:t>шығыс</w:t>
+      </w:r>
+      <w:proofErr w:type="spellEnd"/>
+      <w:r>
+        <w:rPr>
+          <w:sz w:val="28"/>
+          <w:szCs w:val="28"/>
+        </w:rPr>
+        <w:t xml:space="preserve"> </w:t>
+      </w:r>
+      <w:proofErr w:type="spellStart"/>
+      <w:r>
+        <w:rPr>
+          <w:sz w:val="28"/>
+          <w:szCs w:val="28"/>
+        </w:rPr>
+        <w:t>және</w:t>
+      </w:r>
+      <w:proofErr w:type="spellEnd"/>
+      <w:r>
+        <w:rPr>
+          <w:sz w:val="28"/>
+          <w:szCs w:val="28"/>
+        </w:rPr>
+        <w:t xml:space="preserve"> </w:t>
+      </w:r>
+      <w:proofErr w:type="spellStart"/>
+      <w:r>
+        <w:rPr>
+          <w:sz w:val="28"/>
+          <w:szCs w:val="28"/>
+        </w:rPr>
+        <w:t>ішкі</w:t>
+      </w:r>
+      <w:proofErr w:type="spellEnd"/>
+      <w:r>
+        <w:rPr>
+          <w:sz w:val="28"/>
+          <w:szCs w:val="28"/>
+        </w:rPr>
+        <w:t xml:space="preserve"> </w:t>
+      </w:r>
+      <w:proofErr w:type="spellStart"/>
+      <w:r>
+        <w:rPr>
+          <w:sz w:val="28"/>
+          <w:szCs w:val="28"/>
+        </w:rPr>
+        <w:t>құжаттарды</w:t>
+      </w:r>
+      <w:proofErr w:type="spellEnd"/>
+      <w:r>
+        <w:rPr>
+          <w:sz w:val="28"/>
+          <w:szCs w:val="28"/>
+        </w:rPr>
+        <w:t xml:space="preserve"> </w:t>
+      </w:r>
+      <w:proofErr w:type="spellStart"/>
+      <w:r>
+        <w:rPr>
+          <w:sz w:val="28"/>
+          <w:szCs w:val="28"/>
+        </w:rPr>
+        <w:t>тіркеу</w:t>
+      </w:r>
+      <w:proofErr w:type="spellEnd"/>
+      <w:r>
+        <w:rPr>
+          <w:sz w:val="28"/>
+          <w:szCs w:val="28"/>
+        </w:rPr>
+        <w:t>;</w:t>
+      </w:r>
+      <w:r>
+        <w:rPr>
+          <w:sz w:val="28"/>
+          <w:szCs w:val="28"/>
+        </w:rPr>
+        <w:br/>
+      </w:r>
+      <w:r>
+        <w:rPr>
+          <w:sz w:val="28"/>
+          <w:szCs w:val="28"/>
+          <w:lang w:val="kk-KZ"/>
+        </w:rPr>
+        <w:t>-</w:t>
+      </w:r>
+      <w:r>
+        <w:rPr>
+          <w:sz w:val="28"/>
+          <w:szCs w:val="28"/>
+        </w:rPr>
+        <w:t xml:space="preserve"> </w:t>
+      </w:r>
+      <w:proofErr w:type="spellStart"/>
+      <w:r>
+        <w:rPr>
+          <w:sz w:val="28"/>
+          <w:szCs w:val="28"/>
+        </w:rPr>
+        <w:t>құжаттарды</w:t>
+      </w:r>
+      <w:proofErr w:type="spellEnd"/>
+      <w:r>
+        <w:rPr>
+          <w:sz w:val="28"/>
+          <w:szCs w:val="28"/>
+        </w:rPr>
+        <w:t xml:space="preserve"> </w:t>
+      </w:r>
+      <w:proofErr w:type="spellStart"/>
+      <w:r>
+        <w:rPr>
+          <w:sz w:val="28"/>
+          <w:szCs w:val="28"/>
+        </w:rPr>
+        <w:t>келісу</w:t>
+      </w:r>
+      <w:proofErr w:type="spellEnd"/>
+      <w:r>
+        <w:rPr>
+          <w:sz w:val="28"/>
+          <w:szCs w:val="28"/>
+        </w:rPr>
+        <w:t xml:space="preserve"> </w:t>
+      </w:r>
+      <w:proofErr w:type="spellStart"/>
+      <w:r>
+        <w:rPr>
+          <w:sz w:val="28"/>
+          <w:szCs w:val="28"/>
+        </w:rPr>
+        <w:t>және</w:t>
+      </w:r>
+      <w:proofErr w:type="spellEnd"/>
+      <w:r>
+        <w:rPr>
+          <w:sz w:val="28"/>
+          <w:szCs w:val="28"/>
+        </w:rPr>
+        <w:t xml:space="preserve"> </w:t>
+      </w:r>
+      <w:proofErr w:type="spellStart"/>
+      <w:r>
+        <w:rPr>
+          <w:sz w:val="28"/>
+          <w:szCs w:val="28"/>
+        </w:rPr>
+        <w:t>бекіту</w:t>
+      </w:r>
+      <w:proofErr w:type="spellEnd"/>
+      <w:r>
+        <w:rPr>
+          <w:sz w:val="28"/>
+          <w:szCs w:val="28"/>
+        </w:rPr>
+        <w:t xml:space="preserve"> </w:t>
+      </w:r>
+      <w:proofErr w:type="spellStart"/>
+      <w:r>
+        <w:rPr>
+          <w:sz w:val="28"/>
+          <w:szCs w:val="28"/>
+        </w:rPr>
+        <w:t>процестерін</w:t>
+      </w:r>
+      <w:proofErr w:type="spellEnd"/>
+      <w:r>
+        <w:rPr>
+          <w:sz w:val="28"/>
+          <w:szCs w:val="28"/>
+        </w:rPr>
+        <w:t xml:space="preserve"> </w:t>
+      </w:r>
+      <w:proofErr w:type="spellStart"/>
+      <w:r>
+        <w:rPr>
+          <w:sz w:val="28"/>
+          <w:szCs w:val="28"/>
+        </w:rPr>
+        <w:t>автоматтандыру</w:t>
+      </w:r>
+      <w:proofErr w:type="spellEnd"/>
+      <w:r>
+        <w:rPr>
+          <w:sz w:val="28"/>
+          <w:szCs w:val="28"/>
+        </w:rPr>
+        <w:t>;</w:t>
+      </w:r>
+      <w:r>
+        <w:rPr>
+          <w:sz w:val="28"/>
+          <w:szCs w:val="28"/>
+        </w:rPr>
+        <w:br/>
+      </w:r>
+      <w:r>
+        <w:rPr>
+          <w:sz w:val="28"/>
+          <w:szCs w:val="28"/>
+          <w:lang w:val="kk-KZ"/>
+        </w:rPr>
+        <w:t>-</w:t>
+      </w:r>
+      <w:r>
+        <w:rPr>
+          <w:sz w:val="28"/>
+          <w:szCs w:val="28"/>
+        </w:rPr>
+        <w:t xml:space="preserve"> </w:t>
+      </w:r>
+      <w:proofErr w:type="spellStart"/>
+      <w:r>
+        <w:rPr>
+          <w:sz w:val="28"/>
+          <w:szCs w:val="28"/>
+        </w:rPr>
+        <w:t>тапсырмаларды</w:t>
+      </w:r>
+      <w:proofErr w:type="spellEnd"/>
+      <w:r>
+        <w:rPr>
+          <w:sz w:val="28"/>
+          <w:szCs w:val="28"/>
+        </w:rPr>
+        <w:t xml:space="preserve"> </w:t>
+      </w:r>
+      <w:proofErr w:type="spellStart"/>
+      <w:r>
+        <w:rPr>
+          <w:sz w:val="28"/>
+          <w:szCs w:val="28"/>
+        </w:rPr>
+        <w:t>құру</w:t>
+      </w:r>
+      <w:proofErr w:type="spellEnd"/>
+      <w:r>
+        <w:rPr>
+          <w:sz w:val="28"/>
+          <w:szCs w:val="28"/>
+        </w:rPr>
+        <w:t xml:space="preserve"> </w:t>
+      </w:r>
+      <w:proofErr w:type="spellStart"/>
+      <w:r>
+        <w:rPr>
+          <w:sz w:val="28"/>
+          <w:szCs w:val="28"/>
+        </w:rPr>
+        <w:t>және</w:t>
+      </w:r>
+      <w:proofErr w:type="spellEnd"/>
+      <w:r>
+        <w:rPr>
+          <w:sz w:val="28"/>
+          <w:szCs w:val="28"/>
+        </w:rPr>
+        <w:t xml:space="preserve"> </w:t>
+      </w:r>
+      <w:proofErr w:type="spellStart"/>
+      <w:r>
+        <w:rPr>
+          <w:sz w:val="28"/>
+          <w:szCs w:val="28"/>
+        </w:rPr>
+        <w:t>орындауды</w:t>
+      </w:r>
+      <w:proofErr w:type="spellEnd"/>
+      <w:r>
+        <w:rPr>
+          <w:sz w:val="28"/>
+          <w:szCs w:val="28"/>
+        </w:rPr>
+        <w:t xml:space="preserve"> </w:t>
+      </w:r>
+      <w:proofErr w:type="spellStart"/>
+      <w:r>
+        <w:rPr>
+          <w:sz w:val="28"/>
+          <w:szCs w:val="28"/>
+        </w:rPr>
+        <w:t>бақылау</w:t>
+      </w:r>
+      <w:proofErr w:type="spellEnd"/>
+      <w:r>
+        <w:rPr>
+          <w:sz w:val="28"/>
+          <w:szCs w:val="28"/>
+        </w:rPr>
+        <w:t>;</w:t>
+      </w:r>
+      <w:r>
+        <w:rPr>
+          <w:sz w:val="28"/>
+          <w:szCs w:val="28"/>
+        </w:rPr>
+        <w:br/>
+      </w:r>
+      <w:r>
+        <w:rPr>
+          <w:sz w:val="28"/>
+          <w:szCs w:val="28"/>
+          <w:lang w:val="kk-KZ"/>
+        </w:rPr>
+        <w:t>-</w:t>
+      </w:r>
+      <w:r>
+        <w:rPr>
+          <w:sz w:val="28"/>
+          <w:szCs w:val="28"/>
+        </w:rPr>
+        <w:t xml:space="preserve"> </w:t>
+      </w:r>
+      <w:proofErr w:type="spellStart"/>
+      <w:r>
+        <w:rPr>
+          <w:sz w:val="28"/>
+          <w:szCs w:val="28"/>
+        </w:rPr>
+        <w:t>құжаттардың</w:t>
+      </w:r>
+      <w:proofErr w:type="spellEnd"/>
+      <w:r>
+        <w:rPr>
+          <w:sz w:val="28"/>
+          <w:szCs w:val="28"/>
+        </w:rPr>
+        <w:t xml:space="preserve"> </w:t>
+      </w:r>
+      <w:proofErr w:type="spellStart"/>
+      <w:r>
+        <w:rPr>
+          <w:sz w:val="28"/>
+          <w:szCs w:val="28"/>
+        </w:rPr>
+        <w:t>орындалу</w:t>
+      </w:r>
+      <w:proofErr w:type="spellEnd"/>
+      <w:r>
+        <w:rPr>
+          <w:sz w:val="28"/>
+          <w:szCs w:val="28"/>
+        </w:rPr>
+        <w:t xml:space="preserve"> </w:t>
+      </w:r>
+      <w:proofErr w:type="spellStart"/>
+      <w:r>
+        <w:rPr>
+          <w:sz w:val="28"/>
+          <w:szCs w:val="28"/>
+        </w:rPr>
+        <w:t>мерзімдерін</w:t>
+      </w:r>
+      <w:proofErr w:type="spellEnd"/>
+      <w:r>
+        <w:rPr>
+          <w:sz w:val="28"/>
+          <w:szCs w:val="28"/>
+        </w:rPr>
+        <w:t xml:space="preserve"> </w:t>
+      </w:r>
+      <w:proofErr w:type="spellStart"/>
+      <w:r>
+        <w:rPr>
+          <w:sz w:val="28"/>
+          <w:szCs w:val="28"/>
+        </w:rPr>
+        <w:t>бақылау</w:t>
+      </w:r>
+      <w:proofErr w:type="spellEnd"/>
+      <w:r>
+        <w:rPr>
+          <w:sz w:val="28"/>
+          <w:szCs w:val="28"/>
+        </w:rPr>
+        <w:t>;</w:t>
+      </w:r>
+      <w:r>
+        <w:rPr>
+          <w:sz w:val="28"/>
+          <w:szCs w:val="28"/>
+        </w:rPr>
+        <w:br/>
+      </w:r>
+      <w:r>
+        <w:rPr>
+          <w:sz w:val="28"/>
+          <w:szCs w:val="28"/>
+          <w:lang w:val="kk-KZ"/>
+        </w:rPr>
+        <w:t>-</w:t>
+      </w:r>
+      <w:r>
+        <w:rPr>
+          <w:sz w:val="28"/>
+          <w:szCs w:val="28"/>
+        </w:rPr>
+        <w:t xml:space="preserve"> </w:t>
+      </w:r>
+      <w:proofErr w:type="spellStart"/>
+      <w:r>
+        <w:rPr>
+          <w:sz w:val="28"/>
+          <w:szCs w:val="28"/>
+        </w:rPr>
+        <w:t>пайдаланушылар</w:t>
+      </w:r>
+      <w:proofErr w:type="spellEnd"/>
+      <w:r>
+        <w:rPr>
+          <w:sz w:val="28"/>
+          <w:szCs w:val="28"/>
+        </w:rPr>
+        <w:t xml:space="preserve"> </w:t>
+      </w:r>
+      <w:proofErr w:type="spellStart"/>
+      <w:r>
+        <w:rPr>
+          <w:sz w:val="28"/>
+          <w:szCs w:val="28"/>
+        </w:rPr>
+        <w:t>арасындағы</w:t>
+      </w:r>
+      <w:proofErr w:type="spellEnd"/>
+      <w:r>
+        <w:rPr>
+          <w:sz w:val="28"/>
+          <w:szCs w:val="28"/>
+        </w:rPr>
+        <w:t xml:space="preserve"> </w:t>
+      </w:r>
+      <w:proofErr w:type="spellStart"/>
+      <w:r>
+        <w:rPr>
+          <w:sz w:val="28"/>
+          <w:szCs w:val="28"/>
+        </w:rPr>
+        <w:t>өзара</w:t>
+      </w:r>
+      <w:proofErr w:type="spellEnd"/>
+      <w:r>
+        <w:rPr>
+          <w:sz w:val="28"/>
+          <w:szCs w:val="28"/>
+        </w:rPr>
+        <w:t xml:space="preserve"> </w:t>
+      </w:r>
+      <w:proofErr w:type="spellStart"/>
+      <w:r>
+        <w:rPr>
+          <w:sz w:val="28"/>
+          <w:szCs w:val="28"/>
+        </w:rPr>
+        <w:t>әрекеттесуді</w:t>
+      </w:r>
+      <w:proofErr w:type="spellEnd"/>
+      <w:r>
+        <w:rPr>
+          <w:sz w:val="28"/>
+          <w:szCs w:val="28"/>
+        </w:rPr>
+        <w:t xml:space="preserve"> </w:t>
+      </w:r>
+      <w:proofErr w:type="spellStart"/>
+      <w:r>
+        <w:rPr>
+          <w:sz w:val="28"/>
+          <w:szCs w:val="28"/>
+        </w:rPr>
+        <w:t>ұйымдастыру</w:t>
+      </w:r>
+      <w:proofErr w:type="spellEnd"/>
+      <w:r>
+        <w:rPr>
+          <w:sz w:val="28"/>
+          <w:szCs w:val="28"/>
+        </w:rPr>
+        <w:t>;</w:t>
+      </w:r>
+      <w:r>
+        <w:rPr>
+          <w:sz w:val="28"/>
+          <w:szCs w:val="28"/>
+        </w:rPr>
+        <w:br/>
+      </w:r>
+      <w:r>
+        <w:rPr>
+          <w:sz w:val="28"/>
+          <w:szCs w:val="28"/>
+          <w:lang w:val="kk-KZ"/>
+        </w:rPr>
+        <w:t>-</w:t>
+      </w:r>
+      <w:r>
+        <w:rPr>
+          <w:sz w:val="28"/>
+          <w:szCs w:val="28"/>
+        </w:rPr>
+        <w:t xml:space="preserve"> </w:t>
+      </w:r>
+      <w:proofErr w:type="spellStart"/>
+      <w:r>
+        <w:rPr>
+          <w:sz w:val="28"/>
+          <w:szCs w:val="28"/>
+        </w:rPr>
+        <w:t>есептер</w:t>
+      </w:r>
+      <w:proofErr w:type="spellEnd"/>
+      <w:r>
+        <w:rPr>
+          <w:sz w:val="28"/>
+          <w:szCs w:val="28"/>
+        </w:rPr>
+        <w:t xml:space="preserve"> мен </w:t>
+      </w:r>
+      <w:proofErr w:type="spellStart"/>
+      <w:r>
+        <w:rPr>
+          <w:sz w:val="28"/>
+          <w:szCs w:val="28"/>
+        </w:rPr>
+        <w:t>аналитикалық</w:t>
+      </w:r>
+      <w:proofErr w:type="spellEnd"/>
+      <w:r>
+        <w:rPr>
+          <w:sz w:val="28"/>
+          <w:szCs w:val="28"/>
+        </w:rPr>
+        <w:t xml:space="preserve"> </w:t>
+      </w:r>
+      <w:proofErr w:type="spellStart"/>
+      <w:r>
+        <w:rPr>
+          <w:sz w:val="28"/>
+          <w:szCs w:val="28"/>
+        </w:rPr>
+        <w:t>ақпараттарды</w:t>
+      </w:r>
+      <w:proofErr w:type="spellEnd"/>
+      <w:r>
+        <w:rPr>
+          <w:sz w:val="28"/>
+          <w:szCs w:val="28"/>
+        </w:rPr>
+        <w:t xml:space="preserve"> </w:t>
+      </w:r>
+      <w:proofErr w:type="spellStart"/>
+      <w:r>
+        <w:rPr>
+          <w:sz w:val="28"/>
+          <w:szCs w:val="28"/>
+        </w:rPr>
+        <w:t>қалыптастыру</w:t>
+      </w:r>
+      <w:proofErr w:type="spellEnd"/>
+      <w:r>
+        <w:rPr>
+          <w:sz w:val="28"/>
+          <w:szCs w:val="28"/>
+        </w:rPr>
+        <w:t>.</w:t>
+      </w:r>
+    </w:p>
+    <w:p>
+      <w:pPr>
+        <w:widowControl/>
+        <w:autoSpaceDE/>
+        <w:autoSpaceDN/>
+        <w:ind w:firstLine="709"/>
+        <w:jc w:val="both"/>
+        <w:rPr>
+          <w:sz w:val="28"/>
+          <w:szCs w:val="28"/>
+        </w:rPr>
+      </w:pPr>
+      <w:r>
+        <w:rPr>
+          <w:sz w:val="28"/>
+          <w:szCs w:val="28"/>
+        </w:rPr>
+        <w:t>1</w:t>
+      </w:r>
+      <w:proofErr w:type="gramStart"/>
+      <w:r>
+        <w:rPr>
+          <w:sz w:val="28"/>
+          <w:szCs w:val="28"/>
+        </w:rPr>
+        <w:t>С:Документооборот</w:t>
+      </w:r>
+      <w:proofErr w:type="gramEnd"/>
+      <w:r>
+        <w:rPr>
+          <w:sz w:val="28"/>
+          <w:szCs w:val="28"/>
+        </w:rPr>
+        <w:t xml:space="preserve"> </w:t>
+      </w:r>
+      <w:proofErr w:type="spellStart"/>
+      <w:r>
+        <w:rPr>
+          <w:sz w:val="28"/>
+          <w:szCs w:val="28"/>
+        </w:rPr>
+        <w:t>жүйесінде</w:t>
+      </w:r>
+      <w:proofErr w:type="spellEnd"/>
+      <w:r>
+        <w:rPr>
+          <w:sz w:val="28"/>
+          <w:szCs w:val="28"/>
+        </w:rPr>
+        <w:t xml:space="preserve"> бизнес-</w:t>
+      </w:r>
+      <w:proofErr w:type="spellStart"/>
+      <w:r>
+        <w:rPr>
+          <w:sz w:val="28"/>
+          <w:szCs w:val="28"/>
+        </w:rPr>
+        <w:t>процестер</w:t>
+      </w:r>
+      <w:proofErr w:type="spellEnd"/>
+      <w:r>
+        <w:rPr>
+          <w:sz w:val="28"/>
+          <w:szCs w:val="28"/>
+        </w:rPr>
+        <w:t xml:space="preserve"> </w:t>
+      </w:r>
+      <w:proofErr w:type="spellStart"/>
+      <w:r>
+        <w:rPr>
+          <w:sz w:val="28"/>
+          <w:szCs w:val="28"/>
+        </w:rPr>
+        <w:t>маршруттар</w:t>
+      </w:r>
+      <w:proofErr w:type="spellEnd"/>
+      <w:r>
+        <w:rPr>
+          <w:sz w:val="28"/>
+          <w:szCs w:val="28"/>
+        </w:rPr>
+        <w:t xml:space="preserve"> </w:t>
+      </w:r>
+      <w:proofErr w:type="spellStart"/>
+      <w:r>
+        <w:rPr>
+          <w:sz w:val="28"/>
+          <w:szCs w:val="28"/>
+        </w:rPr>
+        <w:t>түрінде</w:t>
+      </w:r>
+      <w:proofErr w:type="spellEnd"/>
+      <w:r>
+        <w:rPr>
+          <w:sz w:val="28"/>
+          <w:szCs w:val="28"/>
+        </w:rPr>
+        <w:t xml:space="preserve"> </w:t>
+      </w:r>
+      <w:proofErr w:type="spellStart"/>
+      <w:r>
+        <w:rPr>
+          <w:sz w:val="28"/>
+          <w:szCs w:val="28"/>
+        </w:rPr>
+        <w:t>жүзеге</w:t>
+      </w:r>
+      <w:proofErr w:type="spellEnd"/>
+      <w:r>
+        <w:rPr>
+          <w:sz w:val="28"/>
+          <w:szCs w:val="28"/>
+        </w:rPr>
+        <w:t xml:space="preserve"> </w:t>
+      </w:r>
+      <w:proofErr w:type="spellStart"/>
+      <w:r>
+        <w:rPr>
+          <w:sz w:val="28"/>
+          <w:szCs w:val="28"/>
+        </w:rPr>
+        <w:t>асырылады</w:t>
+      </w:r>
+      <w:proofErr w:type="spellEnd"/>
+      <w:r>
+        <w:rPr>
+          <w:sz w:val="28"/>
+          <w:szCs w:val="28"/>
+        </w:rPr>
+        <w:t xml:space="preserve">. </w:t>
+      </w:r>
+      <w:proofErr w:type="spellStart"/>
+      <w:r>
+        <w:rPr>
+          <w:sz w:val="28"/>
+          <w:szCs w:val="28"/>
+        </w:rPr>
+        <w:t>Әрбір</w:t>
+      </w:r>
+      <w:proofErr w:type="spellEnd"/>
+      <w:r>
+        <w:rPr>
+          <w:sz w:val="28"/>
+          <w:szCs w:val="28"/>
+        </w:rPr>
+        <w:t xml:space="preserve"> </w:t>
+      </w:r>
+      <w:proofErr w:type="spellStart"/>
+      <w:r>
+        <w:rPr>
+          <w:sz w:val="28"/>
+          <w:szCs w:val="28"/>
+        </w:rPr>
+        <w:t>құжат</w:t>
+      </w:r>
+      <w:proofErr w:type="spellEnd"/>
+      <w:r>
+        <w:rPr>
+          <w:sz w:val="28"/>
+          <w:szCs w:val="28"/>
+        </w:rPr>
+        <w:t xml:space="preserve"> </w:t>
+      </w:r>
+      <w:proofErr w:type="spellStart"/>
+      <w:r>
+        <w:rPr>
+          <w:sz w:val="28"/>
+          <w:szCs w:val="28"/>
+        </w:rPr>
+        <w:t>белгілі</w:t>
+      </w:r>
+      <w:proofErr w:type="spellEnd"/>
+      <w:r>
+        <w:rPr>
+          <w:sz w:val="28"/>
+          <w:szCs w:val="28"/>
+        </w:rPr>
+        <w:t xml:space="preserve"> </w:t>
+      </w:r>
+      <w:proofErr w:type="spellStart"/>
+      <w:r>
+        <w:rPr>
+          <w:sz w:val="28"/>
+          <w:szCs w:val="28"/>
+        </w:rPr>
+        <w:t>бір</w:t>
+      </w:r>
+      <w:proofErr w:type="spellEnd"/>
+      <w:r>
+        <w:rPr>
+          <w:sz w:val="28"/>
+          <w:szCs w:val="28"/>
+        </w:rPr>
+        <w:t xml:space="preserve"> маршрут </w:t>
+      </w:r>
+      <w:proofErr w:type="spellStart"/>
+      <w:r>
+        <w:rPr>
+          <w:sz w:val="28"/>
+          <w:szCs w:val="28"/>
+        </w:rPr>
+        <w:t>бойынша</w:t>
+      </w:r>
+      <w:proofErr w:type="spellEnd"/>
+      <w:r>
+        <w:rPr>
+          <w:sz w:val="28"/>
+          <w:szCs w:val="28"/>
+        </w:rPr>
+        <w:t xml:space="preserve"> </w:t>
+      </w:r>
+      <w:proofErr w:type="spellStart"/>
+      <w:r>
+        <w:rPr>
+          <w:sz w:val="28"/>
+          <w:szCs w:val="28"/>
+        </w:rPr>
+        <w:t>қозғалады</w:t>
+      </w:r>
+      <w:proofErr w:type="spellEnd"/>
+      <w:r>
+        <w:rPr>
+          <w:sz w:val="28"/>
+          <w:szCs w:val="28"/>
+        </w:rPr>
+        <w:t xml:space="preserve"> </w:t>
+      </w:r>
+      <w:proofErr w:type="spellStart"/>
+      <w:r>
+        <w:rPr>
+          <w:sz w:val="28"/>
+          <w:szCs w:val="28"/>
+        </w:rPr>
+        <w:t>және</w:t>
+      </w:r>
+      <w:proofErr w:type="spellEnd"/>
+      <w:r>
+        <w:rPr>
+          <w:sz w:val="28"/>
+          <w:szCs w:val="28"/>
+        </w:rPr>
+        <w:t xml:space="preserve"> </w:t>
+      </w:r>
+      <w:proofErr w:type="spellStart"/>
+      <w:r>
+        <w:rPr>
+          <w:sz w:val="28"/>
+          <w:szCs w:val="28"/>
+        </w:rPr>
+        <w:t>әр</w:t>
+      </w:r>
+      <w:proofErr w:type="spellEnd"/>
+      <w:r>
+        <w:rPr>
+          <w:sz w:val="28"/>
+          <w:szCs w:val="28"/>
+        </w:rPr>
+        <w:t xml:space="preserve"> </w:t>
+      </w:r>
+      <w:proofErr w:type="spellStart"/>
+      <w:r>
+        <w:rPr>
+          <w:sz w:val="28"/>
+          <w:szCs w:val="28"/>
+        </w:rPr>
+        <w:t>кезеңде</w:t>
+      </w:r>
+      <w:proofErr w:type="spellEnd"/>
+      <w:r>
+        <w:rPr>
+          <w:sz w:val="28"/>
+          <w:szCs w:val="28"/>
+        </w:rPr>
+        <w:t xml:space="preserve"> </w:t>
+      </w:r>
+      <w:proofErr w:type="spellStart"/>
+      <w:r>
+        <w:rPr>
+          <w:sz w:val="28"/>
+          <w:szCs w:val="28"/>
+        </w:rPr>
+        <w:t>жауапты</w:t>
+      </w:r>
+      <w:proofErr w:type="spellEnd"/>
+      <w:r>
+        <w:rPr>
+          <w:sz w:val="28"/>
+          <w:szCs w:val="28"/>
+        </w:rPr>
+        <w:t xml:space="preserve"> </w:t>
+      </w:r>
+      <w:proofErr w:type="spellStart"/>
+      <w:r>
+        <w:rPr>
+          <w:sz w:val="28"/>
+          <w:szCs w:val="28"/>
+        </w:rPr>
+        <w:t>тұлға</w:t>
+      </w:r>
+      <w:proofErr w:type="spellEnd"/>
+      <w:r>
+        <w:rPr>
+          <w:sz w:val="28"/>
+          <w:szCs w:val="28"/>
+        </w:rPr>
+        <w:t xml:space="preserve"> </w:t>
+      </w:r>
+      <w:proofErr w:type="spellStart"/>
+      <w:r>
+        <w:rPr>
+          <w:sz w:val="28"/>
+          <w:szCs w:val="28"/>
+        </w:rPr>
+        <w:t>анықталады</w:t>
+      </w:r>
+      <w:proofErr w:type="spellEnd"/>
+      <w:r>
+        <w:rPr>
+          <w:sz w:val="28"/>
+          <w:szCs w:val="28"/>
+        </w:rPr>
+        <w:t xml:space="preserve">. </w:t>
+      </w:r>
+      <w:proofErr w:type="spellStart"/>
+      <w:r>
+        <w:rPr>
+          <w:sz w:val="28"/>
+          <w:szCs w:val="28"/>
+        </w:rPr>
+        <w:t>Бұл</w:t>
+      </w:r>
+      <w:proofErr w:type="spellEnd"/>
+      <w:r>
+        <w:rPr>
+          <w:sz w:val="28"/>
+          <w:szCs w:val="28"/>
+        </w:rPr>
+        <w:t xml:space="preserve"> </w:t>
+      </w:r>
+      <w:proofErr w:type="spellStart"/>
+      <w:r>
+        <w:rPr>
+          <w:sz w:val="28"/>
+          <w:szCs w:val="28"/>
+        </w:rPr>
+        <w:t>процестердің</w:t>
+      </w:r>
+      <w:proofErr w:type="spellEnd"/>
+      <w:r>
+        <w:rPr>
+          <w:sz w:val="28"/>
+          <w:szCs w:val="28"/>
+        </w:rPr>
+        <w:t xml:space="preserve"> </w:t>
+      </w:r>
+      <w:proofErr w:type="spellStart"/>
+      <w:r>
+        <w:rPr>
+          <w:sz w:val="28"/>
+          <w:szCs w:val="28"/>
+        </w:rPr>
+        <w:t>ашықтығын</w:t>
+      </w:r>
+      <w:proofErr w:type="spellEnd"/>
+      <w:r>
+        <w:rPr>
+          <w:sz w:val="28"/>
+          <w:szCs w:val="28"/>
+        </w:rPr>
+        <w:t xml:space="preserve"> </w:t>
+      </w:r>
+      <w:proofErr w:type="spellStart"/>
+      <w:r>
+        <w:rPr>
+          <w:sz w:val="28"/>
+          <w:szCs w:val="28"/>
+        </w:rPr>
+        <w:t>қамтамасыз</w:t>
+      </w:r>
+      <w:proofErr w:type="spellEnd"/>
+      <w:r>
+        <w:rPr>
+          <w:sz w:val="28"/>
+          <w:szCs w:val="28"/>
+        </w:rPr>
+        <w:t xml:space="preserve"> </w:t>
+      </w:r>
+      <w:proofErr w:type="spellStart"/>
+      <w:r>
+        <w:rPr>
+          <w:sz w:val="28"/>
+          <w:szCs w:val="28"/>
+        </w:rPr>
+        <w:t>етеді</w:t>
+      </w:r>
+      <w:proofErr w:type="spellEnd"/>
+      <w:r>
+        <w:rPr>
+          <w:sz w:val="28"/>
+          <w:szCs w:val="28"/>
+        </w:rPr>
+        <w:t xml:space="preserve"> </w:t>
+      </w:r>
+      <w:proofErr w:type="spellStart"/>
+      <w:r>
+        <w:rPr>
+          <w:sz w:val="28"/>
+          <w:szCs w:val="28"/>
+        </w:rPr>
+        <w:t>және</w:t>
+      </w:r>
+      <w:proofErr w:type="spellEnd"/>
+      <w:r>
+        <w:rPr>
+          <w:sz w:val="28"/>
+          <w:szCs w:val="28"/>
+        </w:rPr>
+        <w:t xml:space="preserve"> </w:t>
+      </w:r>
+      <w:proofErr w:type="spellStart"/>
+      <w:r>
+        <w:rPr>
+          <w:sz w:val="28"/>
+          <w:szCs w:val="28"/>
+        </w:rPr>
+        <w:t>олардың</w:t>
+      </w:r>
+      <w:proofErr w:type="spellEnd"/>
+      <w:r>
+        <w:rPr>
+          <w:sz w:val="28"/>
+          <w:szCs w:val="28"/>
+        </w:rPr>
+        <w:t xml:space="preserve"> </w:t>
+      </w:r>
+      <w:proofErr w:type="spellStart"/>
+      <w:r>
+        <w:rPr>
+          <w:sz w:val="28"/>
+          <w:szCs w:val="28"/>
+        </w:rPr>
+        <w:t>орындалуын</w:t>
+      </w:r>
+      <w:proofErr w:type="spellEnd"/>
+      <w:r>
+        <w:rPr>
+          <w:sz w:val="28"/>
+          <w:szCs w:val="28"/>
+        </w:rPr>
+        <w:t xml:space="preserve"> </w:t>
+      </w:r>
+      <w:proofErr w:type="spellStart"/>
+      <w:r>
+        <w:rPr>
+          <w:sz w:val="28"/>
+          <w:szCs w:val="28"/>
+        </w:rPr>
+        <w:t>бақылауға</w:t>
+      </w:r>
+      <w:proofErr w:type="spellEnd"/>
+      <w:r>
+        <w:rPr>
+          <w:sz w:val="28"/>
+          <w:szCs w:val="28"/>
+        </w:rPr>
+        <w:t xml:space="preserve"> </w:t>
+      </w:r>
+      <w:proofErr w:type="spellStart"/>
+      <w:r>
+        <w:rPr>
+          <w:sz w:val="28"/>
+          <w:szCs w:val="28"/>
+        </w:rPr>
+        <w:t>мүмкіндік</w:t>
+      </w:r>
+      <w:proofErr w:type="spellEnd"/>
+      <w:r>
+        <w:rPr>
+          <w:sz w:val="28"/>
+          <w:szCs w:val="28"/>
+        </w:rPr>
+        <w:t xml:space="preserve"> </w:t>
+      </w:r>
+      <w:proofErr w:type="spellStart"/>
+      <w:r>
+        <w:rPr>
+          <w:sz w:val="28"/>
+          <w:szCs w:val="28"/>
+        </w:rPr>
+        <w:t>береді</w:t>
+      </w:r>
+      <w:proofErr w:type="spellEnd"/>
+      <w:r>
+        <w:rPr>
+          <w:sz w:val="28"/>
+          <w:szCs w:val="28"/>
+        </w:rPr>
+        <w:t>.</w:t>
+      </w:r>
+    </w:p>
+    <w:p>
+      <w:pPr>
+        <w:widowControl/>
+        <w:autoSpaceDE/>
+        <w:autoSpaceDN/>
+        <w:ind w:firstLine="709"/>
+        <w:jc w:val="both"/>
+        <w:rPr>
+          <w:sz w:val="28"/>
+          <w:szCs w:val="28"/>
+        </w:rPr>
+      </w:pPr>
+      <w:proofErr w:type="spellStart"/>
+      <w:r>
+        <w:rPr>
+          <w:sz w:val="28"/>
+          <w:szCs w:val="28"/>
+        </w:rPr>
+        <w:t>Жүйеде</w:t>
+      </w:r>
+      <w:proofErr w:type="spellEnd"/>
+      <w:r>
+        <w:rPr>
+          <w:sz w:val="28"/>
+          <w:szCs w:val="28"/>
+        </w:rPr>
+        <w:t xml:space="preserve"> </w:t>
+      </w:r>
+      <w:proofErr w:type="spellStart"/>
+      <w:r>
+        <w:rPr>
+          <w:sz w:val="28"/>
+          <w:szCs w:val="28"/>
+        </w:rPr>
+        <w:t>рөлдік</w:t>
+      </w:r>
+      <w:proofErr w:type="spellEnd"/>
+      <w:r>
+        <w:rPr>
+          <w:sz w:val="28"/>
+          <w:szCs w:val="28"/>
+        </w:rPr>
+        <w:t xml:space="preserve"> модель </w:t>
+      </w:r>
+      <w:proofErr w:type="spellStart"/>
+      <w:r>
+        <w:rPr>
+          <w:sz w:val="28"/>
+          <w:szCs w:val="28"/>
+        </w:rPr>
+        <w:t>қолданылады</w:t>
+      </w:r>
+      <w:proofErr w:type="spellEnd"/>
+      <w:r>
+        <w:rPr>
+          <w:sz w:val="28"/>
+          <w:szCs w:val="28"/>
+        </w:rPr>
+        <w:t xml:space="preserve">, </w:t>
+      </w:r>
+      <w:proofErr w:type="spellStart"/>
+      <w:r>
+        <w:rPr>
+          <w:sz w:val="28"/>
+          <w:szCs w:val="28"/>
+        </w:rPr>
+        <w:t>яғни</w:t>
+      </w:r>
+      <w:proofErr w:type="spellEnd"/>
+      <w:r>
+        <w:rPr>
+          <w:sz w:val="28"/>
+          <w:szCs w:val="28"/>
+        </w:rPr>
+        <w:t xml:space="preserve"> </w:t>
+      </w:r>
+      <w:proofErr w:type="spellStart"/>
+      <w:r>
+        <w:rPr>
+          <w:sz w:val="28"/>
+          <w:szCs w:val="28"/>
+        </w:rPr>
+        <w:t>әрбір</w:t>
+      </w:r>
+      <w:proofErr w:type="spellEnd"/>
+      <w:r>
+        <w:rPr>
+          <w:sz w:val="28"/>
+          <w:szCs w:val="28"/>
+        </w:rPr>
+        <w:t xml:space="preserve"> </w:t>
+      </w:r>
+      <w:proofErr w:type="spellStart"/>
+      <w:r>
+        <w:rPr>
+          <w:sz w:val="28"/>
+          <w:szCs w:val="28"/>
+        </w:rPr>
+        <w:t>пайдаланушыға</w:t>
+      </w:r>
+      <w:proofErr w:type="spellEnd"/>
+      <w:r>
+        <w:rPr>
+          <w:sz w:val="28"/>
+          <w:szCs w:val="28"/>
+        </w:rPr>
+        <w:t xml:space="preserve"> </w:t>
+      </w:r>
+      <w:proofErr w:type="spellStart"/>
+      <w:r>
+        <w:rPr>
+          <w:sz w:val="28"/>
+          <w:szCs w:val="28"/>
+        </w:rPr>
+        <w:t>оның</w:t>
+      </w:r>
+      <w:proofErr w:type="spellEnd"/>
+      <w:r>
+        <w:rPr>
+          <w:sz w:val="28"/>
+          <w:szCs w:val="28"/>
+        </w:rPr>
+        <w:t xml:space="preserve"> </w:t>
+      </w:r>
+      <w:proofErr w:type="spellStart"/>
+      <w:r>
+        <w:rPr>
+          <w:sz w:val="28"/>
+          <w:szCs w:val="28"/>
+        </w:rPr>
+        <w:t>қызметіне</w:t>
+      </w:r>
+      <w:proofErr w:type="spellEnd"/>
+      <w:r>
+        <w:rPr>
+          <w:sz w:val="28"/>
+          <w:szCs w:val="28"/>
+        </w:rPr>
+        <w:t xml:space="preserve"> </w:t>
+      </w:r>
+      <w:proofErr w:type="spellStart"/>
+      <w:r>
+        <w:rPr>
+          <w:sz w:val="28"/>
+          <w:szCs w:val="28"/>
+        </w:rPr>
+        <w:t>сәйкес</w:t>
+      </w:r>
+      <w:proofErr w:type="spellEnd"/>
+      <w:r>
+        <w:rPr>
+          <w:sz w:val="28"/>
+          <w:szCs w:val="28"/>
+        </w:rPr>
+        <w:t xml:space="preserve"> </w:t>
+      </w:r>
+      <w:proofErr w:type="spellStart"/>
+      <w:r>
+        <w:rPr>
+          <w:sz w:val="28"/>
+          <w:szCs w:val="28"/>
+        </w:rPr>
+        <w:t>құқықтар</w:t>
+      </w:r>
+      <w:proofErr w:type="spellEnd"/>
+      <w:r>
+        <w:rPr>
+          <w:sz w:val="28"/>
+          <w:szCs w:val="28"/>
+        </w:rPr>
+        <w:t xml:space="preserve"> </w:t>
+      </w:r>
+      <w:proofErr w:type="spellStart"/>
+      <w:r>
+        <w:rPr>
+          <w:sz w:val="28"/>
+          <w:szCs w:val="28"/>
+        </w:rPr>
+        <w:t>беріледі</w:t>
+      </w:r>
+      <w:proofErr w:type="spellEnd"/>
+      <w:r>
+        <w:rPr>
+          <w:sz w:val="28"/>
+          <w:szCs w:val="28"/>
+        </w:rPr>
+        <w:t xml:space="preserve">. </w:t>
+      </w:r>
+      <w:proofErr w:type="spellStart"/>
+      <w:r>
+        <w:rPr>
+          <w:sz w:val="28"/>
+          <w:szCs w:val="28"/>
+        </w:rPr>
+        <w:t>Мысалы</w:t>
+      </w:r>
+      <w:proofErr w:type="spellEnd"/>
+      <w:r>
+        <w:rPr>
+          <w:sz w:val="28"/>
+          <w:szCs w:val="28"/>
+        </w:rPr>
+        <w:t xml:space="preserve">, </w:t>
+      </w:r>
+      <w:proofErr w:type="spellStart"/>
+      <w:r>
+        <w:rPr>
+          <w:sz w:val="28"/>
+          <w:szCs w:val="28"/>
+        </w:rPr>
+        <w:t>басшылық</w:t>
+      </w:r>
+      <w:proofErr w:type="spellEnd"/>
+      <w:r>
+        <w:rPr>
+          <w:sz w:val="28"/>
+          <w:szCs w:val="28"/>
+        </w:rPr>
+        <w:t xml:space="preserve"> </w:t>
+      </w:r>
+      <w:proofErr w:type="spellStart"/>
+      <w:r>
+        <w:rPr>
+          <w:sz w:val="28"/>
+          <w:szCs w:val="28"/>
+        </w:rPr>
+        <w:t>деңгейіндегі</w:t>
+      </w:r>
+      <w:proofErr w:type="spellEnd"/>
+      <w:r>
+        <w:rPr>
+          <w:sz w:val="28"/>
+          <w:szCs w:val="28"/>
+        </w:rPr>
+        <w:t xml:space="preserve"> </w:t>
+      </w:r>
+      <w:proofErr w:type="spellStart"/>
+      <w:r>
+        <w:rPr>
+          <w:sz w:val="28"/>
+          <w:szCs w:val="28"/>
+        </w:rPr>
+        <w:t>пайдаланушылар</w:t>
+      </w:r>
+      <w:proofErr w:type="spellEnd"/>
+      <w:r>
+        <w:rPr>
+          <w:sz w:val="28"/>
+          <w:szCs w:val="28"/>
+        </w:rPr>
+        <w:t xml:space="preserve"> </w:t>
+      </w:r>
+      <w:proofErr w:type="spellStart"/>
+      <w:r>
+        <w:rPr>
+          <w:sz w:val="28"/>
+          <w:szCs w:val="28"/>
+        </w:rPr>
+        <w:t>аналитикалық</w:t>
+      </w:r>
+      <w:proofErr w:type="spellEnd"/>
+      <w:r>
+        <w:rPr>
+          <w:sz w:val="28"/>
+          <w:szCs w:val="28"/>
+        </w:rPr>
+        <w:t xml:space="preserve"> </w:t>
+      </w:r>
+      <w:proofErr w:type="spellStart"/>
+      <w:r>
+        <w:rPr>
+          <w:sz w:val="28"/>
+          <w:szCs w:val="28"/>
+        </w:rPr>
+        <w:t>есептерге</w:t>
+      </w:r>
+      <w:proofErr w:type="spellEnd"/>
+      <w:r>
+        <w:rPr>
+          <w:sz w:val="28"/>
+          <w:szCs w:val="28"/>
+        </w:rPr>
+        <w:t xml:space="preserve"> </w:t>
+      </w:r>
+      <w:proofErr w:type="spellStart"/>
+      <w:r>
+        <w:rPr>
+          <w:sz w:val="28"/>
+          <w:szCs w:val="28"/>
+        </w:rPr>
+        <w:t>қол</w:t>
+      </w:r>
+      <w:proofErr w:type="spellEnd"/>
+      <w:r>
+        <w:rPr>
+          <w:sz w:val="28"/>
+          <w:szCs w:val="28"/>
+        </w:rPr>
+        <w:t xml:space="preserve"> </w:t>
+      </w:r>
+      <w:proofErr w:type="spellStart"/>
+      <w:r>
+        <w:rPr>
+          <w:sz w:val="28"/>
+          <w:szCs w:val="28"/>
+        </w:rPr>
+        <w:t>жеткізе</w:t>
+      </w:r>
+      <w:proofErr w:type="spellEnd"/>
+      <w:r>
+        <w:rPr>
+          <w:sz w:val="28"/>
+          <w:szCs w:val="28"/>
+        </w:rPr>
+        <w:t xml:space="preserve"> </w:t>
+      </w:r>
+      <w:proofErr w:type="spellStart"/>
+      <w:r>
+        <w:rPr>
+          <w:sz w:val="28"/>
+          <w:szCs w:val="28"/>
+        </w:rPr>
+        <w:t>алады</w:t>
+      </w:r>
+      <w:proofErr w:type="spellEnd"/>
+      <w:r>
+        <w:rPr>
+          <w:sz w:val="28"/>
+          <w:szCs w:val="28"/>
+        </w:rPr>
+        <w:t xml:space="preserve">, ал </w:t>
+      </w:r>
+      <w:proofErr w:type="spellStart"/>
+      <w:r>
+        <w:rPr>
+          <w:sz w:val="28"/>
+          <w:szCs w:val="28"/>
+        </w:rPr>
+        <w:t>орындаушылар</w:t>
+      </w:r>
+      <w:proofErr w:type="spellEnd"/>
+      <w:r>
+        <w:rPr>
+          <w:sz w:val="28"/>
+          <w:szCs w:val="28"/>
+        </w:rPr>
+        <w:t xml:space="preserve"> тек </w:t>
+      </w:r>
+      <w:proofErr w:type="spellStart"/>
+      <w:r>
+        <w:rPr>
+          <w:sz w:val="28"/>
+          <w:szCs w:val="28"/>
+        </w:rPr>
+        <w:t>өз</w:t>
+      </w:r>
+      <w:proofErr w:type="spellEnd"/>
+      <w:r>
+        <w:rPr>
+          <w:sz w:val="28"/>
+          <w:szCs w:val="28"/>
+        </w:rPr>
+        <w:t xml:space="preserve"> </w:t>
+      </w:r>
+      <w:proofErr w:type="spellStart"/>
+      <w:r>
+        <w:rPr>
+          <w:sz w:val="28"/>
+          <w:szCs w:val="28"/>
+        </w:rPr>
+        <w:t>тапсырмаларымен</w:t>
+      </w:r>
+      <w:proofErr w:type="spellEnd"/>
+      <w:r>
+        <w:rPr>
+          <w:sz w:val="28"/>
+          <w:szCs w:val="28"/>
+        </w:rPr>
+        <w:t xml:space="preserve"> </w:t>
+      </w:r>
+      <w:proofErr w:type="spellStart"/>
+      <w:r>
+        <w:rPr>
+          <w:sz w:val="28"/>
+          <w:szCs w:val="28"/>
+        </w:rPr>
+        <w:t>жұмыс</w:t>
+      </w:r>
+      <w:proofErr w:type="spellEnd"/>
+      <w:r>
+        <w:rPr>
+          <w:sz w:val="28"/>
+          <w:szCs w:val="28"/>
+        </w:rPr>
+        <w:t xml:space="preserve"> </w:t>
+      </w:r>
+      <w:proofErr w:type="spellStart"/>
+      <w:r>
+        <w:rPr>
+          <w:sz w:val="28"/>
+          <w:szCs w:val="28"/>
+        </w:rPr>
+        <w:t>істейді</w:t>
+      </w:r>
+      <w:proofErr w:type="spellEnd"/>
+      <w:r>
+        <w:rPr>
+          <w:sz w:val="28"/>
+          <w:szCs w:val="28"/>
+        </w:rPr>
+        <w:t xml:space="preserve">. </w:t>
+      </w:r>
+      <w:proofErr w:type="spellStart"/>
+      <w:r>
+        <w:rPr>
+          <w:sz w:val="28"/>
+          <w:szCs w:val="28"/>
+        </w:rPr>
+        <w:t>Бұл</w:t>
+      </w:r>
+      <w:proofErr w:type="spellEnd"/>
+      <w:r>
+        <w:rPr>
+          <w:sz w:val="28"/>
+          <w:szCs w:val="28"/>
+        </w:rPr>
+        <w:t xml:space="preserve"> </w:t>
+      </w:r>
+      <w:proofErr w:type="spellStart"/>
+      <w:r>
+        <w:rPr>
+          <w:sz w:val="28"/>
+          <w:szCs w:val="28"/>
+        </w:rPr>
+        <w:t>ақпараттық</w:t>
+      </w:r>
+      <w:proofErr w:type="spellEnd"/>
+      <w:r>
+        <w:rPr>
+          <w:sz w:val="28"/>
+          <w:szCs w:val="28"/>
+        </w:rPr>
+        <w:t xml:space="preserve"> </w:t>
+      </w:r>
+      <w:proofErr w:type="spellStart"/>
+      <w:r>
+        <w:rPr>
+          <w:sz w:val="28"/>
+          <w:szCs w:val="28"/>
+        </w:rPr>
+        <w:lastRenderedPageBreak/>
+        <w:t>қауіпсіздікті</w:t>
+      </w:r>
+      <w:proofErr w:type="spellEnd"/>
+      <w:r>
+        <w:rPr>
+          <w:sz w:val="28"/>
+          <w:szCs w:val="28"/>
+        </w:rPr>
+        <w:t xml:space="preserve"> </w:t>
+      </w:r>
+      <w:proofErr w:type="spellStart"/>
+      <w:r>
+        <w:rPr>
+          <w:sz w:val="28"/>
+          <w:szCs w:val="28"/>
+        </w:rPr>
+        <w:t>қамтамасыз</w:t>
+      </w:r>
+      <w:proofErr w:type="spellEnd"/>
+      <w:r>
+        <w:rPr>
+          <w:sz w:val="28"/>
+          <w:szCs w:val="28"/>
+        </w:rPr>
+        <w:t xml:space="preserve"> </w:t>
+      </w:r>
+      <w:proofErr w:type="spellStart"/>
+      <w:r>
+        <w:rPr>
+          <w:sz w:val="28"/>
+          <w:szCs w:val="28"/>
+        </w:rPr>
+        <w:t>етеді</w:t>
+      </w:r>
+      <w:proofErr w:type="spellEnd"/>
+      <w:r>
+        <w:rPr>
+          <w:sz w:val="28"/>
+          <w:szCs w:val="28"/>
+        </w:rPr>
+        <w:t xml:space="preserve"> </w:t>
+      </w:r>
+      <w:proofErr w:type="spellStart"/>
+      <w:r>
+        <w:rPr>
+          <w:sz w:val="28"/>
+          <w:szCs w:val="28"/>
+        </w:rPr>
+        <w:t>және</w:t>
+      </w:r>
+      <w:proofErr w:type="spellEnd"/>
+      <w:r>
+        <w:rPr>
+          <w:sz w:val="28"/>
+          <w:szCs w:val="28"/>
+        </w:rPr>
+        <w:t xml:space="preserve"> </w:t>
+      </w:r>
+      <w:proofErr w:type="spellStart"/>
+      <w:r>
+        <w:rPr>
+          <w:sz w:val="28"/>
+          <w:szCs w:val="28"/>
+        </w:rPr>
+        <w:t>жүйені</w:t>
+      </w:r>
+      <w:proofErr w:type="spellEnd"/>
+      <w:r>
+        <w:rPr>
+          <w:sz w:val="28"/>
+          <w:szCs w:val="28"/>
+        </w:rPr>
+        <w:t xml:space="preserve"> </w:t>
+      </w:r>
+      <w:proofErr w:type="spellStart"/>
+      <w:r>
+        <w:rPr>
+          <w:sz w:val="28"/>
+          <w:szCs w:val="28"/>
+        </w:rPr>
+        <w:t>тиімді</w:t>
+      </w:r>
+      <w:proofErr w:type="spellEnd"/>
+      <w:r>
+        <w:rPr>
+          <w:sz w:val="28"/>
+          <w:szCs w:val="28"/>
+        </w:rPr>
+        <w:t xml:space="preserve"> </w:t>
+      </w:r>
+      <w:proofErr w:type="spellStart"/>
+      <w:r>
+        <w:rPr>
+          <w:sz w:val="28"/>
+          <w:szCs w:val="28"/>
+        </w:rPr>
+        <w:t>пайдалануға</w:t>
+      </w:r>
+      <w:proofErr w:type="spellEnd"/>
+      <w:r>
+        <w:rPr>
+          <w:sz w:val="28"/>
+          <w:szCs w:val="28"/>
+        </w:rPr>
+        <w:t xml:space="preserve"> </w:t>
+      </w:r>
+      <w:proofErr w:type="spellStart"/>
+      <w:r>
+        <w:rPr>
+          <w:sz w:val="28"/>
+          <w:szCs w:val="28"/>
+        </w:rPr>
+        <w:t>мүмкіндік</w:t>
+      </w:r>
+      <w:proofErr w:type="spellEnd"/>
+      <w:r>
+        <w:rPr>
+          <w:sz w:val="28"/>
+          <w:szCs w:val="28"/>
+        </w:rPr>
+        <w:t xml:space="preserve"> </w:t>
+      </w:r>
+      <w:proofErr w:type="spellStart"/>
+      <w:r>
+        <w:rPr>
+          <w:sz w:val="28"/>
+          <w:szCs w:val="28"/>
+        </w:rPr>
+        <w:t>береді</w:t>
+      </w:r>
+      <w:proofErr w:type="spellEnd"/>
+      <w:r>
+        <w:rPr>
+          <w:sz w:val="28"/>
+          <w:szCs w:val="28"/>
+        </w:rPr>
+        <w:t>.</w:t>
+      </w:r>
+    </w:p>
+    <w:p>
+      <w:pPr>
+        <w:widowControl/>
+        <w:autoSpaceDE/>
+        <w:autoSpaceDN/>
+        <w:ind w:firstLine="709"/>
+        <w:jc w:val="both"/>
+        <w:rPr>
+          <w:sz w:val="28"/>
+          <w:szCs w:val="28"/>
+        </w:rPr>
+      </w:pPr>
+      <w:proofErr w:type="spellStart"/>
+      <w:r>
+        <w:rPr>
+          <w:sz w:val="28"/>
+          <w:szCs w:val="28"/>
+        </w:rPr>
+        <w:t>Сонымен</w:t>
+      </w:r>
+      <w:proofErr w:type="spellEnd"/>
+      <w:r>
+        <w:rPr>
+          <w:sz w:val="28"/>
+          <w:szCs w:val="28"/>
+        </w:rPr>
+        <w:t xml:space="preserve"> </w:t>
+      </w:r>
+      <w:proofErr w:type="spellStart"/>
+      <w:r>
+        <w:rPr>
+          <w:sz w:val="28"/>
+          <w:szCs w:val="28"/>
+        </w:rPr>
+        <w:t>қатар</w:t>
+      </w:r>
+      <w:proofErr w:type="spellEnd"/>
+      <w:r>
+        <w:rPr>
+          <w:sz w:val="28"/>
+          <w:szCs w:val="28"/>
+        </w:rPr>
+        <w:t xml:space="preserve">, </w:t>
+      </w:r>
+      <w:proofErr w:type="spellStart"/>
+      <w:r>
+        <w:rPr>
+          <w:sz w:val="28"/>
+          <w:szCs w:val="28"/>
+        </w:rPr>
+        <w:t>жүйе</w:t>
+      </w:r>
+      <w:proofErr w:type="spellEnd"/>
+      <w:r>
+        <w:rPr>
+          <w:sz w:val="28"/>
+          <w:szCs w:val="28"/>
+        </w:rPr>
+        <w:t xml:space="preserve"> </w:t>
+      </w:r>
+      <w:proofErr w:type="spellStart"/>
+      <w:r>
+        <w:rPr>
+          <w:sz w:val="28"/>
+          <w:szCs w:val="28"/>
+        </w:rPr>
+        <w:t>құжаттардың</w:t>
+      </w:r>
+      <w:proofErr w:type="spellEnd"/>
+      <w:r>
+        <w:rPr>
+          <w:sz w:val="28"/>
+          <w:szCs w:val="28"/>
+        </w:rPr>
+        <w:t xml:space="preserve"> </w:t>
+      </w:r>
+      <w:proofErr w:type="spellStart"/>
+      <w:r>
+        <w:rPr>
+          <w:sz w:val="28"/>
+          <w:szCs w:val="28"/>
+        </w:rPr>
+        <w:t>барлық</w:t>
+      </w:r>
+      <w:proofErr w:type="spellEnd"/>
+      <w:r>
+        <w:rPr>
+          <w:sz w:val="28"/>
+          <w:szCs w:val="28"/>
+        </w:rPr>
+        <w:t xml:space="preserve"> </w:t>
+      </w:r>
+      <w:proofErr w:type="spellStart"/>
+      <w:r>
+        <w:rPr>
+          <w:sz w:val="28"/>
+          <w:szCs w:val="28"/>
+        </w:rPr>
+        <w:t>өзгерістерін</w:t>
+      </w:r>
+      <w:proofErr w:type="spellEnd"/>
+      <w:r>
+        <w:rPr>
+          <w:sz w:val="28"/>
+          <w:szCs w:val="28"/>
+        </w:rPr>
+        <w:t xml:space="preserve"> </w:t>
+      </w:r>
+      <w:proofErr w:type="spellStart"/>
+      <w:r>
+        <w:rPr>
+          <w:sz w:val="28"/>
+          <w:szCs w:val="28"/>
+        </w:rPr>
+        <w:t>тіркейді</w:t>
+      </w:r>
+      <w:proofErr w:type="spellEnd"/>
+      <w:r>
+        <w:rPr>
+          <w:sz w:val="28"/>
+          <w:szCs w:val="28"/>
+        </w:rPr>
+        <w:t xml:space="preserve">, </w:t>
+      </w:r>
+      <w:proofErr w:type="spellStart"/>
+      <w:r>
+        <w:rPr>
+          <w:sz w:val="28"/>
+          <w:szCs w:val="28"/>
+        </w:rPr>
+        <w:t>бұл</w:t>
+      </w:r>
+      <w:proofErr w:type="spellEnd"/>
+      <w:r>
+        <w:rPr>
+          <w:sz w:val="28"/>
+          <w:szCs w:val="28"/>
+        </w:rPr>
+        <w:t xml:space="preserve"> аудит </w:t>
+      </w:r>
+      <w:proofErr w:type="spellStart"/>
+      <w:r>
+        <w:rPr>
+          <w:sz w:val="28"/>
+          <w:szCs w:val="28"/>
+        </w:rPr>
+        <w:t>жүргізуге</w:t>
+      </w:r>
+      <w:proofErr w:type="spellEnd"/>
+      <w:r>
+        <w:rPr>
+          <w:sz w:val="28"/>
+          <w:szCs w:val="28"/>
+        </w:rPr>
+        <w:t xml:space="preserve"> </w:t>
+      </w:r>
+      <w:proofErr w:type="spellStart"/>
+      <w:r>
+        <w:rPr>
+          <w:sz w:val="28"/>
+          <w:szCs w:val="28"/>
+        </w:rPr>
+        <w:t>және</w:t>
+      </w:r>
+      <w:proofErr w:type="spellEnd"/>
+      <w:r>
+        <w:rPr>
+          <w:sz w:val="28"/>
+          <w:szCs w:val="28"/>
+        </w:rPr>
+        <w:t xml:space="preserve"> </w:t>
+      </w:r>
+      <w:proofErr w:type="spellStart"/>
+      <w:r>
+        <w:rPr>
+          <w:sz w:val="28"/>
+          <w:szCs w:val="28"/>
+        </w:rPr>
+        <w:t>процестердің</w:t>
+      </w:r>
+      <w:proofErr w:type="spellEnd"/>
+      <w:r>
+        <w:rPr>
+          <w:sz w:val="28"/>
+          <w:szCs w:val="28"/>
+        </w:rPr>
+        <w:t xml:space="preserve"> </w:t>
+      </w:r>
+      <w:proofErr w:type="spellStart"/>
+      <w:r>
+        <w:rPr>
+          <w:sz w:val="28"/>
+          <w:szCs w:val="28"/>
+        </w:rPr>
+        <w:t>тарихын</w:t>
+      </w:r>
+      <w:proofErr w:type="spellEnd"/>
+      <w:r>
+        <w:rPr>
+          <w:sz w:val="28"/>
+          <w:szCs w:val="28"/>
+        </w:rPr>
+        <w:t xml:space="preserve"> </w:t>
+      </w:r>
+      <w:proofErr w:type="spellStart"/>
+      <w:r>
+        <w:rPr>
+          <w:sz w:val="28"/>
+          <w:szCs w:val="28"/>
+        </w:rPr>
+        <w:t>бақылауға</w:t>
+      </w:r>
+      <w:proofErr w:type="spellEnd"/>
+      <w:r>
+        <w:rPr>
+          <w:sz w:val="28"/>
+          <w:szCs w:val="28"/>
+        </w:rPr>
+        <w:t xml:space="preserve"> </w:t>
+      </w:r>
+      <w:proofErr w:type="spellStart"/>
+      <w:r>
+        <w:rPr>
+          <w:sz w:val="28"/>
+          <w:szCs w:val="28"/>
+        </w:rPr>
+        <w:t>мүмкіндік</w:t>
+      </w:r>
+      <w:proofErr w:type="spellEnd"/>
+      <w:r>
+        <w:rPr>
+          <w:sz w:val="28"/>
+          <w:szCs w:val="28"/>
+        </w:rPr>
+        <w:t xml:space="preserve"> </w:t>
+      </w:r>
+      <w:proofErr w:type="spellStart"/>
+      <w:r>
+        <w:rPr>
+          <w:sz w:val="28"/>
+          <w:szCs w:val="28"/>
+        </w:rPr>
+        <w:t>береді</w:t>
+      </w:r>
+      <w:proofErr w:type="spellEnd"/>
+      <w:r>
+        <w:rPr>
+          <w:sz w:val="28"/>
+          <w:szCs w:val="28"/>
+        </w:rPr>
+        <w:t xml:space="preserve">. </w:t>
+      </w:r>
+      <w:proofErr w:type="spellStart"/>
+      <w:r>
+        <w:rPr>
+          <w:sz w:val="28"/>
+          <w:szCs w:val="28"/>
+        </w:rPr>
+        <w:t>Бұл</w:t>
+      </w:r>
+      <w:proofErr w:type="spellEnd"/>
+      <w:r>
+        <w:rPr>
+          <w:sz w:val="28"/>
+          <w:szCs w:val="28"/>
+        </w:rPr>
+        <w:t xml:space="preserve"> функция </w:t>
+      </w:r>
+      <w:proofErr w:type="spellStart"/>
+      <w:r>
+        <w:rPr>
+          <w:sz w:val="28"/>
+          <w:szCs w:val="28"/>
+        </w:rPr>
+        <w:t>әсіресе</w:t>
+      </w:r>
+      <w:proofErr w:type="spellEnd"/>
+      <w:r>
+        <w:rPr>
+          <w:sz w:val="28"/>
+          <w:szCs w:val="28"/>
+        </w:rPr>
+        <w:t xml:space="preserve"> </w:t>
+      </w:r>
+      <w:proofErr w:type="spellStart"/>
+      <w:r>
+        <w:rPr>
+          <w:sz w:val="28"/>
+          <w:szCs w:val="28"/>
+        </w:rPr>
+        <w:t>ірі</w:t>
+      </w:r>
+      <w:proofErr w:type="spellEnd"/>
+      <w:r>
+        <w:rPr>
+          <w:sz w:val="28"/>
+          <w:szCs w:val="28"/>
+        </w:rPr>
+        <w:t xml:space="preserve"> </w:t>
+      </w:r>
+      <w:proofErr w:type="spellStart"/>
+      <w:r>
+        <w:rPr>
+          <w:sz w:val="28"/>
+          <w:szCs w:val="28"/>
+        </w:rPr>
+        <w:t>кәсіпорындар</w:t>
+      </w:r>
+      <w:proofErr w:type="spellEnd"/>
+      <w:r>
+        <w:rPr>
+          <w:sz w:val="28"/>
+          <w:szCs w:val="28"/>
+        </w:rPr>
+        <w:t xml:space="preserve"> </w:t>
+      </w:r>
+      <w:proofErr w:type="spellStart"/>
+      <w:r>
+        <w:rPr>
+          <w:sz w:val="28"/>
+          <w:szCs w:val="28"/>
+        </w:rPr>
+        <w:t>үшін</w:t>
+      </w:r>
+      <w:proofErr w:type="spellEnd"/>
+      <w:r>
+        <w:rPr>
+          <w:sz w:val="28"/>
+          <w:szCs w:val="28"/>
+        </w:rPr>
+        <w:t xml:space="preserve"> </w:t>
+      </w:r>
+      <w:proofErr w:type="spellStart"/>
+      <w:r>
+        <w:rPr>
+          <w:sz w:val="28"/>
+          <w:szCs w:val="28"/>
+        </w:rPr>
+        <w:t>маңызды</w:t>
+      </w:r>
+      <w:proofErr w:type="spellEnd"/>
+      <w:r>
+        <w:rPr>
+          <w:sz w:val="28"/>
+          <w:szCs w:val="28"/>
+        </w:rPr>
+        <w:t xml:space="preserve">, </w:t>
+      </w:r>
+      <w:proofErr w:type="spellStart"/>
+      <w:r>
+        <w:rPr>
+          <w:sz w:val="28"/>
+          <w:szCs w:val="28"/>
+        </w:rPr>
+        <w:t>себебі</w:t>
+      </w:r>
+      <w:proofErr w:type="spellEnd"/>
+      <w:r>
+        <w:rPr>
+          <w:sz w:val="28"/>
+          <w:szCs w:val="28"/>
+        </w:rPr>
+        <w:t xml:space="preserve"> </w:t>
+      </w:r>
+      <w:proofErr w:type="spellStart"/>
+      <w:r>
+        <w:rPr>
+          <w:sz w:val="28"/>
+          <w:szCs w:val="28"/>
+        </w:rPr>
+        <w:t>оларда</w:t>
+      </w:r>
+      <w:proofErr w:type="spellEnd"/>
+      <w:r>
+        <w:rPr>
+          <w:sz w:val="28"/>
+          <w:szCs w:val="28"/>
+        </w:rPr>
+        <w:t xml:space="preserve"> </w:t>
+      </w:r>
+      <w:proofErr w:type="spellStart"/>
+      <w:r>
+        <w:rPr>
+          <w:sz w:val="28"/>
+          <w:szCs w:val="28"/>
+        </w:rPr>
+        <w:t>құжат</w:t>
+      </w:r>
+      <w:proofErr w:type="spellEnd"/>
+      <w:r>
+        <w:rPr>
+          <w:sz w:val="28"/>
+          <w:szCs w:val="28"/>
+        </w:rPr>
+        <w:t xml:space="preserve"> </w:t>
+      </w:r>
+      <w:proofErr w:type="spellStart"/>
+      <w:r>
+        <w:rPr>
+          <w:sz w:val="28"/>
+          <w:szCs w:val="28"/>
+        </w:rPr>
+        <w:t>айналымы</w:t>
+      </w:r>
+      <w:proofErr w:type="spellEnd"/>
+      <w:r>
+        <w:rPr>
+          <w:sz w:val="28"/>
+          <w:szCs w:val="28"/>
+        </w:rPr>
+        <w:t xml:space="preserve"> </w:t>
+      </w:r>
+      <w:proofErr w:type="spellStart"/>
+      <w:r>
+        <w:rPr>
+          <w:sz w:val="28"/>
+          <w:szCs w:val="28"/>
+        </w:rPr>
+        <w:t>көлемі</w:t>
+      </w:r>
+      <w:proofErr w:type="spellEnd"/>
+      <w:r>
+        <w:rPr>
+          <w:sz w:val="28"/>
+          <w:szCs w:val="28"/>
+        </w:rPr>
+        <w:t xml:space="preserve"> </w:t>
+      </w:r>
+      <w:proofErr w:type="spellStart"/>
+      <w:r>
+        <w:rPr>
+          <w:sz w:val="28"/>
+          <w:szCs w:val="28"/>
+        </w:rPr>
+        <w:t>өте</w:t>
+      </w:r>
+      <w:proofErr w:type="spellEnd"/>
+      <w:r>
+        <w:rPr>
+          <w:sz w:val="28"/>
+          <w:szCs w:val="28"/>
+        </w:rPr>
+        <w:t xml:space="preserve"> </w:t>
+      </w:r>
+      <w:proofErr w:type="spellStart"/>
+      <w:r>
+        <w:rPr>
+          <w:sz w:val="28"/>
+          <w:szCs w:val="28"/>
+        </w:rPr>
+        <w:t>үлкен</w:t>
+      </w:r>
+      <w:proofErr w:type="spellEnd"/>
+      <w:r>
+        <w:rPr>
+          <w:sz w:val="28"/>
+          <w:szCs w:val="28"/>
+        </w:rPr>
+        <w:t xml:space="preserve"> </w:t>
+      </w:r>
+      <w:proofErr w:type="spellStart"/>
+      <w:r>
+        <w:rPr>
+          <w:sz w:val="28"/>
+          <w:szCs w:val="28"/>
+        </w:rPr>
+        <w:t>болады</w:t>
+      </w:r>
+      <w:proofErr w:type="spellEnd"/>
+      <w:r>
+        <w:rPr>
+          <w:sz w:val="28"/>
+          <w:szCs w:val="28"/>
+        </w:rPr>
+        <w:t>.</w:t>
+      </w:r>
+    </w:p>
+    <w:p>
+      <w:pPr>
+        <w:widowControl/>
+        <w:autoSpaceDE/>
+        <w:autoSpaceDN/>
+        <w:ind w:firstLine="709"/>
+        <w:jc w:val="both"/>
+        <w:rPr>
+          <w:sz w:val="28"/>
+          <w:szCs w:val="28"/>
+        </w:rPr>
+      </w:pPr>
+      <w:proofErr w:type="spellStart"/>
+      <w:r>
+        <w:rPr>
+          <w:sz w:val="28"/>
+          <w:szCs w:val="28"/>
+        </w:rPr>
+        <w:t>Дегенмен</w:t>
+      </w:r>
+      <w:proofErr w:type="spellEnd"/>
+      <w:r>
+        <w:rPr>
+          <w:sz w:val="28"/>
+          <w:szCs w:val="28"/>
+        </w:rPr>
+        <w:t>, 1</w:t>
+      </w:r>
+      <w:proofErr w:type="gramStart"/>
+      <w:r>
+        <w:rPr>
+          <w:sz w:val="28"/>
+          <w:szCs w:val="28"/>
+        </w:rPr>
+        <w:t>С:Документооборот</w:t>
+      </w:r>
+      <w:proofErr w:type="gramEnd"/>
+      <w:r>
+        <w:rPr>
+          <w:sz w:val="28"/>
+          <w:szCs w:val="28"/>
+        </w:rPr>
+        <w:t xml:space="preserve"> </w:t>
+      </w:r>
+      <w:proofErr w:type="spellStart"/>
+      <w:r>
+        <w:rPr>
+          <w:sz w:val="28"/>
+          <w:szCs w:val="28"/>
+        </w:rPr>
+        <w:t>жүйесінің</w:t>
+      </w:r>
+      <w:proofErr w:type="spellEnd"/>
+      <w:r>
+        <w:rPr>
+          <w:sz w:val="28"/>
+          <w:szCs w:val="28"/>
+        </w:rPr>
+        <w:t xml:space="preserve"> </w:t>
+      </w:r>
+      <w:proofErr w:type="spellStart"/>
+      <w:r>
+        <w:rPr>
+          <w:sz w:val="28"/>
+          <w:szCs w:val="28"/>
+        </w:rPr>
+        <w:t>бірқатар</w:t>
+      </w:r>
+      <w:proofErr w:type="spellEnd"/>
+      <w:r>
+        <w:rPr>
+          <w:sz w:val="28"/>
+          <w:szCs w:val="28"/>
+        </w:rPr>
+        <w:t xml:space="preserve"> </w:t>
+      </w:r>
+      <w:proofErr w:type="spellStart"/>
+      <w:r>
+        <w:rPr>
+          <w:sz w:val="28"/>
+          <w:szCs w:val="28"/>
+        </w:rPr>
+        <w:t>кемшіліктері</w:t>
+      </w:r>
+      <w:proofErr w:type="spellEnd"/>
+      <w:r>
+        <w:rPr>
+          <w:sz w:val="28"/>
+          <w:szCs w:val="28"/>
+        </w:rPr>
+        <w:t xml:space="preserve"> де бар. </w:t>
+      </w:r>
+      <w:proofErr w:type="spellStart"/>
+      <w:r>
+        <w:rPr>
+          <w:sz w:val="28"/>
+          <w:szCs w:val="28"/>
+        </w:rPr>
+        <w:t>Олардың</w:t>
+      </w:r>
+      <w:proofErr w:type="spellEnd"/>
+      <w:r>
+        <w:rPr>
+          <w:sz w:val="28"/>
+          <w:szCs w:val="28"/>
+        </w:rPr>
+        <w:t xml:space="preserve"> </w:t>
+      </w:r>
+      <w:proofErr w:type="spellStart"/>
+      <w:r>
+        <w:rPr>
+          <w:sz w:val="28"/>
+          <w:szCs w:val="28"/>
+        </w:rPr>
+        <w:t>ішінде</w:t>
+      </w:r>
+      <w:proofErr w:type="spellEnd"/>
+      <w:r>
+        <w:rPr>
+          <w:sz w:val="28"/>
+          <w:szCs w:val="28"/>
+        </w:rPr>
+        <w:t>:</w:t>
+      </w:r>
+      <w:r>
+        <w:rPr>
+          <w:sz w:val="28"/>
+          <w:szCs w:val="28"/>
+        </w:rPr>
+        <w:br/>
+      </w:r>
+      <w:r>
+        <w:rPr>
+          <w:sz w:val="28"/>
+          <w:szCs w:val="28"/>
+          <w:lang w:val="kk-KZ"/>
+        </w:rPr>
+        <w:t>-</w:t>
+      </w:r>
+      <w:r>
+        <w:rPr>
+          <w:sz w:val="28"/>
+          <w:szCs w:val="28"/>
+        </w:rPr>
+        <w:t xml:space="preserve"> KPI </w:t>
+      </w:r>
+      <w:proofErr w:type="spellStart"/>
+      <w:r>
+        <w:rPr>
+          <w:sz w:val="28"/>
+          <w:szCs w:val="28"/>
+        </w:rPr>
+        <w:t>көрсеткіштерін</w:t>
+      </w:r>
+      <w:proofErr w:type="spellEnd"/>
+      <w:r>
+        <w:rPr>
+          <w:sz w:val="28"/>
+          <w:szCs w:val="28"/>
+        </w:rPr>
+        <w:t xml:space="preserve"> </w:t>
+      </w:r>
+      <w:proofErr w:type="spellStart"/>
+      <w:r>
+        <w:rPr>
+          <w:sz w:val="28"/>
+          <w:szCs w:val="28"/>
+        </w:rPr>
+        <w:t>автоматты</w:t>
+      </w:r>
+      <w:proofErr w:type="spellEnd"/>
+      <w:r>
+        <w:rPr>
+          <w:sz w:val="28"/>
+          <w:szCs w:val="28"/>
+        </w:rPr>
+        <w:t xml:space="preserve"> </w:t>
+      </w:r>
+      <w:proofErr w:type="spellStart"/>
+      <w:r>
+        <w:rPr>
+          <w:sz w:val="28"/>
+          <w:szCs w:val="28"/>
+        </w:rPr>
+        <w:t>түрде</w:t>
+      </w:r>
+      <w:proofErr w:type="spellEnd"/>
+      <w:r>
+        <w:rPr>
+          <w:sz w:val="28"/>
+          <w:szCs w:val="28"/>
+        </w:rPr>
+        <w:t xml:space="preserve"> </w:t>
+      </w:r>
+      <w:proofErr w:type="spellStart"/>
+      <w:r>
+        <w:rPr>
+          <w:sz w:val="28"/>
+          <w:szCs w:val="28"/>
+        </w:rPr>
+        <w:t>есептеу</w:t>
+      </w:r>
+      <w:proofErr w:type="spellEnd"/>
+      <w:r>
+        <w:rPr>
+          <w:sz w:val="28"/>
+          <w:szCs w:val="28"/>
+        </w:rPr>
+        <w:t xml:space="preserve"> </w:t>
+      </w:r>
+      <w:proofErr w:type="spellStart"/>
+      <w:r>
+        <w:rPr>
+          <w:sz w:val="28"/>
+          <w:szCs w:val="28"/>
+        </w:rPr>
+        <w:t>мүмкіндігінің</w:t>
+      </w:r>
+      <w:proofErr w:type="spellEnd"/>
+      <w:r>
+        <w:rPr>
+          <w:sz w:val="28"/>
+          <w:szCs w:val="28"/>
+        </w:rPr>
+        <w:t xml:space="preserve"> </w:t>
+      </w:r>
+      <w:proofErr w:type="spellStart"/>
+      <w:r>
+        <w:rPr>
+          <w:sz w:val="28"/>
+          <w:szCs w:val="28"/>
+        </w:rPr>
+        <w:t>шектеулілігі</w:t>
+      </w:r>
+      <w:proofErr w:type="spellEnd"/>
+      <w:r>
+        <w:rPr>
+          <w:sz w:val="28"/>
+          <w:szCs w:val="28"/>
+        </w:rPr>
+        <w:t>;</w:t>
+      </w:r>
+      <w:r>
+        <w:rPr>
+          <w:sz w:val="28"/>
+          <w:szCs w:val="28"/>
+        </w:rPr>
+        <w:br/>
+      </w:r>
+      <w:r>
+        <w:rPr>
+          <w:sz w:val="28"/>
+          <w:szCs w:val="28"/>
+          <w:lang w:val="kk-KZ"/>
+        </w:rPr>
+        <w:t>-</w:t>
+      </w:r>
+      <w:r>
+        <w:rPr>
+          <w:sz w:val="28"/>
+          <w:szCs w:val="28"/>
+        </w:rPr>
+        <w:t xml:space="preserve"> </w:t>
+      </w:r>
+      <w:proofErr w:type="spellStart"/>
+      <w:r>
+        <w:rPr>
+          <w:sz w:val="28"/>
+          <w:szCs w:val="28"/>
+        </w:rPr>
+        <w:t>қызметкерлердің</w:t>
+      </w:r>
+      <w:proofErr w:type="spellEnd"/>
+      <w:r>
+        <w:rPr>
+          <w:sz w:val="28"/>
+          <w:szCs w:val="28"/>
+        </w:rPr>
+        <w:t xml:space="preserve"> </w:t>
+      </w:r>
+      <w:proofErr w:type="spellStart"/>
+      <w:r>
+        <w:rPr>
+          <w:sz w:val="28"/>
+          <w:szCs w:val="28"/>
+        </w:rPr>
+        <w:t>тиімділігін</w:t>
+      </w:r>
+      <w:proofErr w:type="spellEnd"/>
+      <w:r>
+        <w:rPr>
+          <w:sz w:val="28"/>
+          <w:szCs w:val="28"/>
+        </w:rPr>
+        <w:t xml:space="preserve"> </w:t>
+      </w:r>
+      <w:proofErr w:type="spellStart"/>
+      <w:r>
+        <w:rPr>
+          <w:sz w:val="28"/>
+          <w:szCs w:val="28"/>
+        </w:rPr>
+        <w:t>кешенді</w:t>
+      </w:r>
+      <w:proofErr w:type="spellEnd"/>
+      <w:r>
+        <w:rPr>
+          <w:sz w:val="28"/>
+          <w:szCs w:val="28"/>
+        </w:rPr>
+        <w:t xml:space="preserve"> </w:t>
+      </w:r>
+      <w:proofErr w:type="spellStart"/>
+      <w:r>
+        <w:rPr>
+          <w:sz w:val="28"/>
+          <w:szCs w:val="28"/>
+        </w:rPr>
+        <w:t>бағалау</w:t>
+      </w:r>
+      <w:proofErr w:type="spellEnd"/>
+      <w:r>
+        <w:rPr>
+          <w:sz w:val="28"/>
+          <w:szCs w:val="28"/>
+        </w:rPr>
+        <w:t xml:space="preserve"> </w:t>
+      </w:r>
+      <w:proofErr w:type="spellStart"/>
+      <w:r>
+        <w:rPr>
+          <w:sz w:val="28"/>
+          <w:szCs w:val="28"/>
+        </w:rPr>
+        <w:t>құралдарының</w:t>
+      </w:r>
+      <w:proofErr w:type="spellEnd"/>
+      <w:r>
+        <w:rPr>
+          <w:sz w:val="28"/>
+          <w:szCs w:val="28"/>
+        </w:rPr>
+        <w:t xml:space="preserve"> </w:t>
+      </w:r>
+      <w:proofErr w:type="spellStart"/>
+      <w:r>
+        <w:rPr>
+          <w:sz w:val="28"/>
+          <w:szCs w:val="28"/>
+        </w:rPr>
+        <w:t>жеткіліксіздігі</w:t>
+      </w:r>
+      <w:proofErr w:type="spellEnd"/>
+      <w:r>
+        <w:rPr>
+          <w:sz w:val="28"/>
+          <w:szCs w:val="28"/>
+        </w:rPr>
+        <w:t>;</w:t>
+      </w:r>
+      <w:r>
+        <w:rPr>
+          <w:sz w:val="28"/>
+          <w:szCs w:val="28"/>
+        </w:rPr>
+        <w:br/>
+      </w:r>
+      <w:r>
+        <w:rPr>
+          <w:sz w:val="28"/>
+          <w:szCs w:val="28"/>
+          <w:lang w:val="kk-KZ"/>
+        </w:rPr>
+        <w:t>-</w:t>
+      </w:r>
+      <w:r>
+        <w:rPr>
+          <w:sz w:val="28"/>
+          <w:szCs w:val="28"/>
+        </w:rPr>
+        <w:t xml:space="preserve"> </w:t>
+      </w:r>
+      <w:proofErr w:type="spellStart"/>
+      <w:r>
+        <w:rPr>
+          <w:sz w:val="28"/>
+          <w:szCs w:val="28"/>
+        </w:rPr>
+        <w:t>аналитикалық</w:t>
+      </w:r>
+      <w:proofErr w:type="spellEnd"/>
+      <w:r>
+        <w:rPr>
+          <w:sz w:val="28"/>
+          <w:szCs w:val="28"/>
+        </w:rPr>
+        <w:t xml:space="preserve"> </w:t>
+      </w:r>
+      <w:proofErr w:type="spellStart"/>
+      <w:r>
+        <w:rPr>
+          <w:sz w:val="28"/>
+          <w:szCs w:val="28"/>
+        </w:rPr>
+        <w:t>мүмкіндіктердің</w:t>
+      </w:r>
+      <w:proofErr w:type="spellEnd"/>
+      <w:r>
+        <w:rPr>
+          <w:sz w:val="28"/>
+          <w:szCs w:val="28"/>
+        </w:rPr>
+        <w:t xml:space="preserve"> </w:t>
+      </w:r>
+      <w:proofErr w:type="spellStart"/>
+      <w:r>
+        <w:rPr>
+          <w:sz w:val="28"/>
+          <w:szCs w:val="28"/>
+        </w:rPr>
+        <w:t>толық</w:t>
+      </w:r>
+      <w:proofErr w:type="spellEnd"/>
+      <w:r>
+        <w:rPr>
+          <w:sz w:val="28"/>
+          <w:szCs w:val="28"/>
+        </w:rPr>
+        <w:t xml:space="preserve"> </w:t>
+      </w:r>
+      <w:proofErr w:type="spellStart"/>
+      <w:r>
+        <w:rPr>
+          <w:sz w:val="28"/>
+          <w:szCs w:val="28"/>
+        </w:rPr>
+        <w:t>дамымауы</w:t>
+      </w:r>
+      <w:proofErr w:type="spellEnd"/>
+      <w:r>
+        <w:rPr>
+          <w:sz w:val="28"/>
+          <w:szCs w:val="28"/>
+        </w:rPr>
+        <w:t>.</w:t>
+      </w:r>
+    </w:p>
+    <w:p>
+      <w:pPr>
+        <w:widowControl/>
+        <w:autoSpaceDE/>
+        <w:autoSpaceDN/>
+        <w:ind w:firstLine="709"/>
+        <w:jc w:val="both"/>
+        <w:rPr>
+          <w:sz w:val="28"/>
+          <w:szCs w:val="28"/>
+        </w:rPr>
+      </w:pPr>
+      <w:proofErr w:type="spellStart"/>
+      <w:r>
+        <w:rPr>
+          <w:sz w:val="28"/>
+          <w:szCs w:val="28"/>
+        </w:rPr>
+        <w:t>Бұл</w:t>
+      </w:r>
+      <w:proofErr w:type="spellEnd"/>
+      <w:r>
+        <w:rPr>
+          <w:sz w:val="28"/>
+          <w:szCs w:val="28"/>
+        </w:rPr>
+        <w:t xml:space="preserve"> </w:t>
+      </w:r>
+      <w:proofErr w:type="spellStart"/>
+      <w:r>
+        <w:rPr>
+          <w:sz w:val="28"/>
+          <w:szCs w:val="28"/>
+        </w:rPr>
+        <w:t>кемшіліктер</w:t>
+      </w:r>
+      <w:proofErr w:type="spellEnd"/>
+      <w:r>
+        <w:rPr>
+          <w:sz w:val="28"/>
+          <w:szCs w:val="28"/>
+        </w:rPr>
+        <w:t xml:space="preserve"> </w:t>
+      </w:r>
+      <w:proofErr w:type="spellStart"/>
+      <w:r>
+        <w:rPr>
+          <w:sz w:val="28"/>
+          <w:szCs w:val="28"/>
+        </w:rPr>
+        <w:t>кәсіпорын</w:t>
+      </w:r>
+      <w:proofErr w:type="spellEnd"/>
+      <w:r>
+        <w:rPr>
+          <w:sz w:val="28"/>
+          <w:szCs w:val="28"/>
+        </w:rPr>
+        <w:t xml:space="preserve"> </w:t>
+      </w:r>
+      <w:proofErr w:type="spellStart"/>
+      <w:r>
+        <w:rPr>
+          <w:sz w:val="28"/>
+          <w:szCs w:val="28"/>
+        </w:rPr>
+        <w:t>басшылығы</w:t>
+      </w:r>
+      <w:proofErr w:type="spellEnd"/>
+      <w:r>
+        <w:rPr>
+          <w:sz w:val="28"/>
+          <w:szCs w:val="28"/>
+        </w:rPr>
+        <w:t xml:space="preserve"> </w:t>
+      </w:r>
+      <w:proofErr w:type="spellStart"/>
+      <w:r>
+        <w:rPr>
+          <w:sz w:val="28"/>
+          <w:szCs w:val="28"/>
+        </w:rPr>
+        <w:t>үшін</w:t>
+      </w:r>
+      <w:proofErr w:type="spellEnd"/>
+      <w:r>
+        <w:rPr>
+          <w:sz w:val="28"/>
+          <w:szCs w:val="28"/>
+        </w:rPr>
+        <w:t xml:space="preserve"> </w:t>
+      </w:r>
+      <w:proofErr w:type="spellStart"/>
+      <w:r>
+        <w:rPr>
+          <w:sz w:val="28"/>
+          <w:szCs w:val="28"/>
+        </w:rPr>
+        <w:t>маңызды</w:t>
+      </w:r>
+      <w:proofErr w:type="spellEnd"/>
+      <w:r>
+        <w:rPr>
+          <w:sz w:val="28"/>
+          <w:szCs w:val="28"/>
+        </w:rPr>
+        <w:t xml:space="preserve"> </w:t>
+      </w:r>
+      <w:proofErr w:type="spellStart"/>
+      <w:r>
+        <w:rPr>
+          <w:sz w:val="28"/>
+          <w:szCs w:val="28"/>
+        </w:rPr>
+        <w:t>ақпараттың</w:t>
+      </w:r>
+      <w:proofErr w:type="spellEnd"/>
+      <w:r>
+        <w:rPr>
+          <w:sz w:val="28"/>
+          <w:szCs w:val="28"/>
+        </w:rPr>
+        <w:t xml:space="preserve"> </w:t>
+      </w:r>
+      <w:proofErr w:type="spellStart"/>
+      <w:r>
+        <w:rPr>
+          <w:sz w:val="28"/>
+          <w:szCs w:val="28"/>
+        </w:rPr>
+        <w:t>жетіспеуіне</w:t>
+      </w:r>
+      <w:proofErr w:type="spellEnd"/>
+      <w:r>
+        <w:rPr>
+          <w:sz w:val="28"/>
+          <w:szCs w:val="28"/>
+        </w:rPr>
+        <w:t xml:space="preserve"> </w:t>
+      </w:r>
+      <w:proofErr w:type="spellStart"/>
+      <w:r>
+        <w:rPr>
+          <w:sz w:val="28"/>
+          <w:szCs w:val="28"/>
+        </w:rPr>
+        <w:t>әкелуі</w:t>
+      </w:r>
+      <w:proofErr w:type="spellEnd"/>
+      <w:r>
+        <w:rPr>
+          <w:sz w:val="28"/>
+          <w:szCs w:val="28"/>
+        </w:rPr>
+        <w:t xml:space="preserve"> </w:t>
+      </w:r>
+      <w:proofErr w:type="spellStart"/>
+      <w:r>
+        <w:rPr>
+          <w:sz w:val="28"/>
+          <w:szCs w:val="28"/>
+        </w:rPr>
+        <w:t>мүмкін</w:t>
+      </w:r>
+      <w:proofErr w:type="spellEnd"/>
+      <w:r>
+        <w:rPr>
+          <w:sz w:val="28"/>
+          <w:szCs w:val="28"/>
+        </w:rPr>
+        <w:t xml:space="preserve">. </w:t>
+      </w:r>
+      <w:proofErr w:type="spellStart"/>
+      <w:r>
+        <w:rPr>
+          <w:sz w:val="28"/>
+          <w:szCs w:val="28"/>
+        </w:rPr>
+        <w:t>Мысалы</w:t>
+      </w:r>
+      <w:proofErr w:type="spellEnd"/>
+      <w:r>
+        <w:rPr>
+          <w:sz w:val="28"/>
+          <w:szCs w:val="28"/>
+        </w:rPr>
+        <w:t xml:space="preserve">, </w:t>
+      </w:r>
+      <w:proofErr w:type="spellStart"/>
+      <w:r>
+        <w:rPr>
+          <w:sz w:val="28"/>
+          <w:szCs w:val="28"/>
+        </w:rPr>
+        <w:t>жүйе</w:t>
+      </w:r>
+      <w:proofErr w:type="spellEnd"/>
+      <w:r>
+        <w:rPr>
+          <w:sz w:val="28"/>
+          <w:szCs w:val="28"/>
+        </w:rPr>
+        <w:t xml:space="preserve"> </w:t>
+      </w:r>
+      <w:proofErr w:type="spellStart"/>
+      <w:r>
+        <w:rPr>
+          <w:sz w:val="28"/>
+          <w:szCs w:val="28"/>
+        </w:rPr>
+        <w:t>құжаттардың</w:t>
+      </w:r>
+      <w:proofErr w:type="spellEnd"/>
+      <w:r>
+        <w:rPr>
+          <w:sz w:val="28"/>
+          <w:szCs w:val="28"/>
+        </w:rPr>
+        <w:t xml:space="preserve"> </w:t>
+      </w:r>
+      <w:proofErr w:type="spellStart"/>
+      <w:r>
+        <w:rPr>
+          <w:sz w:val="28"/>
+          <w:szCs w:val="28"/>
+        </w:rPr>
+        <w:t>орындалу</w:t>
+      </w:r>
+      <w:proofErr w:type="spellEnd"/>
+      <w:r>
+        <w:rPr>
+          <w:sz w:val="28"/>
+          <w:szCs w:val="28"/>
+        </w:rPr>
+        <w:t xml:space="preserve"> </w:t>
+      </w:r>
+      <w:proofErr w:type="spellStart"/>
+      <w:r>
+        <w:rPr>
+          <w:sz w:val="28"/>
+          <w:szCs w:val="28"/>
+        </w:rPr>
+        <w:t>фактісін</w:t>
+      </w:r>
+      <w:proofErr w:type="spellEnd"/>
+      <w:r>
+        <w:rPr>
+          <w:sz w:val="28"/>
+          <w:szCs w:val="28"/>
+        </w:rPr>
+        <w:t xml:space="preserve"> </w:t>
+      </w:r>
+      <w:proofErr w:type="spellStart"/>
+      <w:r>
+        <w:rPr>
+          <w:sz w:val="28"/>
+          <w:szCs w:val="28"/>
+        </w:rPr>
+        <w:t>көрсеткенімен</w:t>
+      </w:r>
+      <w:proofErr w:type="spellEnd"/>
+      <w:r>
+        <w:rPr>
+          <w:sz w:val="28"/>
+          <w:szCs w:val="28"/>
+        </w:rPr>
+        <w:t xml:space="preserve">, </w:t>
+      </w:r>
+      <w:proofErr w:type="spellStart"/>
+      <w:r>
+        <w:rPr>
+          <w:sz w:val="28"/>
+          <w:szCs w:val="28"/>
+        </w:rPr>
+        <w:t>олардың</w:t>
+      </w:r>
+      <w:proofErr w:type="spellEnd"/>
+      <w:r>
+        <w:rPr>
+          <w:sz w:val="28"/>
+          <w:szCs w:val="28"/>
+        </w:rPr>
+        <w:t xml:space="preserve"> </w:t>
+      </w:r>
+      <w:proofErr w:type="spellStart"/>
+      <w:r>
+        <w:rPr>
+          <w:sz w:val="28"/>
+          <w:szCs w:val="28"/>
+        </w:rPr>
+        <w:t>тиімділігін</w:t>
+      </w:r>
+      <w:proofErr w:type="spellEnd"/>
+      <w:r>
+        <w:rPr>
+          <w:sz w:val="28"/>
+          <w:szCs w:val="28"/>
+        </w:rPr>
+        <w:t xml:space="preserve"> </w:t>
+      </w:r>
+      <w:proofErr w:type="spellStart"/>
+      <w:r>
+        <w:rPr>
+          <w:sz w:val="28"/>
+          <w:szCs w:val="28"/>
+        </w:rPr>
+        <w:t>немесе</w:t>
+      </w:r>
+      <w:proofErr w:type="spellEnd"/>
+      <w:r>
+        <w:rPr>
+          <w:sz w:val="28"/>
+          <w:szCs w:val="28"/>
+        </w:rPr>
+        <w:t xml:space="preserve"> </w:t>
+      </w:r>
+      <w:proofErr w:type="spellStart"/>
+      <w:r>
+        <w:rPr>
+          <w:sz w:val="28"/>
+          <w:szCs w:val="28"/>
+        </w:rPr>
+        <w:t>сапасын</w:t>
+      </w:r>
+      <w:proofErr w:type="spellEnd"/>
+      <w:r>
+        <w:rPr>
+          <w:sz w:val="28"/>
+          <w:szCs w:val="28"/>
+        </w:rPr>
+        <w:t xml:space="preserve"> </w:t>
+      </w:r>
+      <w:proofErr w:type="spellStart"/>
+      <w:r>
+        <w:rPr>
+          <w:sz w:val="28"/>
+          <w:szCs w:val="28"/>
+        </w:rPr>
+        <w:t>толық</w:t>
+      </w:r>
+      <w:proofErr w:type="spellEnd"/>
+      <w:r>
+        <w:rPr>
+          <w:sz w:val="28"/>
+          <w:szCs w:val="28"/>
+        </w:rPr>
+        <w:t xml:space="preserve"> </w:t>
+      </w:r>
+      <w:proofErr w:type="spellStart"/>
+      <w:r>
+        <w:rPr>
+          <w:sz w:val="28"/>
+          <w:szCs w:val="28"/>
+        </w:rPr>
+        <w:t>бағалай</w:t>
+      </w:r>
+      <w:proofErr w:type="spellEnd"/>
+      <w:r>
+        <w:rPr>
+          <w:sz w:val="28"/>
+          <w:szCs w:val="28"/>
+        </w:rPr>
+        <w:t xml:space="preserve"> </w:t>
+      </w:r>
+      <w:proofErr w:type="spellStart"/>
+      <w:r>
+        <w:rPr>
+          <w:sz w:val="28"/>
+          <w:szCs w:val="28"/>
+        </w:rPr>
+        <w:t>алмайды</w:t>
+      </w:r>
+      <w:proofErr w:type="spellEnd"/>
+      <w:r>
+        <w:rPr>
+          <w:sz w:val="28"/>
+          <w:szCs w:val="28"/>
+        </w:rPr>
+        <w:t xml:space="preserve">. </w:t>
+      </w:r>
+      <w:proofErr w:type="spellStart"/>
+      <w:r>
+        <w:rPr>
+          <w:sz w:val="28"/>
+          <w:szCs w:val="28"/>
+        </w:rPr>
+        <w:t>Осыған</w:t>
+      </w:r>
+      <w:proofErr w:type="spellEnd"/>
+      <w:r>
+        <w:rPr>
+          <w:sz w:val="28"/>
+          <w:szCs w:val="28"/>
+        </w:rPr>
+        <w:t xml:space="preserve"> </w:t>
+      </w:r>
+      <w:proofErr w:type="spellStart"/>
+      <w:r>
+        <w:rPr>
+          <w:sz w:val="28"/>
+          <w:szCs w:val="28"/>
+        </w:rPr>
+        <w:t>байланысты</w:t>
+      </w:r>
+      <w:proofErr w:type="spellEnd"/>
+      <w:r>
+        <w:rPr>
+          <w:sz w:val="28"/>
+          <w:szCs w:val="28"/>
+        </w:rPr>
+        <w:t xml:space="preserve"> KPI </w:t>
+      </w:r>
+      <w:proofErr w:type="spellStart"/>
+      <w:r>
+        <w:rPr>
+          <w:sz w:val="28"/>
+          <w:szCs w:val="28"/>
+        </w:rPr>
+        <w:t>көрсеткіштерін</w:t>
+      </w:r>
+      <w:proofErr w:type="spellEnd"/>
+      <w:r>
+        <w:rPr>
+          <w:sz w:val="28"/>
+          <w:szCs w:val="28"/>
+        </w:rPr>
+        <w:t xml:space="preserve"> </w:t>
+      </w:r>
+      <w:proofErr w:type="spellStart"/>
+      <w:r>
+        <w:rPr>
+          <w:sz w:val="28"/>
+          <w:szCs w:val="28"/>
+        </w:rPr>
+        <w:t>енгізу</w:t>
+      </w:r>
+      <w:proofErr w:type="spellEnd"/>
+      <w:r>
+        <w:rPr>
+          <w:sz w:val="28"/>
+          <w:szCs w:val="28"/>
+        </w:rPr>
+        <w:t xml:space="preserve"> </w:t>
+      </w:r>
+      <w:proofErr w:type="spellStart"/>
+      <w:r>
+        <w:rPr>
+          <w:sz w:val="28"/>
+          <w:szCs w:val="28"/>
+        </w:rPr>
+        <w:t>қажеттілігі</w:t>
+      </w:r>
+      <w:proofErr w:type="spellEnd"/>
+      <w:r>
+        <w:rPr>
+          <w:sz w:val="28"/>
+          <w:szCs w:val="28"/>
+        </w:rPr>
+        <w:t xml:space="preserve"> </w:t>
+      </w:r>
+      <w:proofErr w:type="spellStart"/>
+      <w:r>
+        <w:rPr>
+          <w:sz w:val="28"/>
+          <w:szCs w:val="28"/>
+        </w:rPr>
+        <w:t>туындайды</w:t>
+      </w:r>
+      <w:proofErr w:type="spellEnd"/>
+      <w:r>
+        <w:rPr>
+          <w:sz w:val="28"/>
+          <w:szCs w:val="28"/>
+        </w:rPr>
+        <w:t>.</w:t>
+      </w:r>
+    </w:p>
+    <w:p>
+      <w:pPr>
+        <w:widowControl/>
+        <w:autoSpaceDE/>
+        <w:autoSpaceDN/>
+        <w:ind w:firstLine="709"/>
+        <w:jc w:val="both"/>
+        <w:rPr>
+          <w:sz w:val="28"/>
+          <w:szCs w:val="28"/>
+        </w:rPr>
+      </w:pPr>
+      <w:r>
+        <w:rPr>
+          <w:sz w:val="28"/>
+          <w:szCs w:val="28"/>
+        </w:rPr>
+        <w:t xml:space="preserve">KPI (Key Performance </w:t>
+      </w:r>
+      <w:proofErr w:type="spellStart"/>
+      <w:r>
+        <w:rPr>
+          <w:sz w:val="28"/>
+          <w:szCs w:val="28"/>
+        </w:rPr>
+        <w:t>Indicators</w:t>
+      </w:r>
+      <w:proofErr w:type="spellEnd"/>
+      <w:r>
+        <w:rPr>
+          <w:sz w:val="28"/>
+          <w:szCs w:val="28"/>
+        </w:rPr>
+        <w:t xml:space="preserve">) – </w:t>
+      </w:r>
+      <w:proofErr w:type="spellStart"/>
+      <w:r>
+        <w:rPr>
+          <w:sz w:val="28"/>
+          <w:szCs w:val="28"/>
+        </w:rPr>
+        <w:t>қызметтің</w:t>
+      </w:r>
+      <w:proofErr w:type="spellEnd"/>
+      <w:r>
+        <w:rPr>
+          <w:sz w:val="28"/>
+          <w:szCs w:val="28"/>
+        </w:rPr>
+        <w:t xml:space="preserve"> </w:t>
+      </w:r>
+      <w:proofErr w:type="spellStart"/>
+      <w:r>
+        <w:rPr>
+          <w:sz w:val="28"/>
+          <w:szCs w:val="28"/>
+        </w:rPr>
+        <w:t>нәтижелілігін</w:t>
+      </w:r>
+      <w:proofErr w:type="spellEnd"/>
+      <w:r>
+        <w:rPr>
+          <w:sz w:val="28"/>
+          <w:szCs w:val="28"/>
+        </w:rPr>
+        <w:t xml:space="preserve"> </w:t>
+      </w:r>
+      <w:proofErr w:type="spellStart"/>
+      <w:r>
+        <w:rPr>
+          <w:sz w:val="28"/>
+          <w:szCs w:val="28"/>
+        </w:rPr>
+        <w:t>бағалауға</w:t>
+      </w:r>
+      <w:proofErr w:type="spellEnd"/>
+      <w:r>
+        <w:rPr>
+          <w:sz w:val="28"/>
+          <w:szCs w:val="28"/>
+        </w:rPr>
+        <w:t xml:space="preserve"> </w:t>
+      </w:r>
+      <w:proofErr w:type="spellStart"/>
+      <w:r>
+        <w:rPr>
+          <w:sz w:val="28"/>
+          <w:szCs w:val="28"/>
+        </w:rPr>
+        <w:t>арналған</w:t>
+      </w:r>
+      <w:proofErr w:type="spellEnd"/>
+      <w:r>
+        <w:rPr>
+          <w:sz w:val="28"/>
+          <w:szCs w:val="28"/>
+        </w:rPr>
+        <w:t xml:space="preserve"> </w:t>
+      </w:r>
+      <w:proofErr w:type="spellStart"/>
+      <w:r>
+        <w:rPr>
+          <w:sz w:val="28"/>
+          <w:szCs w:val="28"/>
+        </w:rPr>
+        <w:t>негізгі</w:t>
+      </w:r>
+      <w:proofErr w:type="spellEnd"/>
+      <w:r>
+        <w:rPr>
+          <w:sz w:val="28"/>
+          <w:szCs w:val="28"/>
+        </w:rPr>
+        <w:t xml:space="preserve"> </w:t>
+      </w:r>
+      <w:proofErr w:type="spellStart"/>
+      <w:r>
+        <w:rPr>
+          <w:sz w:val="28"/>
+          <w:szCs w:val="28"/>
+        </w:rPr>
+        <w:t>көрсеткіштер</w:t>
+      </w:r>
+      <w:proofErr w:type="spellEnd"/>
+      <w:r>
+        <w:rPr>
+          <w:sz w:val="28"/>
+          <w:szCs w:val="28"/>
+        </w:rPr>
+        <w:t xml:space="preserve">. </w:t>
+      </w:r>
+      <w:proofErr w:type="spellStart"/>
+      <w:r>
+        <w:rPr>
+          <w:sz w:val="28"/>
+          <w:szCs w:val="28"/>
+        </w:rPr>
+        <w:t>Олар</w:t>
+      </w:r>
+      <w:proofErr w:type="spellEnd"/>
+      <w:r>
+        <w:rPr>
+          <w:sz w:val="28"/>
+          <w:szCs w:val="28"/>
+        </w:rPr>
+        <w:t xml:space="preserve"> </w:t>
+      </w:r>
+      <w:proofErr w:type="spellStart"/>
+      <w:r>
+        <w:rPr>
+          <w:sz w:val="28"/>
+          <w:szCs w:val="28"/>
+        </w:rPr>
+        <w:t>қызметкерлердің</w:t>
+      </w:r>
+      <w:proofErr w:type="spellEnd"/>
+      <w:r>
+        <w:rPr>
+          <w:sz w:val="28"/>
+          <w:szCs w:val="28"/>
+        </w:rPr>
+        <w:t xml:space="preserve"> </w:t>
+      </w:r>
+      <w:proofErr w:type="spellStart"/>
+      <w:r>
+        <w:rPr>
+          <w:sz w:val="28"/>
+          <w:szCs w:val="28"/>
+        </w:rPr>
+        <w:t>жұмыс</w:t>
+      </w:r>
+      <w:proofErr w:type="spellEnd"/>
+      <w:r>
+        <w:rPr>
+          <w:sz w:val="28"/>
+          <w:szCs w:val="28"/>
+        </w:rPr>
+        <w:t xml:space="preserve"> </w:t>
+      </w:r>
+      <w:proofErr w:type="spellStart"/>
+      <w:r>
+        <w:rPr>
+          <w:sz w:val="28"/>
+          <w:szCs w:val="28"/>
+        </w:rPr>
+        <w:t>тиімділігін</w:t>
+      </w:r>
+      <w:proofErr w:type="spellEnd"/>
+      <w:r>
+        <w:rPr>
+          <w:sz w:val="28"/>
+          <w:szCs w:val="28"/>
+        </w:rPr>
+        <w:t xml:space="preserve">, </w:t>
+      </w:r>
+      <w:proofErr w:type="spellStart"/>
+      <w:r>
+        <w:rPr>
+          <w:sz w:val="28"/>
+          <w:szCs w:val="28"/>
+        </w:rPr>
+        <w:t>тапсырмалардың</w:t>
+      </w:r>
+      <w:proofErr w:type="spellEnd"/>
+      <w:r>
+        <w:rPr>
+          <w:sz w:val="28"/>
+          <w:szCs w:val="28"/>
+        </w:rPr>
+        <w:t xml:space="preserve"> </w:t>
+      </w:r>
+      <w:proofErr w:type="spellStart"/>
+      <w:r>
+        <w:rPr>
+          <w:sz w:val="28"/>
+          <w:szCs w:val="28"/>
+        </w:rPr>
+        <w:t>орындалу</w:t>
+      </w:r>
+      <w:proofErr w:type="spellEnd"/>
+      <w:r>
+        <w:rPr>
+          <w:sz w:val="28"/>
+          <w:szCs w:val="28"/>
+        </w:rPr>
+        <w:t xml:space="preserve"> </w:t>
+      </w:r>
+      <w:proofErr w:type="spellStart"/>
+      <w:r>
+        <w:rPr>
+          <w:sz w:val="28"/>
+          <w:szCs w:val="28"/>
+        </w:rPr>
+        <w:t>сапасын</w:t>
+      </w:r>
+      <w:proofErr w:type="spellEnd"/>
+      <w:r>
+        <w:rPr>
+          <w:sz w:val="28"/>
+          <w:szCs w:val="28"/>
+        </w:rPr>
+        <w:t xml:space="preserve"> </w:t>
+      </w:r>
+      <w:proofErr w:type="spellStart"/>
+      <w:r>
+        <w:rPr>
+          <w:sz w:val="28"/>
+          <w:szCs w:val="28"/>
+        </w:rPr>
+        <w:t>және</w:t>
+      </w:r>
+      <w:proofErr w:type="spellEnd"/>
+      <w:r>
+        <w:rPr>
+          <w:sz w:val="28"/>
+          <w:szCs w:val="28"/>
+        </w:rPr>
+        <w:t xml:space="preserve"> </w:t>
+      </w:r>
+      <w:proofErr w:type="spellStart"/>
+      <w:r>
+        <w:rPr>
+          <w:sz w:val="28"/>
+          <w:szCs w:val="28"/>
+        </w:rPr>
+        <w:t>мерзімдердің</w:t>
+      </w:r>
+      <w:proofErr w:type="spellEnd"/>
+      <w:r>
+        <w:rPr>
+          <w:sz w:val="28"/>
+          <w:szCs w:val="28"/>
+        </w:rPr>
+        <w:t xml:space="preserve"> </w:t>
+      </w:r>
+      <w:proofErr w:type="spellStart"/>
+      <w:r>
+        <w:rPr>
+          <w:sz w:val="28"/>
+          <w:szCs w:val="28"/>
+        </w:rPr>
+        <w:t>сақталуын</w:t>
+      </w:r>
+      <w:proofErr w:type="spellEnd"/>
+      <w:r>
+        <w:rPr>
+          <w:sz w:val="28"/>
+          <w:szCs w:val="28"/>
+        </w:rPr>
+        <w:t xml:space="preserve"> </w:t>
+      </w:r>
+      <w:proofErr w:type="spellStart"/>
+      <w:r>
+        <w:rPr>
+          <w:sz w:val="28"/>
+          <w:szCs w:val="28"/>
+        </w:rPr>
+        <w:t>бағалауға</w:t>
+      </w:r>
+      <w:proofErr w:type="spellEnd"/>
+      <w:r>
+        <w:rPr>
+          <w:sz w:val="28"/>
+          <w:szCs w:val="28"/>
+        </w:rPr>
+        <w:t xml:space="preserve"> </w:t>
+      </w:r>
+      <w:proofErr w:type="spellStart"/>
+      <w:r>
+        <w:rPr>
+          <w:sz w:val="28"/>
+          <w:szCs w:val="28"/>
+        </w:rPr>
+        <w:t>мүмкіндік</w:t>
+      </w:r>
+      <w:proofErr w:type="spellEnd"/>
+      <w:r>
+        <w:rPr>
+          <w:sz w:val="28"/>
+          <w:szCs w:val="28"/>
+        </w:rPr>
+        <w:t xml:space="preserve"> </w:t>
+      </w:r>
+      <w:proofErr w:type="spellStart"/>
+      <w:r>
+        <w:rPr>
+          <w:sz w:val="28"/>
+          <w:szCs w:val="28"/>
+        </w:rPr>
+        <w:t>береді</w:t>
+      </w:r>
+      <w:proofErr w:type="spellEnd"/>
+      <w:r>
+        <w:rPr>
+          <w:sz w:val="28"/>
+          <w:szCs w:val="28"/>
+        </w:rPr>
+        <w:t xml:space="preserve">. KPI </w:t>
+      </w:r>
+      <w:proofErr w:type="spellStart"/>
+      <w:r>
+        <w:rPr>
+          <w:sz w:val="28"/>
+          <w:szCs w:val="28"/>
+        </w:rPr>
+        <w:t>жүйесін</w:t>
+      </w:r>
+      <w:proofErr w:type="spellEnd"/>
+      <w:r>
+        <w:rPr>
+          <w:sz w:val="28"/>
+          <w:szCs w:val="28"/>
+        </w:rPr>
+        <w:t xml:space="preserve"> </w:t>
+      </w:r>
+      <w:proofErr w:type="spellStart"/>
+      <w:r>
+        <w:rPr>
+          <w:sz w:val="28"/>
+          <w:szCs w:val="28"/>
+        </w:rPr>
+        <w:t>енгізу</w:t>
+      </w:r>
+      <w:proofErr w:type="spellEnd"/>
+      <w:r>
+        <w:rPr>
+          <w:sz w:val="28"/>
+          <w:szCs w:val="28"/>
+        </w:rPr>
+        <w:t xml:space="preserve"> </w:t>
+      </w:r>
+      <w:proofErr w:type="spellStart"/>
+      <w:r>
+        <w:rPr>
+          <w:sz w:val="28"/>
+          <w:szCs w:val="28"/>
+        </w:rPr>
+        <w:t>арқылы</w:t>
+      </w:r>
+      <w:proofErr w:type="spellEnd"/>
+      <w:r>
+        <w:rPr>
+          <w:sz w:val="28"/>
+          <w:szCs w:val="28"/>
+        </w:rPr>
+        <w:t xml:space="preserve"> </w:t>
+      </w:r>
+      <w:proofErr w:type="spellStart"/>
+      <w:r>
+        <w:rPr>
+          <w:sz w:val="28"/>
+          <w:szCs w:val="28"/>
+        </w:rPr>
+        <w:t>кәсіпорын</w:t>
+      </w:r>
+      <w:proofErr w:type="spellEnd"/>
+      <w:r>
+        <w:rPr>
+          <w:sz w:val="28"/>
+          <w:szCs w:val="28"/>
+        </w:rPr>
+        <w:t xml:space="preserve"> </w:t>
+      </w:r>
+      <w:proofErr w:type="spellStart"/>
+      <w:r>
+        <w:rPr>
+          <w:sz w:val="28"/>
+          <w:szCs w:val="28"/>
+        </w:rPr>
+        <w:t>қызметінің</w:t>
+      </w:r>
+      <w:proofErr w:type="spellEnd"/>
+      <w:r>
+        <w:rPr>
+          <w:sz w:val="28"/>
+          <w:szCs w:val="28"/>
+        </w:rPr>
+        <w:t xml:space="preserve"> </w:t>
+      </w:r>
+      <w:proofErr w:type="spellStart"/>
+      <w:r>
+        <w:rPr>
+          <w:sz w:val="28"/>
+          <w:szCs w:val="28"/>
+        </w:rPr>
+        <w:t>тиімділігін</w:t>
+      </w:r>
+      <w:proofErr w:type="spellEnd"/>
+      <w:r>
+        <w:rPr>
+          <w:sz w:val="28"/>
+          <w:szCs w:val="28"/>
+        </w:rPr>
+        <w:t xml:space="preserve"> </w:t>
+      </w:r>
+      <w:proofErr w:type="spellStart"/>
+      <w:r>
+        <w:rPr>
+          <w:sz w:val="28"/>
+          <w:szCs w:val="28"/>
+        </w:rPr>
+        <w:t>сандық</w:t>
+      </w:r>
+      <w:proofErr w:type="spellEnd"/>
+      <w:r>
+        <w:rPr>
+          <w:sz w:val="28"/>
+          <w:szCs w:val="28"/>
+        </w:rPr>
+        <w:t xml:space="preserve"> </w:t>
+      </w:r>
+      <w:proofErr w:type="spellStart"/>
+      <w:r>
+        <w:rPr>
+          <w:sz w:val="28"/>
+          <w:szCs w:val="28"/>
+        </w:rPr>
+        <w:t>түрде</w:t>
+      </w:r>
+      <w:proofErr w:type="spellEnd"/>
+      <w:r>
+        <w:rPr>
+          <w:sz w:val="28"/>
+          <w:szCs w:val="28"/>
+        </w:rPr>
+        <w:t xml:space="preserve"> </w:t>
+      </w:r>
+      <w:proofErr w:type="spellStart"/>
+      <w:r>
+        <w:rPr>
+          <w:sz w:val="28"/>
+          <w:szCs w:val="28"/>
+        </w:rPr>
+        <w:t>бағалауға</w:t>
+      </w:r>
+      <w:proofErr w:type="spellEnd"/>
+      <w:r>
+        <w:rPr>
+          <w:sz w:val="28"/>
+          <w:szCs w:val="28"/>
+        </w:rPr>
+        <w:t xml:space="preserve"> </w:t>
+      </w:r>
+      <w:proofErr w:type="spellStart"/>
+      <w:r>
+        <w:rPr>
+          <w:sz w:val="28"/>
+          <w:szCs w:val="28"/>
+        </w:rPr>
+        <w:t>болады</w:t>
+      </w:r>
+      <w:proofErr w:type="spellEnd"/>
+      <w:r>
+        <w:rPr>
+          <w:sz w:val="28"/>
+          <w:szCs w:val="28"/>
+        </w:rPr>
+        <w:t>.</w:t>
+      </w:r>
+    </w:p>
+    <w:p>
+      <w:pPr>
+        <w:widowControl/>
+        <w:autoSpaceDE/>
+        <w:autoSpaceDN/>
+        <w:ind w:firstLine="709"/>
+        <w:rPr>
+          <w:sz w:val="28"/>
+          <w:szCs w:val="28"/>
+        </w:rPr>
+      </w:pPr>
+      <w:r>
+        <w:rPr>
+          <w:sz w:val="28"/>
+          <w:szCs w:val="28"/>
+        </w:rPr>
+        <w:t>1</w:t>
+      </w:r>
+      <w:proofErr w:type="gramStart"/>
+      <w:r>
+        <w:rPr>
+          <w:sz w:val="28"/>
+          <w:szCs w:val="28"/>
+        </w:rPr>
+        <w:t>С:Документооборот</w:t>
+      </w:r>
+      <w:proofErr w:type="gramEnd"/>
+      <w:r>
+        <w:rPr>
+          <w:sz w:val="28"/>
+          <w:szCs w:val="28"/>
+        </w:rPr>
+        <w:t xml:space="preserve"> </w:t>
+      </w:r>
+      <w:proofErr w:type="spellStart"/>
+      <w:r>
+        <w:rPr>
+          <w:sz w:val="28"/>
+          <w:szCs w:val="28"/>
+        </w:rPr>
+        <w:t>жүйесіне</w:t>
+      </w:r>
+      <w:proofErr w:type="spellEnd"/>
+      <w:r>
+        <w:rPr>
+          <w:sz w:val="28"/>
+          <w:szCs w:val="28"/>
+        </w:rPr>
+        <w:t xml:space="preserve"> KPI </w:t>
+      </w:r>
+      <w:proofErr w:type="spellStart"/>
+      <w:r>
+        <w:rPr>
+          <w:sz w:val="28"/>
+          <w:szCs w:val="28"/>
+        </w:rPr>
+        <w:t>модулін</w:t>
+      </w:r>
+      <w:proofErr w:type="spellEnd"/>
+      <w:r>
+        <w:rPr>
+          <w:sz w:val="28"/>
+          <w:szCs w:val="28"/>
+        </w:rPr>
+        <w:t xml:space="preserve"> </w:t>
+      </w:r>
+      <w:proofErr w:type="spellStart"/>
+      <w:r>
+        <w:rPr>
+          <w:sz w:val="28"/>
+          <w:szCs w:val="28"/>
+        </w:rPr>
+        <w:t>енгізу</w:t>
+      </w:r>
+      <w:proofErr w:type="spellEnd"/>
+      <w:r>
+        <w:rPr>
+          <w:sz w:val="28"/>
+          <w:szCs w:val="28"/>
+        </w:rPr>
+        <w:t xml:space="preserve"> </w:t>
+      </w:r>
+      <w:proofErr w:type="spellStart"/>
+      <w:r>
+        <w:rPr>
+          <w:sz w:val="28"/>
+          <w:szCs w:val="28"/>
+        </w:rPr>
+        <w:t>оның</w:t>
+      </w:r>
+      <w:proofErr w:type="spellEnd"/>
+      <w:r>
+        <w:rPr>
+          <w:sz w:val="28"/>
+          <w:szCs w:val="28"/>
+        </w:rPr>
+        <w:t xml:space="preserve"> </w:t>
+      </w:r>
+      <w:proofErr w:type="spellStart"/>
+      <w:r>
+        <w:rPr>
+          <w:sz w:val="28"/>
+          <w:szCs w:val="28"/>
+        </w:rPr>
+        <w:t>функционалдық</w:t>
+      </w:r>
+      <w:proofErr w:type="spellEnd"/>
+      <w:r>
+        <w:rPr>
+          <w:sz w:val="28"/>
+          <w:szCs w:val="28"/>
+        </w:rPr>
+        <w:t xml:space="preserve"> </w:t>
+      </w:r>
+      <w:proofErr w:type="spellStart"/>
+      <w:r>
+        <w:rPr>
+          <w:sz w:val="28"/>
+          <w:szCs w:val="28"/>
+        </w:rPr>
+        <w:t>мүмкіндіктерін</w:t>
+      </w:r>
+      <w:proofErr w:type="spellEnd"/>
+      <w:r>
+        <w:rPr>
+          <w:sz w:val="28"/>
+          <w:szCs w:val="28"/>
+        </w:rPr>
+        <w:t xml:space="preserve"> </w:t>
+      </w:r>
+      <w:proofErr w:type="spellStart"/>
+      <w:r>
+        <w:rPr>
+          <w:sz w:val="28"/>
+          <w:szCs w:val="28"/>
+        </w:rPr>
+        <w:t>айтарлықтай</w:t>
+      </w:r>
+      <w:proofErr w:type="spellEnd"/>
+      <w:r>
+        <w:rPr>
+          <w:sz w:val="28"/>
+          <w:szCs w:val="28"/>
+        </w:rPr>
+        <w:t xml:space="preserve"> </w:t>
+      </w:r>
+      <w:proofErr w:type="spellStart"/>
+      <w:r>
+        <w:rPr>
+          <w:sz w:val="28"/>
+          <w:szCs w:val="28"/>
+        </w:rPr>
+        <w:t>кеңейтеді</w:t>
+      </w:r>
+      <w:proofErr w:type="spellEnd"/>
+      <w:r>
+        <w:rPr>
+          <w:sz w:val="28"/>
+          <w:szCs w:val="28"/>
+        </w:rPr>
+        <w:t xml:space="preserve">. </w:t>
+      </w:r>
+      <w:proofErr w:type="spellStart"/>
+      <w:r>
+        <w:rPr>
+          <w:sz w:val="28"/>
+          <w:szCs w:val="28"/>
+        </w:rPr>
+        <w:t>Бұл</w:t>
+      </w:r>
+      <w:proofErr w:type="spellEnd"/>
+      <w:r>
+        <w:rPr>
+          <w:sz w:val="28"/>
+          <w:szCs w:val="28"/>
+        </w:rPr>
+        <w:t xml:space="preserve"> модуль:</w:t>
+      </w:r>
+      <w:r>
+        <w:rPr>
+          <w:sz w:val="28"/>
+          <w:szCs w:val="28"/>
+        </w:rPr>
+        <w:br/>
+      </w:r>
+      <w:r>
+        <w:rPr>
+          <w:sz w:val="28"/>
+          <w:szCs w:val="28"/>
+          <w:lang w:val="kk-KZ"/>
+        </w:rPr>
+        <w:t>-</w:t>
+      </w:r>
+      <w:r>
+        <w:rPr>
+          <w:sz w:val="28"/>
+          <w:szCs w:val="28"/>
+        </w:rPr>
+        <w:t xml:space="preserve"> </w:t>
+      </w:r>
+      <w:proofErr w:type="spellStart"/>
+      <w:r>
+        <w:rPr>
+          <w:sz w:val="28"/>
+          <w:szCs w:val="28"/>
+        </w:rPr>
+        <w:t>тапсырмалардың</w:t>
+      </w:r>
+      <w:proofErr w:type="spellEnd"/>
+      <w:r>
+        <w:rPr>
+          <w:sz w:val="28"/>
+          <w:szCs w:val="28"/>
+        </w:rPr>
+        <w:t xml:space="preserve"> </w:t>
+      </w:r>
+      <w:proofErr w:type="spellStart"/>
+      <w:r>
+        <w:rPr>
+          <w:sz w:val="28"/>
+          <w:szCs w:val="28"/>
+        </w:rPr>
+        <w:t>орындалу</w:t>
+      </w:r>
+      <w:proofErr w:type="spellEnd"/>
+      <w:r>
+        <w:rPr>
+          <w:sz w:val="28"/>
+          <w:szCs w:val="28"/>
+        </w:rPr>
+        <w:t xml:space="preserve"> </w:t>
+      </w:r>
+      <w:proofErr w:type="spellStart"/>
+      <w:r>
+        <w:rPr>
+          <w:sz w:val="28"/>
+          <w:szCs w:val="28"/>
+        </w:rPr>
+        <w:t>уақытын</w:t>
+      </w:r>
+      <w:proofErr w:type="spellEnd"/>
+      <w:r>
+        <w:rPr>
+          <w:sz w:val="28"/>
+          <w:szCs w:val="28"/>
+        </w:rPr>
+        <w:t xml:space="preserve"> </w:t>
+      </w:r>
+      <w:proofErr w:type="spellStart"/>
+      <w:r>
+        <w:rPr>
+          <w:sz w:val="28"/>
+          <w:szCs w:val="28"/>
+        </w:rPr>
+        <w:t>талдауға</w:t>
+      </w:r>
+      <w:proofErr w:type="spellEnd"/>
+      <w:r>
+        <w:rPr>
+          <w:sz w:val="28"/>
+          <w:szCs w:val="28"/>
+        </w:rPr>
+        <w:t>;</w:t>
+      </w:r>
+      <w:r>
+        <w:rPr>
+          <w:sz w:val="28"/>
+          <w:szCs w:val="28"/>
+        </w:rPr>
+        <w:br/>
+      </w:r>
+      <w:r>
+        <w:rPr>
+          <w:sz w:val="28"/>
+          <w:szCs w:val="28"/>
+          <w:lang w:val="kk-KZ"/>
+        </w:rPr>
+        <w:t>-</w:t>
+      </w:r>
+      <w:r>
+        <w:rPr>
+          <w:sz w:val="28"/>
+          <w:szCs w:val="28"/>
+        </w:rPr>
+        <w:t xml:space="preserve"> </w:t>
+      </w:r>
+      <w:proofErr w:type="spellStart"/>
+      <w:r>
+        <w:rPr>
+          <w:sz w:val="28"/>
+          <w:szCs w:val="28"/>
+        </w:rPr>
+        <w:t>мерзімдердің</w:t>
+      </w:r>
+      <w:proofErr w:type="spellEnd"/>
+      <w:r>
+        <w:rPr>
+          <w:sz w:val="28"/>
+          <w:szCs w:val="28"/>
+        </w:rPr>
+        <w:t xml:space="preserve"> </w:t>
+      </w:r>
+      <w:proofErr w:type="spellStart"/>
+      <w:r>
+        <w:rPr>
+          <w:sz w:val="28"/>
+          <w:szCs w:val="28"/>
+        </w:rPr>
+        <w:t>бұзылу</w:t>
+      </w:r>
+      <w:proofErr w:type="spellEnd"/>
+      <w:r>
+        <w:rPr>
+          <w:sz w:val="28"/>
+          <w:szCs w:val="28"/>
+        </w:rPr>
+        <w:t xml:space="preserve"> </w:t>
+      </w:r>
+      <w:proofErr w:type="spellStart"/>
+      <w:r>
+        <w:rPr>
+          <w:sz w:val="28"/>
+          <w:szCs w:val="28"/>
+        </w:rPr>
+        <w:t>жиілігін</w:t>
+      </w:r>
+      <w:proofErr w:type="spellEnd"/>
+      <w:r>
+        <w:rPr>
+          <w:sz w:val="28"/>
+          <w:szCs w:val="28"/>
+        </w:rPr>
+        <w:t xml:space="preserve"> </w:t>
+      </w:r>
+      <w:proofErr w:type="spellStart"/>
+      <w:r>
+        <w:rPr>
+          <w:sz w:val="28"/>
+          <w:szCs w:val="28"/>
+        </w:rPr>
+        <w:t>анықтауға</w:t>
+      </w:r>
+      <w:proofErr w:type="spellEnd"/>
+      <w:r>
+        <w:rPr>
+          <w:sz w:val="28"/>
+          <w:szCs w:val="28"/>
+        </w:rPr>
+        <w:t>;</w:t>
+      </w:r>
+      <w:r>
+        <w:rPr>
+          <w:sz w:val="28"/>
+          <w:szCs w:val="28"/>
+        </w:rPr>
+        <w:br/>
+      </w:r>
+      <w:r>
+        <w:rPr>
+          <w:sz w:val="28"/>
+          <w:szCs w:val="28"/>
+          <w:lang w:val="kk-KZ"/>
+        </w:rPr>
+        <w:t>-</w:t>
+      </w:r>
+      <w:r>
+        <w:rPr>
+          <w:sz w:val="28"/>
+          <w:szCs w:val="28"/>
+        </w:rPr>
+        <w:t xml:space="preserve"> </w:t>
+      </w:r>
+      <w:proofErr w:type="spellStart"/>
+      <w:r>
+        <w:rPr>
+          <w:sz w:val="28"/>
+          <w:szCs w:val="28"/>
+        </w:rPr>
+        <w:t>қызметкерлердің</w:t>
+      </w:r>
+      <w:proofErr w:type="spellEnd"/>
+      <w:r>
+        <w:rPr>
+          <w:sz w:val="28"/>
+          <w:szCs w:val="28"/>
+        </w:rPr>
+        <w:t xml:space="preserve"> </w:t>
+      </w:r>
+      <w:proofErr w:type="spellStart"/>
+      <w:r>
+        <w:rPr>
+          <w:sz w:val="28"/>
+          <w:szCs w:val="28"/>
+        </w:rPr>
+        <w:t>жүктемесін</w:t>
+      </w:r>
+      <w:proofErr w:type="spellEnd"/>
+      <w:r>
+        <w:rPr>
+          <w:sz w:val="28"/>
+          <w:szCs w:val="28"/>
+        </w:rPr>
+        <w:t xml:space="preserve"> </w:t>
+      </w:r>
+      <w:proofErr w:type="spellStart"/>
+      <w:r>
+        <w:rPr>
+          <w:sz w:val="28"/>
+          <w:szCs w:val="28"/>
+        </w:rPr>
+        <w:t>бағалауға</w:t>
+      </w:r>
+      <w:proofErr w:type="spellEnd"/>
+      <w:r>
+        <w:rPr>
+          <w:sz w:val="28"/>
+          <w:szCs w:val="28"/>
+        </w:rPr>
+        <w:t>;</w:t>
+      </w:r>
+      <w:r>
+        <w:rPr>
+          <w:sz w:val="28"/>
+          <w:szCs w:val="28"/>
+        </w:rPr>
+        <w:br/>
+      </w:r>
+      <w:r>
+        <w:rPr>
+          <w:sz w:val="28"/>
+          <w:szCs w:val="28"/>
+          <w:lang w:val="kk-KZ"/>
+        </w:rPr>
+        <w:t>-</w:t>
+      </w:r>
+      <w:r>
+        <w:rPr>
+          <w:sz w:val="28"/>
+          <w:szCs w:val="28"/>
+        </w:rPr>
+        <w:t xml:space="preserve"> </w:t>
+      </w:r>
+      <w:proofErr w:type="spellStart"/>
+      <w:r>
+        <w:rPr>
+          <w:sz w:val="28"/>
+          <w:szCs w:val="28"/>
+        </w:rPr>
+        <w:t>процестердің</w:t>
+      </w:r>
+      <w:proofErr w:type="spellEnd"/>
+      <w:r>
+        <w:rPr>
+          <w:sz w:val="28"/>
+          <w:szCs w:val="28"/>
+        </w:rPr>
+        <w:t xml:space="preserve"> </w:t>
+      </w:r>
+      <w:proofErr w:type="spellStart"/>
+      <w:r>
+        <w:rPr>
+          <w:sz w:val="28"/>
+          <w:szCs w:val="28"/>
+        </w:rPr>
+        <w:t>жалпы</w:t>
+      </w:r>
+      <w:proofErr w:type="spellEnd"/>
+      <w:r>
+        <w:rPr>
+          <w:sz w:val="28"/>
+          <w:szCs w:val="28"/>
+        </w:rPr>
+        <w:t xml:space="preserve"> </w:t>
+      </w:r>
+      <w:proofErr w:type="spellStart"/>
+      <w:r>
+        <w:rPr>
+          <w:sz w:val="28"/>
+          <w:szCs w:val="28"/>
+        </w:rPr>
+        <w:t>тиімділігін</w:t>
+      </w:r>
+      <w:proofErr w:type="spellEnd"/>
+      <w:r>
+        <w:rPr>
+          <w:sz w:val="28"/>
+          <w:szCs w:val="28"/>
+        </w:rPr>
+        <w:t xml:space="preserve"> </w:t>
+      </w:r>
+      <w:proofErr w:type="spellStart"/>
+      <w:r>
+        <w:rPr>
+          <w:sz w:val="28"/>
+          <w:szCs w:val="28"/>
+        </w:rPr>
+        <w:t>өлшеуге</w:t>
+      </w:r>
+      <w:proofErr w:type="spellEnd"/>
+      <w:r>
+        <w:rPr>
+          <w:sz w:val="28"/>
+          <w:szCs w:val="28"/>
+        </w:rPr>
+        <w:t xml:space="preserve"> </w:t>
+      </w:r>
+      <w:proofErr w:type="spellStart"/>
+      <w:r>
+        <w:rPr>
+          <w:sz w:val="28"/>
+          <w:szCs w:val="28"/>
+        </w:rPr>
+        <w:t>мүмкіндік</w:t>
+      </w:r>
+      <w:proofErr w:type="spellEnd"/>
+      <w:r>
+        <w:rPr>
+          <w:sz w:val="28"/>
+          <w:szCs w:val="28"/>
+        </w:rPr>
+        <w:t xml:space="preserve"> </w:t>
+      </w:r>
+      <w:proofErr w:type="spellStart"/>
+      <w:r>
+        <w:rPr>
+          <w:sz w:val="28"/>
+          <w:szCs w:val="28"/>
+        </w:rPr>
+        <w:t>береді</w:t>
+      </w:r>
+      <w:proofErr w:type="spellEnd"/>
+      <w:r>
+        <w:rPr>
+          <w:sz w:val="28"/>
+          <w:szCs w:val="28"/>
+        </w:rPr>
+        <w:t>.</w:t>
+      </w:r>
+    </w:p>
+    <w:p>
+      <w:pPr>
+        <w:widowControl/>
+        <w:autoSpaceDE/>
+        <w:autoSpaceDN/>
+        <w:ind w:firstLine="709"/>
+        <w:jc w:val="both"/>
+        <w:rPr>
+          <w:sz w:val="28"/>
+          <w:szCs w:val="28"/>
+        </w:rPr>
+      </w:pPr>
+      <w:proofErr w:type="spellStart"/>
+      <w:r>
+        <w:rPr>
+          <w:sz w:val="28"/>
+          <w:szCs w:val="28"/>
+        </w:rPr>
+        <w:t>Сонымен</w:t>
+      </w:r>
+      <w:proofErr w:type="spellEnd"/>
+      <w:r>
+        <w:rPr>
+          <w:sz w:val="28"/>
+          <w:szCs w:val="28"/>
+        </w:rPr>
+        <w:t xml:space="preserve"> </w:t>
+      </w:r>
+      <w:proofErr w:type="spellStart"/>
+      <w:r>
+        <w:rPr>
+          <w:sz w:val="28"/>
+          <w:szCs w:val="28"/>
+        </w:rPr>
+        <w:t>қатар</w:t>
+      </w:r>
+      <w:proofErr w:type="spellEnd"/>
+      <w:r>
+        <w:rPr>
+          <w:sz w:val="28"/>
+          <w:szCs w:val="28"/>
+        </w:rPr>
+        <w:t xml:space="preserve">, KPI </w:t>
+      </w:r>
+      <w:proofErr w:type="spellStart"/>
+      <w:r>
+        <w:rPr>
+          <w:sz w:val="28"/>
+          <w:szCs w:val="28"/>
+        </w:rPr>
+        <w:t>модулі</w:t>
+      </w:r>
+      <w:proofErr w:type="spellEnd"/>
+      <w:r>
+        <w:rPr>
+          <w:sz w:val="28"/>
+          <w:szCs w:val="28"/>
+        </w:rPr>
+        <w:t xml:space="preserve"> </w:t>
+      </w:r>
+      <w:proofErr w:type="spellStart"/>
+      <w:r>
+        <w:rPr>
+          <w:sz w:val="28"/>
+          <w:szCs w:val="28"/>
+        </w:rPr>
+        <w:t>басқарушылық</w:t>
+      </w:r>
+      <w:proofErr w:type="spellEnd"/>
+      <w:r>
+        <w:rPr>
+          <w:sz w:val="28"/>
+          <w:szCs w:val="28"/>
+        </w:rPr>
+        <w:t xml:space="preserve"> </w:t>
+      </w:r>
+      <w:proofErr w:type="spellStart"/>
+      <w:r>
+        <w:rPr>
+          <w:sz w:val="28"/>
+          <w:szCs w:val="28"/>
+        </w:rPr>
+        <w:t>шешімдерді</w:t>
+      </w:r>
+      <w:proofErr w:type="spellEnd"/>
+      <w:r>
+        <w:rPr>
+          <w:sz w:val="28"/>
+          <w:szCs w:val="28"/>
+        </w:rPr>
+        <w:t xml:space="preserve"> </w:t>
+      </w:r>
+      <w:proofErr w:type="spellStart"/>
+      <w:r>
+        <w:rPr>
+          <w:sz w:val="28"/>
+          <w:szCs w:val="28"/>
+        </w:rPr>
+        <w:t>қабылдауды</w:t>
+      </w:r>
+      <w:proofErr w:type="spellEnd"/>
+      <w:r>
+        <w:rPr>
+          <w:sz w:val="28"/>
+          <w:szCs w:val="28"/>
+        </w:rPr>
+        <w:t xml:space="preserve"> </w:t>
+      </w:r>
+      <w:proofErr w:type="spellStart"/>
+      <w:r>
+        <w:rPr>
+          <w:sz w:val="28"/>
+          <w:szCs w:val="28"/>
+        </w:rPr>
+        <w:t>жеңілдетеді</w:t>
+      </w:r>
+      <w:proofErr w:type="spellEnd"/>
+      <w:r>
+        <w:rPr>
+          <w:sz w:val="28"/>
+          <w:szCs w:val="28"/>
+        </w:rPr>
+        <w:t xml:space="preserve">. </w:t>
+      </w:r>
+      <w:proofErr w:type="spellStart"/>
+      <w:r>
+        <w:rPr>
+          <w:sz w:val="28"/>
+          <w:szCs w:val="28"/>
+        </w:rPr>
+        <w:t>Басшылық</w:t>
+      </w:r>
+      <w:proofErr w:type="spellEnd"/>
+      <w:r>
+        <w:rPr>
+          <w:sz w:val="28"/>
+          <w:szCs w:val="28"/>
+        </w:rPr>
+        <w:t xml:space="preserve"> </w:t>
+      </w:r>
+      <w:proofErr w:type="spellStart"/>
+      <w:r>
+        <w:rPr>
+          <w:sz w:val="28"/>
+          <w:szCs w:val="28"/>
+        </w:rPr>
+        <w:t>нақты</w:t>
+      </w:r>
+      <w:proofErr w:type="spellEnd"/>
+      <w:r>
+        <w:rPr>
+          <w:sz w:val="28"/>
+          <w:szCs w:val="28"/>
+        </w:rPr>
+        <w:t xml:space="preserve"> </w:t>
+      </w:r>
+      <w:proofErr w:type="spellStart"/>
+      <w:r>
+        <w:rPr>
+          <w:sz w:val="28"/>
+          <w:szCs w:val="28"/>
+        </w:rPr>
+        <w:t>деректер</w:t>
+      </w:r>
+      <w:proofErr w:type="spellEnd"/>
+      <w:r>
+        <w:rPr>
+          <w:sz w:val="28"/>
+          <w:szCs w:val="28"/>
+        </w:rPr>
+        <w:t xml:space="preserve"> </w:t>
+      </w:r>
+      <w:proofErr w:type="spellStart"/>
+      <w:r>
+        <w:rPr>
+          <w:sz w:val="28"/>
+          <w:szCs w:val="28"/>
+        </w:rPr>
+        <w:t>негізінде</w:t>
+      </w:r>
+      <w:proofErr w:type="spellEnd"/>
+      <w:r>
+        <w:rPr>
+          <w:sz w:val="28"/>
+          <w:szCs w:val="28"/>
+        </w:rPr>
+        <w:t xml:space="preserve"> </w:t>
+      </w:r>
+      <w:proofErr w:type="spellStart"/>
+      <w:r>
+        <w:rPr>
+          <w:sz w:val="28"/>
+          <w:szCs w:val="28"/>
+        </w:rPr>
+        <w:t>талдау</w:t>
+      </w:r>
+      <w:proofErr w:type="spellEnd"/>
+      <w:r>
+        <w:rPr>
+          <w:sz w:val="28"/>
+          <w:szCs w:val="28"/>
+        </w:rPr>
+        <w:t xml:space="preserve"> </w:t>
+      </w:r>
+      <w:proofErr w:type="spellStart"/>
+      <w:r>
+        <w:rPr>
+          <w:sz w:val="28"/>
+          <w:szCs w:val="28"/>
+        </w:rPr>
+        <w:t>жүргізіп</w:t>
+      </w:r>
+      <w:proofErr w:type="spellEnd"/>
+      <w:r>
+        <w:rPr>
+          <w:sz w:val="28"/>
+          <w:szCs w:val="28"/>
+        </w:rPr>
+        <w:t xml:space="preserve">, </w:t>
+      </w:r>
+      <w:proofErr w:type="spellStart"/>
+      <w:r>
+        <w:rPr>
+          <w:sz w:val="28"/>
+          <w:szCs w:val="28"/>
+        </w:rPr>
+        <w:t>проблемалық</w:t>
+      </w:r>
+      <w:proofErr w:type="spellEnd"/>
+      <w:r>
+        <w:rPr>
+          <w:sz w:val="28"/>
+          <w:szCs w:val="28"/>
+        </w:rPr>
+        <w:t xml:space="preserve"> </w:t>
+      </w:r>
+      <w:proofErr w:type="spellStart"/>
+      <w:r>
+        <w:rPr>
+          <w:sz w:val="28"/>
+          <w:szCs w:val="28"/>
+        </w:rPr>
+        <w:t>аймақтарды</w:t>
+      </w:r>
+      <w:proofErr w:type="spellEnd"/>
+      <w:r>
+        <w:rPr>
+          <w:sz w:val="28"/>
+          <w:szCs w:val="28"/>
+        </w:rPr>
+        <w:t xml:space="preserve"> </w:t>
+      </w:r>
+      <w:proofErr w:type="spellStart"/>
+      <w:r>
+        <w:rPr>
+          <w:sz w:val="28"/>
+          <w:szCs w:val="28"/>
+        </w:rPr>
+        <w:t>анықтай</w:t>
+      </w:r>
+      <w:proofErr w:type="spellEnd"/>
+      <w:r>
+        <w:rPr>
+          <w:sz w:val="28"/>
+          <w:szCs w:val="28"/>
+        </w:rPr>
+        <w:t xml:space="preserve"> </w:t>
+      </w:r>
+      <w:proofErr w:type="spellStart"/>
+      <w:r>
+        <w:rPr>
+          <w:sz w:val="28"/>
+          <w:szCs w:val="28"/>
+        </w:rPr>
+        <w:t>алады</w:t>
+      </w:r>
+      <w:proofErr w:type="spellEnd"/>
+      <w:r>
+        <w:rPr>
+          <w:sz w:val="28"/>
+          <w:szCs w:val="28"/>
+        </w:rPr>
+        <w:t xml:space="preserve">. </w:t>
+      </w:r>
+      <w:proofErr w:type="spellStart"/>
+      <w:r>
+        <w:rPr>
+          <w:sz w:val="28"/>
+          <w:szCs w:val="28"/>
+        </w:rPr>
+        <w:t>Бұл</w:t>
+      </w:r>
+      <w:proofErr w:type="spellEnd"/>
+      <w:r>
+        <w:rPr>
+          <w:sz w:val="28"/>
+          <w:szCs w:val="28"/>
+        </w:rPr>
+        <w:t xml:space="preserve"> </w:t>
+      </w:r>
+      <w:proofErr w:type="spellStart"/>
+      <w:r>
+        <w:rPr>
+          <w:sz w:val="28"/>
+          <w:szCs w:val="28"/>
+        </w:rPr>
+        <w:t>ұйым</w:t>
+      </w:r>
+      <w:proofErr w:type="spellEnd"/>
+      <w:r>
+        <w:rPr>
+          <w:sz w:val="28"/>
+          <w:szCs w:val="28"/>
+        </w:rPr>
+        <w:t xml:space="preserve"> </w:t>
+      </w:r>
+      <w:proofErr w:type="spellStart"/>
+      <w:r>
+        <w:rPr>
+          <w:sz w:val="28"/>
+          <w:szCs w:val="28"/>
+        </w:rPr>
+        <w:t>қызметін</w:t>
+      </w:r>
+      <w:proofErr w:type="spellEnd"/>
+      <w:r>
+        <w:rPr>
+          <w:sz w:val="28"/>
+          <w:szCs w:val="28"/>
+        </w:rPr>
+        <w:t xml:space="preserve"> </w:t>
+      </w:r>
+      <w:proofErr w:type="spellStart"/>
+      <w:r>
+        <w:rPr>
+          <w:sz w:val="28"/>
+          <w:szCs w:val="28"/>
+        </w:rPr>
+        <w:t>оңтайландыруға</w:t>
+      </w:r>
+      <w:proofErr w:type="spellEnd"/>
+      <w:r>
+        <w:rPr>
+          <w:sz w:val="28"/>
+          <w:szCs w:val="28"/>
+        </w:rPr>
+        <w:t xml:space="preserve"> </w:t>
+      </w:r>
+      <w:proofErr w:type="spellStart"/>
+      <w:r>
+        <w:rPr>
+          <w:sz w:val="28"/>
+          <w:szCs w:val="28"/>
+        </w:rPr>
+        <w:t>және</w:t>
+      </w:r>
+      <w:proofErr w:type="spellEnd"/>
+      <w:r>
+        <w:rPr>
+          <w:sz w:val="28"/>
+          <w:szCs w:val="28"/>
+        </w:rPr>
+        <w:t xml:space="preserve"> </w:t>
+      </w:r>
+      <w:proofErr w:type="spellStart"/>
+      <w:r>
+        <w:rPr>
+          <w:sz w:val="28"/>
+          <w:szCs w:val="28"/>
+        </w:rPr>
+        <w:t>бәсекеге</w:t>
+      </w:r>
+      <w:proofErr w:type="spellEnd"/>
+      <w:r>
+        <w:rPr>
+          <w:sz w:val="28"/>
+          <w:szCs w:val="28"/>
+        </w:rPr>
+        <w:t xml:space="preserve"> </w:t>
+      </w:r>
+      <w:proofErr w:type="spellStart"/>
+      <w:r>
+        <w:rPr>
+          <w:sz w:val="28"/>
+          <w:szCs w:val="28"/>
+        </w:rPr>
+        <w:t>қабілеттілігін</w:t>
+      </w:r>
+      <w:proofErr w:type="spellEnd"/>
+      <w:r>
+        <w:rPr>
+          <w:sz w:val="28"/>
+          <w:szCs w:val="28"/>
+        </w:rPr>
+        <w:t xml:space="preserve"> </w:t>
+      </w:r>
+      <w:proofErr w:type="spellStart"/>
+      <w:r>
+        <w:rPr>
+          <w:sz w:val="28"/>
+          <w:szCs w:val="28"/>
+        </w:rPr>
+        <w:t>арттыруға</w:t>
+      </w:r>
+      <w:proofErr w:type="spellEnd"/>
+      <w:r>
+        <w:rPr>
+          <w:sz w:val="28"/>
+          <w:szCs w:val="28"/>
+        </w:rPr>
+        <w:t xml:space="preserve"> </w:t>
+      </w:r>
+      <w:proofErr w:type="spellStart"/>
+      <w:r>
+        <w:rPr>
+          <w:sz w:val="28"/>
+          <w:szCs w:val="28"/>
+        </w:rPr>
+        <w:t>ықпал</w:t>
+      </w:r>
+      <w:proofErr w:type="spellEnd"/>
+      <w:r>
+        <w:rPr>
+          <w:sz w:val="28"/>
+          <w:szCs w:val="28"/>
+        </w:rPr>
+        <w:t xml:space="preserve"> </w:t>
+      </w:r>
+      <w:proofErr w:type="spellStart"/>
+      <w:r>
+        <w:rPr>
+          <w:sz w:val="28"/>
+          <w:szCs w:val="28"/>
+        </w:rPr>
+        <w:t>етеді</w:t>
+      </w:r>
+      <w:proofErr w:type="spellEnd"/>
+      <w:r>
+        <w:rPr>
+          <w:sz w:val="28"/>
+          <w:szCs w:val="28"/>
+          <w:lang w:val="kk-KZ"/>
+        </w:rPr>
+        <w:t>.</w:t>
       </w:r>
     </w:p>
     <w:p>
@@ -34203,7 +40165,6 @@
         <w:docPartUnique/>
       </w:docPartObj>
     </w:sdtPr>
-    <w:sdtEndPr/>
     <w:sdtContent>
       <w:p>
         <w:pPr>
@@ -34832,6 +40793,345 @@
     </w:lvl>
   </w:abstractNum>
   <w:abstractNum w:abstractNumId="2" w15:restartNumberingAfterBreak="0">
+    <w:nsid w:val="0CF41BB9"/>
+    <w:multiLevelType w:val="hybridMultilevel"/>
+    <w:tmpl w:val="740EA7B0"/>
+    <w:lvl w:ilvl="0" w:tplc="04190001">
+      <w:start w:val="1"/>
+      <w:numFmt w:val="bullet"/>
+      <w:lvlText w:val=""/>
+      <w:lvlJc w:val="left"/>
+      <w:pPr>
+        <w:ind w:left="720" w:hanging="360"/>
+      </w:pPr>
+      <w:rPr>
+        <w:rFonts w:ascii="Symbol" w:hAnsi="Symbol" w:hint="default"/>
+      </w:rPr>
+    </w:lvl>
+    <w:lvl w:ilvl="1" w:tplc="04190003" w:tentative="1">
+      <w:start w:val="1"/>
+      <w:numFmt w:val="bullet"/>
+      <w:lvlText w:val="o"/>
+      <w:lvlJc w:val="left"/>
+      <w:pPr>
+        <w:ind w:left="1440" w:hanging="360"/>
+      </w:pPr>
+      <w:rPr>
+        <w:rFonts w:ascii="Courier New" w:hAnsi="Courier New" w:cs="Courier New" w:hint="default"/>
+      </w:rPr>
+    </w:lvl>
+    <w:lvl w:ilvl="2" w:tplc="04190005" w:tentative="1">
+      <w:start w:val="1"/>
+      <w:numFmt w:val="bullet"/>
+      <w:lvlText w:val=""/>
+      <w:lvlJc w:val="left"/>
+      <w:pPr>
+        <w:ind w:left="2160" w:hanging="360"/>
+      </w:pPr>
+      <w:rPr>
+        <w:rFonts w:ascii="Wingdings" w:hAnsi="Wingdings" w:hint="default"/>
+      </w:rPr>
+    </w:lvl>
+    <w:lvl w:ilvl="3" w:tplc="04190001" w:tentative="1">
+      <w:start w:val="1"/>
+      <w:numFmt w:val="bullet"/>
+      <w:lvlText w:val=""/>
+      <w:lvlJc w:val="left"/>
+      <w:pPr>
+        <w:ind w:left="2880" w:hanging="360"/>
+      </w:pPr>
+      <w:rPr>
+        <w:rFonts w:ascii="Symbol" w:hAnsi="Symbol" w:hint="default"/>
+      </w:rPr>
+    </w:lvl>
+    <w:lvl w:ilvl="4" w:tplc="04190003" w:tentative="1">
+      <w:start w:val="1"/>
+      <w:numFmt w:val="bullet"/>
+      <w:lvlText w:val="o"/>
+      <w:lvlJc w:val="left"/>
+      <w:pPr>
+        <w:ind w:left="3600" w:hanging="360"/>
+      </w:pPr>
+      <w:rPr>
+        <w:rFonts w:ascii="Courier New" w:hAnsi="Courier New" w:cs="Courier New" w:hint="default"/>
+      </w:rPr>
+    </w:lvl>
+    <w:lvl w:ilvl="5" w:tplc="04190005" w:tentative="1">
+      <w:start w:val="1"/>
+      <w:numFmt w:val="bullet"/>
+      <w:lvlText w:val=""/>
+      <w:lvlJc w:val="left"/>
+      <w:pPr>
+        <w:ind w:left="4320" w:hanging="360"/>
+      </w:pPr>
+      <w:rPr>
+        <w:rFonts w:ascii="Wingdings" w:hAnsi="Wingdings" w:hint="default"/>
+      </w:rPr>
+    </w:lvl>
+    <w:lvl w:ilvl="6" w:tplc="04190001" w:tentative="1">
+      <w:start w:val="1"/>
+      <w:numFmt w:val="bullet"/>
+      <w:lvlText w:val=""/>
+      <w:lvlJc w:val="left"/>
+      <w:pPr>
+        <w:ind w:left="5040" w:hanging="360"/>
+      </w:pPr>
+      <w:rPr>
+        <w:rFonts w:ascii="Symbol" w:hAnsi="Symbol" w:hint="default"/>
+      </w:rPr>
+    </w:lvl>
+    <w:lvl w:ilvl="7" w:tplc="04190003" w:tentative="1">
+      <w:start w:val="1"/>
+      <w:numFmt w:val="bullet"/>
+      <w:lvlText w:val="o"/>
+      <w:lvlJc w:val="left"/>
+      <w:pPr>
+        <w:ind w:left="5760" w:hanging="360"/>
+      </w:pPr>
+      <w:rPr>
+        <w:rFonts w:ascii="Courier New" w:hAnsi="Courier New" w:cs="Courier New" w:hint="default"/>
+      </w:rPr>
+    </w:lvl>
+    <w:lvl w:ilvl="8" w:tplc="04190005" w:tentative="1">
+      <w:start w:val="1"/>
+      <w:numFmt w:val="bullet"/>
+      <w:lvlText w:val=""/>
+      <w:lvlJc w:val="left"/>
+      <w:pPr>
+        <w:ind w:left="6480" w:hanging="360"/>
+      </w:pPr>
+      <w:rPr>
+        <w:rFonts w:ascii="Wingdings" w:hAnsi="Wingdings" w:hint="default"/>
+      </w:rPr>
+    </w:lvl>
+  </w:abstractNum>
+  <w:abstractNum w:abstractNumId="3" w15:restartNumberingAfterBreak="0">
+    <w:nsid w:val="11B6313E"/>
+    <w:multiLevelType w:val="hybridMultilevel"/>
+    <w:tmpl w:val="85E8AE42"/>
+    <w:lvl w:ilvl="0" w:tplc="04190001">
+      <w:start w:val="1"/>
+      <w:numFmt w:val="bullet"/>
+      <w:lvlText w:val=""/>
+      <w:lvlJc w:val="left"/>
+      <w:pPr>
+        <w:ind w:left="1429" w:hanging="360"/>
+      </w:pPr>
+      <w:rPr>
+        <w:rFonts w:ascii="Symbol" w:hAnsi="Symbol" w:hint="default"/>
+      </w:rPr>
+    </w:lvl>
+    <w:lvl w:ilvl="1" w:tplc="04190003" w:tentative="1">
+      <w:start w:val="1"/>
+      <w:numFmt w:val="bullet"/>
+      <w:lvlText w:val="o"/>
+      <w:lvlJc w:val="left"/>
+      <w:pPr>
+        <w:ind w:left="2149" w:hanging="360"/>
+      </w:pPr>
+      <w:rPr>
+        <w:rFonts w:ascii="Courier New" w:hAnsi="Courier New" w:cs="Courier New" w:hint="default"/>
+      </w:rPr>
+    </w:lvl>
+    <w:lvl w:ilvl="2" w:tplc="04190005" w:tentative="1">
+      <w:start w:val="1"/>
+      <w:numFmt w:val="bullet"/>
+      <w:lvlText w:val=""/>
+      <w:lvlJc w:val="left"/>
+      <w:pPr>
+        <w:ind w:left="2869" w:hanging="360"/>
+      </w:pPr>
+      <w:rPr>
+        <w:rFonts w:ascii="Wingdings" w:hAnsi="Wingdings" w:hint="default"/>
+      </w:rPr>
+    </w:lvl>
+    <w:lvl w:ilvl="3" w:tplc="04190001" w:tentative="1">
+      <w:start w:val="1"/>
+      <w:numFmt w:val="bullet"/>
+      <w:lvlText w:val=""/>
+      <w:lvlJc w:val="left"/>
+      <w:pPr>
+        <w:ind w:left="3589" w:hanging="360"/>
+      </w:pPr>
+      <w:rPr>
+        <w:rFonts w:ascii="Symbol" w:hAnsi="Symbol" w:hint="default"/>
+      </w:rPr>
+    </w:lvl>
+    <w:lvl w:ilvl="4" w:tplc="04190003" w:tentative="1">
+      <w:start w:val="1"/>
+      <w:numFmt w:val="bullet"/>
+      <w:lvlText w:val="o"/>
+      <w:lvlJc w:val="left"/>
+      <w:pPr>
+        <w:ind w:left="4309" w:hanging="360"/>
+      </w:pPr>
+      <w:rPr>
+        <w:rFonts w:ascii="Courier New" w:hAnsi="Courier New" w:cs="Courier New" w:hint="default"/>
+      </w:rPr>
+    </w:lvl>
+    <w:lvl w:ilvl="5" w:tplc="04190005" w:tentative="1">
+      <w:start w:val="1"/>
+      <w:numFmt w:val="bullet"/>
+      <w:lvlText w:val=""/>
+      <w:lvlJc w:val="left"/>
+      <w:pPr>
+        <w:ind w:left="5029" w:hanging="360"/>
+      </w:pPr>
+      <w:rPr>
+        <w:rFonts w:ascii="Wingdings" w:hAnsi="Wingdings" w:hint="default"/>
+      </w:rPr>
+    </w:lvl>
+    <w:lvl w:ilvl="6" w:tplc="04190001" w:tentative="1">
+      <w:start w:val="1"/>
+      <w:numFmt w:val="bullet"/>
+      <w:lvlText w:val=""/>
+      <w:lvlJc w:val="left"/>
+      <w:pPr>
+        <w:ind w:left="5749" w:hanging="360"/>
+      </w:pPr>
+      <w:rPr>
+        <w:rFonts w:ascii="Symbol" w:hAnsi="Symbol" w:hint="default"/>
+      </w:rPr>
+    </w:lvl>
+    <w:lvl w:ilvl="7" w:tplc="04190003" w:tentative="1">
+      <w:start w:val="1"/>
+      <w:numFmt w:val="bullet"/>
+      <w:lvlText w:val="o"/>
+      <w:lvlJc w:val="left"/>
+      <w:pPr>
+        <w:ind w:left="6469" w:hanging="360"/>
+      </w:pPr>
+      <w:rPr>
+        <w:rFonts w:ascii="Courier New" w:hAnsi="Courier New" w:cs="Courier New" w:hint="default"/>
+      </w:rPr>
+    </w:lvl>
+    <w:lvl w:ilvl="8" w:tplc="04190005" w:tentative="1">
+      <w:start w:val="1"/>
+      <w:numFmt w:val="bullet"/>
+      <w:lvlText w:val=""/>
+      <w:lvlJc w:val="left"/>
+      <w:pPr>
+        <w:ind w:left="7189" w:hanging="360"/>
+      </w:pPr>
+      <w:rPr>
+        <w:rFonts w:ascii="Wingdings" w:hAnsi="Wingdings" w:hint="default"/>
+      </w:rPr>
+    </w:lvl>
+  </w:abstractNum>
+  <w:abstractNum w:abstractNumId="4" w15:restartNumberingAfterBreak="0">
+    <w:nsid w:val="13BB2C4C"/>
+    <w:multiLevelType w:val="hybridMultilevel"/>
+    <w:tmpl w:val="21946B96"/>
+    <w:lvl w:ilvl="0" w:tplc="04190001">
+      <w:start w:val="1"/>
+      <w:numFmt w:val="bullet"/>
+      <w:lvlText w:val=""/>
+      <w:lvlJc w:val="left"/>
+      <w:pPr>
+        <w:ind w:left="720" w:hanging="360"/>
+      </w:pPr>
+      <w:rPr>
+        <w:rFonts w:ascii="Symbol" w:hAnsi="Symbol" w:hint="default"/>
+      </w:rPr>
+    </w:lvl>
+    <w:lvl w:ilvl="1" w:tplc="04190003" w:tentative="1">
+      <w:start w:val="1"/>
+      <w:numFmt w:val="bullet"/>
+      <w:lvlText w:val="o"/>
+      <w:lvlJc w:val="left"/>
+      <w:pPr>
+        <w:ind w:left="1440" w:hanging="360"/>
+      </w:pPr>
+      <w:rPr>
+        <w:rFonts w:ascii="Courier New" w:hAnsi="Courier New" w:cs="Courier New" w:hint="default"/>
+      </w:rPr>
+    </w:lvl>
+    <w:lvl w:ilvl="2" w:tplc="04190005" w:tentative="1">
+      <w:start w:val="1"/>
+      <w:numFmt w:val="bullet"/>
+      <w:lvlText w:val=""/>
+      <w:lvlJc w:val="left"/>
+      <w:pPr>
+        <w:ind w:left="2160" w:hanging="360"/>
+      </w:pPr>
+      <w:rPr>
+        <w:rFonts w:ascii="Wingdings" w:hAnsi="Wingdings" w:hint="default"/>
+      </w:rPr>
+    </w:lvl>
+    <w:lvl w:ilvl="3" w:tplc="04190001" w:tentative="1">
+      <w:start w:val="1"/>
+      <w:numFmt w:val="bullet"/>
+      <w:lvlText w:val=""/>
+      <w:lvlJc w:val="left"/>
+      <w:pPr>
+        <w:ind w:left="2880" w:hanging="360"/>
+      </w:pPr>
+      <w:rPr>
+        <w:rFonts w:ascii="Symbol" w:hAnsi="Symbol" w:hint="default"/>
+      </w:rPr>
+    </w:lvl>
+    <w:lvl w:ilvl="4" w:tplc="04190003" w:tentative="1">
+      <w:start w:val="1"/>
+      <w:numFmt w:val="bullet"/>
+      <w:lvlText w:val="o"/>
+      <w:lvlJc w:val="left"/>
+      <w:pPr>
+        <w:ind w:left="3600" w:hanging="360"/>
+      </w:pPr>
+      <w:rPr>
+        <w:rFonts w:ascii="Courier New" w:hAnsi="Courier New" w:cs="Courier New" w:hint="default"/>
+      </w:rPr>
+    </w:lvl>
+    <w:lvl w:ilvl="5" w:tplc="04190005" w:tentative="1">
+      <w:start w:val="1"/>
+      <w:numFmt w:val="bullet"/>
+      <w:lvlText w:val=""/>
+      <w:lvlJc w:val="left"/>
+      <w:pPr>
+        <w:ind w:left="4320" w:hanging="360"/>
+      </w:pPr>
+      <w:rPr>
+        <w:rFonts w:ascii="Wingdings" w:hAnsi="Wingdings" w:hint="default"/>
+      </w:rPr>
+    </w:lvl>
+    <w:lvl w:ilvl="6" w:tplc="04190001" w:tentative="1">
+      <w:start w:val="1"/>
+      <w:numFmt w:val="bullet"/>
+      <w:lvlText w:val=""/>
+      <w:lvlJc w:val="left"/>
+      <w:pPr>
+        <w:ind w:left="5040" w:hanging="360"/>
+      </w:pPr>
+      <w:rPr>
+        <w:rFonts w:ascii="Symbol" w:hAnsi="Symbol" w:hint="default"/>
+      </w:rPr>
+    </w:lvl>
+    <w:lvl w:ilvl="7" w:tplc="04190003" w:tentative="1">
+      <w:start w:val="1"/>
+      <w:numFmt w:val="bullet"/>
+      <w:lvlText w:val="o"/>
+      <w:lvlJc w:val="left"/>
+      <w:pPr>
+        <w:ind w:left="5760" w:hanging="360"/>
+      </w:pPr>
+      <w:rPr>
+        <w:rFonts w:ascii="Courier New" w:hAnsi="Courier New" w:cs="Courier New" w:hint="default"/>
+      </w:rPr>
+    </w:lvl>
+    <w:lvl w:ilvl="8" w:tplc="04190005" w:tentative="1">
+      <w:start w:val="1"/>
+      <w:numFmt w:val="bullet"/>
+      <w:lvlText w:val=""/>
+      <w:lvlJc w:val="left"/>
+      <w:pPr>
+        <w:ind w:left="6480" w:hanging="360"/>
+      </w:pPr>
+      <w:rPr>
+        <w:rFonts w:ascii="Wingdings" w:hAnsi="Wingdings" w:hint="default"/>
+      </w:rPr>
+    </w:lvl>
+  </w:abstractNum>
+  <w:abstractNum w:abstractNumId="5" w15:restartNumberingAfterBreak="0">
     <w:nsid w:val="16F0369E"/>
     <w:multiLevelType w:val="multilevel"/>
     <w:tmpl w:val="03ECBBCA"/>
@@ -34944,7 +41244,7 @@
       </w:pPr>
     </w:lvl>
   </w:abstractNum>
-  <w:abstractNum w:abstractNumId="3" w15:restartNumberingAfterBreak="0">
+  <w:abstractNum w:abstractNumId="6" w15:restartNumberingAfterBreak="0">
     <w:nsid w:val="17D33BB5"/>
     <w:multiLevelType w:val="multilevel"/>
     <w:tmpl w:val="BA3058D2"/>
@@ -35057,7 +41357,7 @@
       </w:rPr>
     </w:lvl>
   </w:abstractNum>
-  <w:abstractNum w:abstractNumId="4" w15:restartNumberingAfterBreak="0">
+  <w:abstractNum w:abstractNumId="7" w15:restartNumberingAfterBreak="0">
     <w:nsid w:val="1B843FFD"/>
     <w:multiLevelType w:val="multilevel"/>
     <w:tmpl w:val="0610DD8E"/>
@@ -35181,7 +41481,120 @@
       </w:pPr>
     </w:lvl>
   </w:abstractNum>
-  <w:abstractNum w:abstractNumId="5" w15:restartNumberingAfterBreak="0">
+  <w:abstractNum w:abstractNumId="8" w15:restartNumberingAfterBreak="0">
+    <w:nsid w:val="1F6E757A"/>
+    <w:multiLevelType w:val="hybridMultilevel"/>
+    <w:tmpl w:val="3A46DF4A"/>
+    <w:lvl w:ilvl="0" w:tplc="04190001">
+      <w:start w:val="1"/>
+      <w:numFmt w:val="bullet"/>
+      <w:lvlText w:val=""/>
+      <w:lvlJc w:val="left"/>
+      <w:pPr>
+        <w:ind w:left="1429" w:hanging="360"/>
+      </w:pPr>
+      <w:rPr>
+        <w:rFonts w:ascii="Symbol" w:hAnsi="Symbol" w:hint="default"/>
+      </w:rPr>
+    </w:lvl>
+    <w:lvl w:ilvl="1" w:tplc="04190003" w:tentative="1">
+      <w:start w:val="1"/>
+      <w:numFmt w:val="bullet"/>
+      <w:lvlText w:val="o"/>
+      <w:lvlJc w:val="left"/>
+      <w:pPr>
+        <w:ind w:left="2149" w:hanging="360"/>
+      </w:pPr>
+      <w:rPr>
+        <w:rFonts w:ascii="Courier New" w:hAnsi="Courier New" w:cs="Courier New" w:hint="default"/>
+      </w:rPr>
+    </w:lvl>
+    <w:lvl w:ilvl="2" w:tplc="04190005" w:tentative="1">
+      <w:start w:val="1"/>
+      <w:numFmt w:val="bullet"/>
+      <w:lvlText w:val=""/>
+      <w:lvlJc w:val="left"/>
+      <w:pPr>
+        <w:ind w:left="2869" w:hanging="360"/>
+      </w:pPr>
+      <w:rPr>
+        <w:rFonts w:ascii="Wingdings" w:hAnsi="Wingdings" w:hint="default"/>
+      </w:rPr>
+    </w:lvl>
+    <w:lvl w:ilvl="3" w:tplc="04190001" w:tentative="1">
+      <w:start w:val="1"/>
+      <w:numFmt w:val="bullet"/>
+      <w:lvlText w:val=""/>
+      <w:lvlJc w:val="left"/>
+      <w:pPr>
+        <w:ind w:left="3589" w:hanging="360"/>
+      </w:pPr>
+      <w:rPr>
+        <w:rFonts w:ascii="Symbol" w:hAnsi="Symbol" w:hint="default"/>
+      </w:rPr>
+    </w:lvl>
+    <w:lvl w:ilvl="4" w:tplc="04190003" w:tentative="1">
+      <w:start w:val="1"/>
+      <w:numFmt w:val="bullet"/>
+      <w:lvlText w:val="o"/>
+      <w:lvlJc w:val="left"/>
+      <w:pPr>
+        <w:ind w:left="4309" w:hanging="360"/>
+      </w:pPr>
+      <w:rPr>
+        <w:rFonts w:ascii="Courier New" w:hAnsi="Courier New" w:cs="Courier New" w:hint="default"/>
+      </w:rPr>
+    </w:lvl>
+    <w:lvl w:ilvl="5" w:tplc="04190005" w:tentative="1">
+      <w:start w:val="1"/>
+      <w:numFmt w:val="bullet"/>
+      <w:lvlText w:val=""/>
+      <w:lvlJc w:val="left"/>
+      <w:pPr>
+        <w:ind w:left="5029" w:hanging="360"/>
+      </w:pPr>
+      <w:rPr>
+        <w:rFonts w:ascii="Wingdings" w:hAnsi="Wingdings" w:hint="default"/>
+      </w:rPr>
+    </w:lvl>
+    <w:lvl w:ilvl="6" w:tplc="04190001" w:tentative="1">
+      <w:start w:val="1"/>
+      <w:numFmt w:val="bullet"/>
+      <w:lvlText w:val=""/>
+      <w:lvlJc w:val="left"/>
+      <w:pPr>
+        <w:ind w:left="5749" w:hanging="360"/>
+      </w:pPr>
+      <w:rPr>
+        <w:rFonts w:ascii="Symbol" w:hAnsi="Symbol" w:hint="default"/>
+      </w:rPr>
+    </w:lvl>
+    <w:lvl w:ilvl="7" w:tplc="04190003" w:tentative="1">
+      <w:start w:val="1"/>
+      <w:numFmt w:val="bullet"/>
+      <w:lvlText w:val="o"/>
+      <w:lvlJc w:val="left"/>
+      <w:pPr>
+        <w:ind w:left="6469" w:hanging="360"/>
+      </w:pPr>
+      <w:rPr>
+        <w:rFonts w:ascii="Courier New" w:hAnsi="Courier New" w:cs="Courier New" w:hint="default"/>
+      </w:rPr>
+    </w:lvl>
+    <w:lvl w:ilvl="8" w:tplc="04190005" w:tentative="1">
+      <w:start w:val="1"/>
+      <w:numFmt w:val="bullet"/>
+      <w:lvlText w:val=""/>
+      <w:lvlJc w:val="left"/>
+      <w:pPr>
+        <w:ind w:left="7189" w:hanging="360"/>
+      </w:pPr>
+      <w:rPr>
+        <w:rFonts w:ascii="Wingdings" w:hAnsi="Wingdings" w:hint="default"/>
+      </w:rPr>
+    </w:lvl>
+  </w:abstractNum>
+  <w:abstractNum w:abstractNumId="9" w15:restartNumberingAfterBreak="0">
     <w:nsid w:val="1F77630E"/>
     <w:multiLevelType w:val="multilevel"/>
     <w:tmpl w:val="C4AC8D26"/>
@@ -35330,7 +41743,7 @@
       </w:rPr>
     </w:lvl>
   </w:abstractNum>
-  <w:abstractNum w:abstractNumId="6" w15:restartNumberingAfterBreak="0">
+  <w:abstractNum w:abstractNumId="10" w15:restartNumberingAfterBreak="0">
     <w:nsid w:val="21CA09FB"/>
     <w:multiLevelType w:val="multilevel"/>
     <w:tmpl w:val="193C8F7C"/>
@@ -35443,7 +41856,7 @@
       </w:pPr>
     </w:lvl>
   </w:abstractNum>
-  <w:abstractNum w:abstractNumId="7" w15:restartNumberingAfterBreak="0">
+  <w:abstractNum w:abstractNumId="11" w15:restartNumberingAfterBreak="0">
     <w:nsid w:val="2933320D"/>
     <w:multiLevelType w:val="multilevel"/>
     <w:tmpl w:val="B57E356E"/>
@@ -35556,7 +41969,7 @@
       </w:pPr>
     </w:lvl>
   </w:abstractNum>
-  <w:abstractNum w:abstractNumId="8" w15:restartNumberingAfterBreak="0">
+  <w:abstractNum w:abstractNumId="12" w15:restartNumberingAfterBreak="0">
     <w:nsid w:val="2AD31943"/>
     <w:multiLevelType w:val="multilevel"/>
     <w:tmpl w:val="9852F7B2"/>
@@ -35705,7 +42118,7 @@
       </w:rPr>
     </w:lvl>
   </w:abstractNum>
-  <w:abstractNum w:abstractNumId="9" w15:restartNumberingAfterBreak="0">
+  <w:abstractNum w:abstractNumId="13" w15:restartNumberingAfterBreak="0">
     <w:nsid w:val="2C2F4D67"/>
     <w:multiLevelType w:val="hybridMultilevel"/>
     <w:tmpl w:val="362C7F1E"/>
@@ -35794,7 +42207,120 @@
       </w:pPr>
     </w:lvl>
   </w:abstractNum>
-  <w:abstractNum w:abstractNumId="10" w15:restartNumberingAfterBreak="0">
+  <w:abstractNum w:abstractNumId="14" w15:restartNumberingAfterBreak="0">
+    <w:nsid w:val="2E51025D"/>
+    <w:multiLevelType w:val="hybridMultilevel"/>
+    <w:tmpl w:val="D1728BBE"/>
+    <w:lvl w:ilvl="0" w:tplc="04190001">
+      <w:start w:val="1"/>
+      <w:numFmt w:val="bullet"/>
+      <w:lvlText w:val=""/>
+      <w:lvlJc w:val="left"/>
+      <w:pPr>
+        <w:ind w:left="720" w:hanging="360"/>
+      </w:pPr>
+      <w:rPr>
+        <w:rFonts w:ascii="Symbol" w:hAnsi="Symbol" w:hint="default"/>
+      </w:rPr>
+    </w:lvl>
+    <w:lvl w:ilvl="1" w:tplc="04190003" w:tentative="1">
+      <w:start w:val="1"/>
+      <w:numFmt w:val="bullet"/>
+      <w:lvlText w:val="o"/>
+      <w:lvlJc w:val="left"/>
+      <w:pPr>
+        <w:ind w:left="1440" w:hanging="360"/>
+      </w:pPr>
+      <w:rPr>
+        <w:rFonts w:ascii="Courier New" w:hAnsi="Courier New" w:cs="Courier New" w:hint="default"/>
+      </w:rPr>
+    </w:lvl>
+    <w:lvl w:ilvl="2" w:tplc="04190005" w:tentative="1">
+      <w:start w:val="1"/>
+      <w:numFmt w:val="bullet"/>
+      <w:lvlText w:val=""/>
+      <w:lvlJc w:val="left"/>
+      <w:pPr>
+        <w:ind w:left="2160" w:hanging="360"/>
+      </w:pPr>
+      <w:rPr>
+        <w:rFonts w:ascii="Wingdings" w:hAnsi="Wingdings" w:hint="default"/>
+      </w:rPr>
+    </w:lvl>
+    <w:lvl w:ilvl="3" w:tplc="04190001" w:tentative="1">
+      <w:start w:val="1"/>
+      <w:numFmt w:val="bullet"/>
+      <w:lvlText w:val=""/>
+      <w:lvlJc w:val="left"/>
+      <w:pPr>
+        <w:ind w:left="2880" w:hanging="360"/>
+      </w:pPr>
+      <w:rPr>
+        <w:rFonts w:ascii="Symbol" w:hAnsi="Symbol" w:hint="default"/>
+      </w:rPr>
+    </w:lvl>
+    <w:lvl w:ilvl="4" w:tplc="04190003" w:tentative="1">
+      <w:start w:val="1"/>
+      <w:numFmt w:val="bullet"/>
+      <w:lvlText w:val="o"/>
+      <w:lvlJc w:val="left"/>
+      <w:pPr>
+        <w:ind w:left="3600" w:hanging="360"/>
+      </w:pPr>
+      <w:rPr>
+        <w:rFonts w:ascii="Courier New" w:hAnsi="Courier New" w:cs="Courier New" w:hint="default"/>
+      </w:rPr>
+    </w:lvl>
+    <w:lvl w:ilvl="5" w:tplc="04190005" w:tentative="1">
+      <w:start w:val="1"/>
+      <w:numFmt w:val="bullet"/>
+      <w:lvlText w:val=""/>
+      <w:lvlJc w:val="left"/>
+      <w:pPr>
+        <w:ind w:left="4320" w:hanging="360"/>
+      </w:pPr>
+      <w:rPr>
+        <w:rFonts w:ascii="Wingdings" w:hAnsi="Wingdings" w:hint="default"/>
+      </w:rPr>
+    </w:lvl>
+    <w:lvl w:ilvl="6" w:tplc="04190001" w:tentative="1">
+      <w:start w:val="1"/>
+      <w:numFmt w:val="bullet"/>
+      <w:lvlText w:val=""/>
+      <w:lvlJc w:val="left"/>
+      <w:pPr>
+        <w:ind w:left="5040" w:hanging="360"/>
+      </w:pPr>
+      <w:rPr>
+        <w:rFonts w:ascii="Symbol" w:hAnsi="Symbol" w:hint="default"/>
+      </w:rPr>
+    </w:lvl>
+    <w:lvl w:ilvl="7" w:tplc="04190003" w:tentative="1">
+      <w:start w:val="1"/>
+      <w:numFmt w:val="bullet"/>
+      <w:lvlText w:val="o"/>
+      <w:lvlJc w:val="left"/>
+      <w:pPr>
+        <w:ind w:left="5760" w:hanging="360"/>
+      </w:pPr>
+      <w:rPr>
+        <w:rFonts w:ascii="Courier New" w:hAnsi="Courier New" w:cs="Courier New" w:hint="default"/>
+      </w:rPr>
+    </w:lvl>
+    <w:lvl w:ilvl="8" w:tplc="04190005" w:tentative="1">
+      <w:start w:val="1"/>
+      <w:numFmt w:val="bullet"/>
+      <w:lvlText w:val=""/>
+      <w:lvlJc w:val="left"/>
+      <w:pPr>
+        <w:ind w:left="6480" w:hanging="360"/>
+      </w:pPr>
+      <w:rPr>
+        <w:rFonts w:ascii="Wingdings" w:hAnsi="Wingdings" w:hint="default"/>
+      </w:rPr>
+    </w:lvl>
+  </w:abstractNum>
+  <w:abstractNum w:abstractNumId="15" w15:restartNumberingAfterBreak="0">
     <w:nsid w:val="36D075E3"/>
     <w:multiLevelType w:val="multilevel"/>
     <w:tmpl w:val="B70E1F14"/>
@@ -35943,7 +42469,7 @@
       </w:rPr>
     </w:lvl>
   </w:abstractNum>
-  <w:abstractNum w:abstractNumId="11" w15:restartNumberingAfterBreak="0">
+  <w:abstractNum w:abstractNumId="16" w15:restartNumberingAfterBreak="0">
     <w:nsid w:val="37F73520"/>
     <w:multiLevelType w:val="multilevel"/>
     <w:tmpl w:val="A53A0EEE"/>
@@ -36056,7 +42582,7 @@
       </w:pPr>
     </w:lvl>
   </w:abstractNum>
-  <w:abstractNum w:abstractNumId="12" w15:restartNumberingAfterBreak="0">
+  <w:abstractNum w:abstractNumId="17" w15:restartNumberingAfterBreak="0">
     <w:nsid w:val="3B475A16"/>
     <w:multiLevelType w:val="hybridMultilevel"/>
     <w:tmpl w:val="6D2496DC"/>
@@ -36177,7 +42703,7 @@
       </w:rPr>
     </w:lvl>
   </w:abstractNum>
-  <w:abstractNum w:abstractNumId="13" w15:restartNumberingAfterBreak="0">
+  <w:abstractNum w:abstractNumId="18" w15:restartNumberingAfterBreak="0">
     <w:nsid w:val="4EC2339A"/>
     <w:multiLevelType w:val="multilevel"/>
     <w:tmpl w:val="B4B4EBEC"/>
@@ -36290,7 +42816,120 @@
       </w:pPr>
     </w:lvl>
   </w:abstractNum>
-  <w:abstractNum w:abstractNumId="14" w15:restartNumberingAfterBreak="0">
+  <w:abstractNum w:abstractNumId="19" w15:restartNumberingAfterBreak="0">
+    <w:nsid w:val="53856BDE"/>
+    <w:multiLevelType w:val="hybridMultilevel"/>
+    <w:tmpl w:val="EE3C36F6"/>
+    <w:lvl w:ilvl="0" w:tplc="04190001">
+      <w:start w:val="1"/>
+      <w:numFmt w:val="bullet"/>
+      <w:lvlText w:val=""/>
+      <w:lvlJc w:val="left"/>
+      <w:pPr>
+        <w:ind w:left="1429" w:hanging="360"/>
+      </w:pPr>
+      <w:rPr>
+        <w:rFonts w:ascii="Symbol" w:hAnsi="Symbol" w:hint="default"/>
+      </w:rPr>
+    </w:lvl>
+    <w:lvl w:ilvl="1" w:tplc="04190003" w:tentative="1">
+      <w:start w:val="1"/>
+      <w:numFmt w:val="bullet"/>
+      <w:lvlText w:val="o"/>
+      <w:lvlJc w:val="left"/>
+      <w:pPr>
+        <w:ind w:left="2149" w:hanging="360"/>
+      </w:pPr>
+      <w:rPr>
+        <w:rFonts w:ascii="Courier New" w:hAnsi="Courier New" w:cs="Courier New" w:hint="default"/>
+      </w:rPr>
+    </w:lvl>
+    <w:lvl w:ilvl="2" w:tplc="04190005" w:tentative="1">
+      <w:start w:val="1"/>
+      <w:numFmt w:val="bullet"/>
+      <w:lvlText w:val=""/>
+      <w:lvlJc w:val="left"/>
+      <w:pPr>
+        <w:ind w:left="2869" w:hanging="360"/>
+      </w:pPr>
+      <w:rPr>
+        <w:rFonts w:ascii="Wingdings" w:hAnsi="Wingdings" w:hint="default"/>
+      </w:rPr>
+    </w:lvl>
+    <w:lvl w:ilvl="3" w:tplc="04190001" w:tentative="1">
+      <w:start w:val="1"/>
+      <w:numFmt w:val="bullet"/>
+      <w:lvlText w:val=""/>
+      <w:lvlJc w:val="left"/>
+      <w:pPr>
+        <w:ind w:left="3589" w:hanging="360"/>
+      </w:pPr>
+      <w:rPr>
+        <w:rFonts w:ascii="Symbol" w:hAnsi="Symbol" w:hint="default"/>
+      </w:rPr>
+    </w:lvl>
+    <w:lvl w:ilvl="4" w:tplc="04190003" w:tentative="1">
+      <w:start w:val="1"/>
+      <w:numFmt w:val="bullet"/>
+      <w:lvlText w:val="o"/>
+      <w:lvlJc w:val="left"/>
+      <w:pPr>
+        <w:ind w:left="4309" w:hanging="360"/>
+      </w:pPr>
+      <w:rPr>
+        <w:rFonts w:ascii="Courier New" w:hAnsi="Courier New" w:cs="Courier New" w:hint="default"/>
+      </w:rPr>
+    </w:lvl>
+    <w:lvl w:ilvl="5" w:tplc="04190005" w:tentative="1">
+      <w:start w:val="1"/>
+      <w:numFmt w:val="bullet"/>
+      <w:lvlText w:val=""/>
+      <w:lvlJc w:val="left"/>
+      <w:pPr>
+        <w:ind w:left="5029" w:hanging="360"/>
+      </w:pPr>
+      <w:rPr>
+        <w:rFonts w:ascii="Wingdings" w:hAnsi="Wingdings" w:hint="default"/>
+      </w:rPr>
+    </w:lvl>
+    <w:lvl w:ilvl="6" w:tplc="04190001" w:tentative="1">
+      <w:start w:val="1"/>
+      <w:numFmt w:val="bullet"/>
+      <w:lvlText w:val=""/>
+      <w:lvlJc w:val="left"/>
+      <w:pPr>
+        <w:ind w:left="5749" w:hanging="360"/>
+      </w:pPr>
+      <w:rPr>
+        <w:rFonts w:ascii="Symbol" w:hAnsi="Symbol" w:hint="default"/>
+      </w:rPr>
+    </w:lvl>
+    <w:lvl w:ilvl="7" w:tplc="04190003" w:tentative="1">
+      <w:start w:val="1"/>
+      <w:numFmt w:val="bullet"/>
+      <w:lvlText w:val="o"/>
+      <w:lvlJc w:val="left"/>
+      <w:pPr>
+        <w:ind w:left="6469" w:hanging="360"/>
+      </w:pPr>
+      <w:rPr>
+        <w:rFonts w:ascii="Courier New" w:hAnsi="Courier New" w:cs="Courier New" w:hint="default"/>
+      </w:rPr>
+    </w:lvl>
+    <w:lvl w:ilvl="8" w:tplc="04190005" w:tentative="1">
+      <w:start w:val="1"/>
+      <w:numFmt w:val="bullet"/>
+      <w:lvlText w:val=""/>
+      <w:lvlJc w:val="left"/>
+      <w:pPr>
+        <w:ind w:left="7189" w:hanging="360"/>
+      </w:pPr>
+      <w:rPr>
+        <w:rFonts w:ascii="Wingdings" w:hAnsi="Wingdings" w:hint="default"/>
+      </w:rPr>
+    </w:lvl>
+  </w:abstractNum>
+  <w:abstractNum w:abstractNumId="20" w15:restartNumberingAfterBreak="0">
     <w:nsid w:val="5D695ADA"/>
     <w:multiLevelType w:val="hybridMultilevel"/>
     <w:tmpl w:val="9E406B76"/>
@@ -36379,7 +43018,7 @@
       </w:pPr>
     </w:lvl>
   </w:abstractNum>
-  <w:abstractNum w:abstractNumId="15" w15:restartNumberingAfterBreak="0">
+  <w:abstractNum w:abstractNumId="21" w15:restartNumberingAfterBreak="0">
     <w:nsid w:val="5F3B2581"/>
     <w:multiLevelType w:val="multilevel"/>
     <w:tmpl w:val="4DE80E10"/>
@@ -36528,7 +43167,7 @@
       </w:rPr>
     </w:lvl>
   </w:abstractNum>
-  <w:abstractNum w:abstractNumId="16" w15:restartNumberingAfterBreak="0">
+  <w:abstractNum w:abstractNumId="22" w15:restartNumberingAfterBreak="0">
     <w:nsid w:val="6E75581E"/>
     <w:multiLevelType w:val="hybridMultilevel"/>
     <w:tmpl w:val="87762E3A"/>
@@ -36640,7 +43279,7 @@
       </w:rPr>
     </w:lvl>
   </w:abstractNum>
-  <w:abstractNum w:abstractNumId="17" w15:restartNumberingAfterBreak="0">
+  <w:abstractNum w:abstractNumId="23" w15:restartNumberingAfterBreak="0">
     <w:nsid w:val="760E4056"/>
     <w:multiLevelType w:val="hybridMultilevel"/>
     <w:tmpl w:val="EFB2366C"/>
@@ -36762,58 +43401,76 @@
     </w:lvl>
   </w:abstractNum>
   <w:num w:numId="1" w16cid:durableId="1807966935">
-    <w:abstractNumId w:val="2"/>
+    <w:abstractNumId w:val="5"/>
   </w:num>
   <w:num w:numId="2" w16cid:durableId="126047415">
-    <w:abstractNumId w:val="15"/>
+    <w:abstractNumId w:val="21"/>
   </w:num>
   <w:num w:numId="3" w16cid:durableId="304508582">
     <w:abstractNumId w:val="1"/>
   </w:num>
   <w:num w:numId="4" w16cid:durableId="1149706252">
-    <w:abstractNumId w:val="10"/>
+    <w:abstractNumId w:val="15"/>
   </w:num>
   <w:num w:numId="5" w16cid:durableId="766657130">
-    <w:abstractNumId w:val="4"/>
+    <w:abstractNumId w:val="7"/>
   </w:num>
   <w:num w:numId="6" w16cid:durableId="62069217">
-    <w:abstractNumId w:val="14"/>
+    <w:abstractNumId w:val="20"/>
   </w:num>
   <w:num w:numId="7" w16cid:durableId="884030038">
+    <w:abstractNumId w:val="17"/>
+  </w:num>
+  <w:num w:numId="8" w16cid:durableId="1665163459">
+    <w:abstractNumId w:val="23"/>
+  </w:num>
+  <w:num w:numId="9" w16cid:durableId="60714811">
     <w:abstractNumId w:val="12"/>
   </w:num>
-  <w:num w:numId="8" w16cid:durableId="1665163459">
-    <w:abstractNumId w:val="17"/>
-  </w:num>
-  <w:num w:numId="9" w16cid:durableId="60714811">
-    <w:abstractNumId w:val="8"/>
-  </w:num>
   <w:num w:numId="10" w16cid:durableId="803088050">
-    <w:abstractNumId w:val="9"/>
+    <w:abstractNumId w:val="13"/>
   </w:num>
   <w:num w:numId="11" w16cid:durableId="343090658">
     <w:abstractNumId w:val="0"/>
   </w:num>
   <w:num w:numId="12" w16cid:durableId="994066869">
-    <w:abstractNumId w:val="5"/>
+    <w:abstractNumId w:val="9"/>
   </w:num>
   <w:num w:numId="13" w16cid:durableId="1853374734">
+    <w:abstractNumId w:val="22"/>
+  </w:num>
+  <w:num w:numId="14" w16cid:durableId="797063212">
+    <w:abstractNumId w:val="18"/>
+  </w:num>
+  <w:num w:numId="15" w16cid:durableId="1895047210">
+    <w:abstractNumId w:val="6"/>
+  </w:num>
+  <w:num w:numId="16" w16cid:durableId="477840345">
     <w:abstractNumId w:val="16"/>
   </w:num>
-  <w:num w:numId="14" w16cid:durableId="797063212">
-    <w:abstractNumId w:val="13"/>
+  <w:num w:numId="17" w16cid:durableId="46343788">
+    <w:abstractNumId w:val="10"/>
   </w:num>
-  <w:num w:numId="15" w16cid:durableId="1895047210">
+  <w:num w:numId="18" w16cid:durableId="499394885">
+    <w:abstractNumId w:val="11"/>
+  </w:num>
+  <w:num w:numId="19" w16cid:durableId="1920477602">
+    <w:abstractNumId w:val="19"/>
+  </w:num>
+  <w:num w:numId="20" w16cid:durableId="863060419">
+    <w:abstractNumId w:val="4"/>
+  </w:num>
+  <w:num w:numId="21" w16cid:durableId="815731537">
+    <w:abstractNumId w:val="14"/>
+  </w:num>
+  <w:num w:numId="22" w16cid:durableId="284625026">
+    <w:abstractNumId w:val="8"/>
+  </w:num>
+  <w:num w:numId="23" w16cid:durableId="298003258">
     <w:abstractNumId w:val="3"/>
   </w:num>
-  <w:num w:numId="16" w16cid:durableId="477840345">
-    <w:abstractNumId w:val="11"/>
-  </w:num>
-  <w:num w:numId="17" w16cid:durableId="46343788">
-    <w:abstractNumId w:val="6"/>
-  </w:num>
-  <w:num w:numId="18" w16cid:durableId="499394885">
-    <w:abstractNumId w:val="7"/>
+  <w:num w:numId="24" w16cid:durableId="89394299">
+    <w:abstractNumId w:val="2"/>
   </w:num>
 </w:numbering>
 </file>
@@ -37218,7 +43875,7 @@
   <w:style w:type="paragraph" w:default="1" w:styleId="a">
     <w:name w:val="Normal"/>
     <w:qFormat/>
-    <w:rsid w:val="00623E39"/>
+    <w:rsid w:val="002C5B3A"/>
     <w:pPr>
       <w:widowControl w:val="0"/>
       <w:autoSpaceDE w:val="0"/>
@@ -37433,7 +44090,6 @@
   <w:style w:type="character" w:default="1" w:styleId="a0">
     <w:name w:val="Default Paragraph Font"/>
     <w:uiPriority w:val="1"/>
-    <w:semiHidden/>
     <w:unhideWhenUsed/>
   </w:style>
   <w:style w:type="table" w:default="1" w:styleId="a1">

--- a/Атагазыева Улжан Дипломдық_Жұмыс.docx
+++ b/Атагазыева Улжан Дипломдық_Жұмыс.docx
@@ -19493,6 +19493,7 @@
           <w:lang w:val="kk-KZ"/>
         </w:rPr>
         <w:br/>
+        <w:t>- процестердің орындалуын жеделдету;</w:t>
       </w:r>
       <w:r>
         <w:rPr>
@@ -19500,7 +19501,7 @@
           <w:szCs w:val="28"/>
           <w:lang w:val="kk-KZ"/>
         </w:rPr>
-        <w:t>-</w:t>
+        <w:br/>
       </w:r>
       <w:r>
         <w:rPr>
@@ -19508,7 +19509,8 @@
           <w:szCs w:val="28"/>
           <w:lang w:val="kk-KZ"/>
         </w:rPr>
-        <w:t xml:space="preserve"> процестердің орындалуын жеделдету;</w:t>
+        <w:lastRenderedPageBreak/>
+        <w:t>- адами фактор әсерін азайту;</w:t>
       </w:r>
       <w:r>
         <w:rPr>
@@ -19517,6 +19519,7 @@
           <w:lang w:val="kk-KZ"/>
         </w:rPr>
         <w:br/>
+        <w:t>- ақпараттың дәлдігі мен толықтығын қамтамасыз ету;</w:t>
       </w:r>
       <w:r>
         <w:rPr>
@@ -19524,8 +19527,8 @@
           <w:szCs w:val="28"/>
           <w:lang w:val="kk-KZ"/>
         </w:rPr>
-        <w:lastRenderedPageBreak/>
-        <w:t>-</w:t>
+        <w:br/>
+        <w:t>- басқарушылық бақылауды күшейту;</w:t>
       </w:r>
       <w:r>
         <w:rPr>
@@ -19533,79 +19536,8 @@
           <w:szCs w:val="28"/>
           <w:lang w:val="kk-KZ"/>
         </w:rPr>
-        <w:t xml:space="preserve"> адами фактор әсерін азайту;</w:t>
-      </w:r>
-      <w:r>
-        <w:rPr>
-          <w:sz w:val="28"/>
-          <w:szCs w:val="28"/>
-          <w:lang w:val="kk-KZ"/>
-        </w:rPr>
         <w:br/>
-      </w:r>
-      <w:r>
-        <w:rPr>
-          <w:sz w:val="28"/>
-          <w:szCs w:val="28"/>
-          <w:lang w:val="kk-KZ"/>
-        </w:rPr>
-        <w:t>-</w:t>
-      </w:r>
-      <w:r>
-        <w:rPr>
-          <w:sz w:val="28"/>
-          <w:szCs w:val="28"/>
-          <w:lang w:val="kk-KZ"/>
-        </w:rPr>
-        <w:t xml:space="preserve"> ақпараттың дәлдігі мен толықтығын қамтамасыз ету;</w:t>
-      </w:r>
-      <w:r>
-        <w:rPr>
-          <w:sz w:val="28"/>
-          <w:szCs w:val="28"/>
-          <w:lang w:val="kk-KZ"/>
-        </w:rPr>
-        <w:br/>
-      </w:r>
-      <w:r>
-        <w:rPr>
-          <w:sz w:val="28"/>
-          <w:szCs w:val="28"/>
-          <w:lang w:val="kk-KZ"/>
-        </w:rPr>
-        <w:t>-</w:t>
-      </w:r>
-      <w:r>
-        <w:rPr>
-          <w:sz w:val="28"/>
-          <w:szCs w:val="28"/>
-          <w:lang w:val="kk-KZ"/>
-        </w:rPr>
-        <w:t xml:space="preserve"> басқарушылық бақылауды күшейту;</w:t>
-      </w:r>
-      <w:r>
-        <w:rPr>
-          <w:sz w:val="28"/>
-          <w:szCs w:val="28"/>
-          <w:lang w:val="kk-KZ"/>
-        </w:rPr>
-        <w:br/>
-      </w:r>
-      <w:r>
-        <w:rPr>
-          <w:sz w:val="28"/>
-          <w:szCs w:val="28"/>
-          <w:lang w:val="kk-KZ"/>
-        </w:rPr>
-        <w:t>-</w:t>
-      </w:r>
-      <w:r>
-        <w:rPr>
-          <w:sz w:val="28"/>
-          <w:szCs w:val="28"/>
-          <w:lang w:val="kk-KZ"/>
-        </w:rPr>
-        <w:t xml:space="preserve"> ресурстарды тиімді пайдалану.</w:t>
+        <w:t>- ресурстарды тиімді пайдалану.</w:t>
       </w:r>
     </w:p>
     <w:p>
@@ -25380,6 +25312,78 @@
       <w:r>
         <w:t xml:space="preserve"> </w:t>
       </w:r>
+    </w:p>
+    <w:p>
+      <w:pPr>
+        <w:widowControl/>
+        <w:autoSpaceDE/>
+        <w:autoSpaceDN/>
+        <w:ind w:firstLine="709"/>
+        <w:jc w:val="both"/>
+        <w:rPr>
+          <w:sz w:val="28"/>
+          <w:szCs w:val="28"/>
+          <w:lang w:val="kk-KZ"/>
+        </w:rPr>
+      </w:pPr>
+      <w:r>
+        <w:rPr>
+          <w:sz w:val="28"/>
+          <w:szCs w:val="28"/>
+          <w:lang w:val="kk-KZ"/>
+        </w:rPr>
+        <w:t>Қазіргі заманғы кәсіпорындарды басқару жүйесінде тиімділікті бағалау ерекше маңызға ие. Бизнес-процестерді автоматтандыру тек олардың орындалуын бақылаумен шектелмей, сонымен қатар олардың нәтижелілігін сандық көрсеткіштер арқылы талдауды талап етеді. Осы тұрғыда KPI (Key Performance Indicators – негізгі нәтижелілік көрсеткіштері) жүйесі ұйым қызметін басқарудың маңызды құралдарының бірі болып табылады.</w:t>
+      </w:r>
+    </w:p>
+    <w:p>
+      <w:pPr>
+        <w:widowControl/>
+        <w:autoSpaceDE/>
+        <w:autoSpaceDN/>
+        <w:ind w:firstLine="709"/>
+        <w:jc w:val="both"/>
+        <w:rPr>
+          <w:sz w:val="28"/>
+          <w:szCs w:val="28"/>
+          <w:lang w:val="kk-KZ"/>
+        </w:rPr>
+      </w:pPr>
+      <w:r>
+        <w:rPr>
+          <w:sz w:val="28"/>
+          <w:szCs w:val="28"/>
+          <w:lang w:val="kk-KZ"/>
+        </w:rPr>
+        <w:t xml:space="preserve">KPI – бұл кәсіпорынның стратегиялық және операциялық мақсаттарына қол жеткізу деңгейін сипаттайтын өлшенетін көрсеткіштер жиынтығы. KPI көрсеткіштері ұйымның тиімділігін бағалауға, қызметкерлердің жұмыс нәтижесін талдауға және басқарушылық шешімдерді деректерге негіздей отырып қабылдауға мүмкіндік береді. KPI жүйесін енгізу кәсіпорын қызметін </w:t>
+      </w:r>
+      <w:r>
+        <w:rPr>
+          <w:sz w:val="28"/>
+          <w:szCs w:val="28"/>
+          <w:lang w:val="kk-KZ"/>
+        </w:rPr>
+        <w:lastRenderedPageBreak/>
+        <w:t>сапалы жаңа деңгейге көтереді, себебі ол басқарудың объективтілігін қамтамасыз етеді.</w:t>
+      </w:r>
+    </w:p>
+    <w:p>
+      <w:pPr>
+        <w:widowControl/>
+        <w:autoSpaceDE/>
+        <w:autoSpaceDN/>
+        <w:ind w:firstLine="709"/>
+        <w:jc w:val="both"/>
+        <w:rPr>
+          <w:sz w:val="28"/>
+          <w:szCs w:val="28"/>
+          <w:lang w:val="kk-KZ"/>
+        </w:rPr>
+      </w:pPr>
+    </w:p>
+    <w:p>
+      <w:pPr>
+        <w:pStyle w:val="14"/>
+      </w:pPr>
     </w:p>
     <w:p>
       <w:pPr>
@@ -40165,6 +40169,7 @@
         <w:docPartUnique/>
       </w:docPartObj>
     </w:sdtPr>
+    <w:sdtEndPr/>
     <w:sdtContent>
       <w:p>
         <w:pPr>
@@ -43875,7 +43880,7 @@
   <w:style w:type="paragraph" w:default="1" w:styleId="a">
     <w:name w:val="Normal"/>
     <w:qFormat/>
-    <w:rsid w:val="002C5B3A"/>
+    <w:rsid w:val="005D4C14"/>
     <w:pPr>
       <w:widowControl w:val="0"/>
       <w:autoSpaceDE w:val="0"/>

--- a/Атагазыева Улжан Дипломдық_Жұмыс.docx
+++ b/Атагазыева Улжан Дипломдық_Жұмыс.docx
@@ -25365,6 +25365,86 @@
         <w:lastRenderedPageBreak/>
         <w:t>сапалы жаңа деңгейге көтереді, себебі ол басқарудың объективтілігін қамтамасыз етеді.</w:t>
       </w:r>
+    </w:p>
+    <w:p>
+      <w:pPr>
+        <w:widowControl/>
+        <w:autoSpaceDE/>
+        <w:autoSpaceDN/>
+        <w:ind w:firstLine="709"/>
+        <w:jc w:val="both"/>
+        <w:rPr>
+          <w:sz w:val="28"/>
+          <w:szCs w:val="28"/>
+          <w:lang w:val="kk-KZ"/>
+        </w:rPr>
+      </w:pPr>
+      <w:r>
+        <w:rPr>
+          <w:sz w:val="28"/>
+          <w:szCs w:val="28"/>
+          <w:lang w:val="kk-KZ"/>
+        </w:rPr>
+        <w:t>Бизнес-процестердің тиімділігін бағалау барысында KPI көрсеткіштері бірнеше негізгі бағыт бойынша қарастырылады. Біріншіден, уақыт көрсеткіштері маңызды рөл атқарады. Бұл көрсеткіштер тапсырмалардың орындалу жылдамдығын және мерзімдердің сақталу деңгейін анықтайды. Мысалы, тапсырманың жоспарланған уақытпен салыстырғандағы нақты орындалу уақыты процестің тиімділігін бағалаудың негізгі критерийлерінің бірі болып табылады.</w:t>
+      </w:r>
+    </w:p>
+    <w:p>
+      <w:pPr>
+        <w:widowControl/>
+        <w:autoSpaceDE/>
+        <w:autoSpaceDN/>
+        <w:ind w:firstLine="709"/>
+        <w:jc w:val="both"/>
+        <w:rPr>
+          <w:sz w:val="28"/>
+          <w:szCs w:val="28"/>
+          <w:lang w:val="kk-KZ"/>
+        </w:rPr>
+      </w:pPr>
+      <w:r>
+        <w:rPr>
+          <w:sz w:val="28"/>
+          <w:szCs w:val="28"/>
+          <w:lang w:val="kk-KZ"/>
+        </w:rPr>
+        <w:t>Екіншіден, сапа көрсеткіштері қарастырылады. Бұл көрсеткіштер тапсырмалардың дұрыс орындалу деңгейін, қателіктердің санын және қайта өңдеу қажеттілігін сипаттайды. Сапа көрсеткіштері қызметкерлердің кәсіби деңгейін бағалауға мүмкіндік береді және процестердің сенімділігін анықтайды.</w:t>
+      </w:r>
+    </w:p>
+    <w:p>
+      <w:pPr>
+        <w:widowControl/>
+        <w:autoSpaceDE/>
+        <w:autoSpaceDN/>
+        <w:ind w:firstLine="709"/>
+        <w:jc w:val="both"/>
+        <w:rPr>
+          <w:sz w:val="28"/>
+          <w:szCs w:val="28"/>
+          <w:lang w:val="kk-KZ"/>
+        </w:rPr>
+      </w:pPr>
+      <w:r>
+        <w:rPr>
+          <w:sz w:val="28"/>
+          <w:szCs w:val="28"/>
+          <w:lang w:val="kk-KZ"/>
+        </w:rPr>
+        <w:t>Үшіншіден, өнімділік көрсеткіштері маңызды орын алады. Олар белгілі бір уақыт аралығында орындалған тапсырмалар санын сипаттайды. Өнімділік көрсеткіштері қызметкерлердің жұмыс жүктемесін және олардың тиімділігін бағалауға мүмкіндік береді.</w:t>
+      </w:r>
+    </w:p>
+    <w:p>
+      <w:pPr>
+        <w:widowControl/>
+        <w:autoSpaceDE/>
+        <w:autoSpaceDN/>
+        <w:ind w:firstLine="709"/>
+        <w:jc w:val="both"/>
+        <w:rPr>
+          <w:sz w:val="28"/>
+          <w:szCs w:val="28"/>
+          <w:lang w:val="kk-KZ"/>
+        </w:rPr>
+      </w:pPr>
     </w:p>
     <w:p>
       <w:pPr>

--- a/Атагазыева Улжан Дипломдық_Жұмыс.docx
+++ b/Атагазыева Улжан Дипломдық_Жұмыс.docx
@@ -4638,7 +4638,6 @@
         </w:rPr>
         <w:tab/>
       </w:r>
-      <w:proofErr w:type="gramStart"/>
       <w:r>
         <w:rPr>
           <w:i/>
@@ -4663,7 +4662,6 @@
         <w:t>жылғы</w:t>
       </w:r>
       <w:proofErr w:type="spellEnd"/>
-      <w:proofErr w:type="gramEnd"/>
       <w:r>
         <w:rPr>
           <w:i/>
@@ -4881,7 +4879,6 @@
         </w:rPr>
         <w:t xml:space="preserve">: </w:t>
       </w:r>
-      <w:proofErr w:type="gramStart"/>
       <w:r>
         <w:rPr>
           <w:i/>
@@ -4905,7 +4902,6 @@
         </w:rPr>
         <w:t>_</w:t>
       </w:r>
-      <w:proofErr w:type="gramEnd"/>
       <w:r>
         <w:rPr>
           <w:i/>
@@ -4932,7 +4928,6 @@
         </w:rPr>
         <w:tab/>
       </w:r>
-      <w:proofErr w:type="gramStart"/>
       <w:r>
         <w:rPr>
           <w:i/>
@@ -4956,7 +4951,6 @@
         </w:rPr>
         <w:t>ж.</w:t>
       </w:r>
-      <w:proofErr w:type="gramEnd"/>
     </w:p>
     <w:p>
       <w:pPr>
@@ -8363,23 +8357,7 @@
           <w:sz w:val="28"/>
           <w:szCs w:val="28"/>
         </w:rPr>
-        <w:t>, 1</w:t>
-      </w:r>
-      <w:proofErr w:type="gramStart"/>
-      <w:r>
-        <w:rPr>
-          <w:sz w:val="28"/>
-          <w:szCs w:val="28"/>
-        </w:rPr>
-        <w:t>С:Документооборот</w:t>
-      </w:r>
-      <w:proofErr w:type="gramEnd"/>
-      <w:r>
-        <w:rPr>
-          <w:sz w:val="28"/>
-          <w:szCs w:val="28"/>
-        </w:rPr>
-        <w:t xml:space="preserve">, KPI, </w:t>
+        <w:t xml:space="preserve">, 1С:Документооборот, KPI, </w:t>
       </w:r>
       <w:proofErr w:type="spellStart"/>
       <w:r>
@@ -8398,7 +8376,6 @@
         <w:t xml:space="preserve"> </w:t>
       </w:r>
       <w:proofErr w:type="spellStart"/>
-      <w:proofErr w:type="gramStart"/>
       <w:r>
         <w:rPr>
           <w:sz w:val="28"/>
@@ -8421,7 +8398,6 @@
         </w:rPr>
         <w:t>.</w:t>
       </w:r>
-      <w:proofErr w:type="gramEnd"/>
     </w:p>
     <w:p>
       <w:pPr>
@@ -8487,23 +8463,7 @@
           <w:sz w:val="28"/>
           <w:szCs w:val="28"/>
         </w:rPr>
-        <w:t>В данной дипломной работе рассматривается разработка и совершенствование информационной системы управления бизнес-процессами предприятия на базе конфигурации 1</w:t>
-      </w:r>
-      <w:proofErr w:type="gramStart"/>
-      <w:r>
-        <w:rPr>
-          <w:sz w:val="28"/>
-          <w:szCs w:val="28"/>
-        </w:rPr>
-        <w:t>С:Документооборот</w:t>
-      </w:r>
-      <w:proofErr w:type="gramEnd"/>
-      <w:r>
-        <w:rPr>
-          <w:sz w:val="28"/>
-          <w:szCs w:val="28"/>
-        </w:rPr>
-        <w:t>. В рамках исследования проанализированы функциональные возможности конфигурации, и предложен модуль для расчета и анализа KPI с целью оценки эффективности выполнения бизнес-процессов. Работа охватывает теоретические основы управления бизнес-процессами, методы оценки эффективности и этапы проектирования информационной системы. Практическая значимость заключается в повышении прозрачности управления, оптимизации документооборота и улучшении оценки результатов работы сотрудников.</w:t>
+        <w:t>В данной дипломной работе рассматривается разработка и совершенствование информационной системы управления бизнес-процессами предприятия на базе конфигурации 1С:Документооборот. В рамках исследования проанализированы функциональные возможности конфигурации, и предложен модуль для расчета и анализа KPI с целью оценки эффективности выполнения бизнес-процессов. Работа охватывает теоретические основы управления бизнес-процессами, методы оценки эффективности и этапы проектирования информационной системы. Практическая значимость заключается в повышении прозрачности управления, оптимизации документооборота и улучшении оценки результатов работы сотрудников.</w:t>
       </w:r>
     </w:p>
     <w:p>
@@ -8527,23 +8487,7 @@
           <w:sz w:val="28"/>
           <w:szCs w:val="28"/>
         </w:rPr>
-        <w:t>Ключевые слова: бизнес-процесс, автоматизация, 1</w:t>
-      </w:r>
-      <w:proofErr w:type="gramStart"/>
-      <w:r>
-        <w:rPr>
-          <w:sz w:val="28"/>
-          <w:szCs w:val="28"/>
-        </w:rPr>
-        <w:t>С:Документооборот</w:t>
-      </w:r>
-      <w:proofErr w:type="gramEnd"/>
-      <w:r>
-        <w:rPr>
-          <w:sz w:val="28"/>
-          <w:szCs w:val="28"/>
-        </w:rPr>
-        <w:t>, KPI, информационная система</w:t>
+        <w:t>Ключевые слова: бизнес-процесс, автоматизация, 1С:Документооборот, KPI, информационная система</w:t>
       </w:r>
       <w:r>
         <w:rPr>
@@ -8621,25 +8565,7 @@
           <w:szCs w:val="28"/>
           <w:lang w:val="en-US"/>
         </w:rPr>
-        <w:t>This diploma thesis examines the development and improvement of an information system for managing enterprise business processes based on the 1</w:t>
-      </w:r>
-      <w:proofErr w:type="gramStart"/>
-      <w:r>
-        <w:rPr>
-          <w:sz w:val="28"/>
-          <w:szCs w:val="28"/>
-          <w:lang w:val="en-US"/>
-        </w:rPr>
-        <w:t>C:Document</w:t>
-      </w:r>
-      <w:proofErr w:type="gramEnd"/>
-      <w:r>
-        <w:rPr>
-          <w:sz w:val="28"/>
-          <w:szCs w:val="28"/>
-          <w:lang w:val="en-US"/>
-        </w:rPr>
-        <w:t xml:space="preserve"> Management configuration. The study analyzes the functional capabilities of the configuration and proposes a KPI calculation and analysis module to evaluate the efficiency of business process execution. The thesis covers theoretical foundations of business process management, methods for assessing efficiency, and stages of information system design. The practical significance of the work lies in increasing management transparency, optimizing document workflow, and enhancing employee performance evaluation.</w:t>
+        <w:t>This diploma thesis examines the development and improvement of an information system for managing enterprise business processes based on the 1C:Document Management configuration. The study analyzes the functional capabilities of the configuration and proposes a KPI calculation and analysis module to evaluate the efficiency of business process execution. The thesis covers theoretical foundations of business process management, methods for assessing efficiency, and stages of information system design. The practical significance of the work lies in increasing management transparency, optimizing document workflow, and enhancing employee performance evaluation.</w:t>
       </w:r>
     </w:p>
     <w:p>
@@ -8665,25 +8591,7 @@
           <w:szCs w:val="28"/>
           <w:lang w:val="en-US"/>
         </w:rPr>
-        <w:t>Keywords: business process, automation, 1</w:t>
-      </w:r>
-      <w:proofErr w:type="gramStart"/>
-      <w:r>
-        <w:rPr>
-          <w:sz w:val="28"/>
-          <w:szCs w:val="28"/>
-          <w:lang w:val="en-US"/>
-        </w:rPr>
-        <w:t>C:Document</w:t>
-      </w:r>
-      <w:proofErr w:type="gramEnd"/>
-      <w:r>
-        <w:rPr>
-          <w:sz w:val="28"/>
-          <w:szCs w:val="28"/>
-          <w:lang w:val="en-US"/>
-        </w:rPr>
-        <w:t xml:space="preserve"> Management, KPI, information system</w:t>
+        <w:t>Keywords: business process, automation, 1C:Document Management, KPI, information system</w:t>
       </w:r>
       <w:r>
         <w:rPr>
@@ -10970,23 +10878,7 @@
           <w:szCs w:val="28"/>
         </w:rPr>
         <w:lastRenderedPageBreak/>
-        <w:t>1</w:t>
-      </w:r>
-      <w:proofErr w:type="gramStart"/>
-      <w:r>
-        <w:rPr>
-          <w:sz w:val="28"/>
-          <w:szCs w:val="28"/>
-        </w:rPr>
-        <w:t>С:Документооборот</w:t>
-      </w:r>
-      <w:proofErr w:type="gramEnd"/>
-      <w:r>
-        <w:rPr>
-          <w:sz w:val="28"/>
-          <w:szCs w:val="28"/>
-        </w:rPr>
-        <w:t xml:space="preserve"> </w:t>
+        <w:t xml:space="preserve">1С:Документооборот </w:t>
       </w:r>
       <w:proofErr w:type="spellStart"/>
       <w:r>
@@ -11813,23 +11705,7 @@
           <w:sz w:val="28"/>
           <w:szCs w:val="28"/>
         </w:rPr>
-        <w:t xml:space="preserve"> – 1</w:t>
-      </w:r>
-      <w:proofErr w:type="gramStart"/>
-      <w:r>
-        <w:rPr>
-          <w:sz w:val="28"/>
-          <w:szCs w:val="28"/>
-        </w:rPr>
-        <w:t>С:Документооборот</w:t>
-      </w:r>
-      <w:proofErr w:type="gramEnd"/>
-      <w:r>
-        <w:rPr>
-          <w:sz w:val="28"/>
-          <w:szCs w:val="28"/>
-        </w:rPr>
-        <w:t xml:space="preserve"> </w:t>
+        <w:t xml:space="preserve"> – 1С:Документооборот </w:t>
       </w:r>
       <w:proofErr w:type="spellStart"/>
       <w:r>
@@ -19651,19 +19527,8 @@
           <w:sz w:val="28"/>
           <w:szCs w:val="28"/>
         </w:rPr>
-        <w:t>1</w:t>
-      </w:r>
-      <w:proofErr w:type="gramStart"/>
-      <w:r>
-        <w:rPr>
-          <w:b/>
-          <w:bCs/>
-          <w:sz w:val="28"/>
-          <w:szCs w:val="28"/>
-        </w:rPr>
-        <w:t>С:Документооборот</w:t>
-      </w:r>
-      <w:proofErr w:type="gramEnd"/>
+        <w:t>1С:Документооборот</w:t>
+      </w:r>
       <w:r>
         <w:rPr>
           <w:sz w:val="28"/>
@@ -20105,23 +19970,7 @@
           <w:sz w:val="28"/>
           <w:szCs w:val="28"/>
         </w:rPr>
-        <w:t>1</w:t>
-      </w:r>
-      <w:proofErr w:type="gramStart"/>
-      <w:r>
-        <w:rPr>
-          <w:sz w:val="28"/>
-          <w:szCs w:val="28"/>
-        </w:rPr>
-        <w:t>С:Документооборот</w:t>
-      </w:r>
-      <w:proofErr w:type="gramEnd"/>
-      <w:r>
-        <w:rPr>
-          <w:sz w:val="28"/>
-          <w:szCs w:val="28"/>
-        </w:rPr>
-        <w:t xml:space="preserve"> </w:t>
+        <w:t xml:space="preserve">1С:Документооборот </w:t>
       </w:r>
       <w:proofErr w:type="spellStart"/>
       <w:r>
@@ -21341,23 +21190,7 @@
           <w:sz w:val="28"/>
           <w:szCs w:val="28"/>
         </w:rPr>
-        <w:t>1</w:t>
-      </w:r>
-      <w:proofErr w:type="gramStart"/>
-      <w:r>
-        <w:rPr>
-          <w:sz w:val="28"/>
-          <w:szCs w:val="28"/>
-        </w:rPr>
-        <w:t>С:Документооборот</w:t>
-      </w:r>
-      <w:proofErr w:type="gramEnd"/>
-      <w:r>
-        <w:rPr>
-          <w:sz w:val="28"/>
-          <w:szCs w:val="28"/>
-        </w:rPr>
-        <w:t xml:space="preserve"> </w:t>
+        <w:t xml:space="preserve">1С:Документооборот </w:t>
       </w:r>
       <w:proofErr w:type="spellStart"/>
       <w:r>
@@ -22917,23 +22750,7 @@
           <w:sz w:val="28"/>
           <w:szCs w:val="28"/>
         </w:rPr>
-        <w:t>, 1</w:t>
-      </w:r>
-      <w:proofErr w:type="gramStart"/>
-      <w:r>
-        <w:rPr>
-          <w:sz w:val="28"/>
-          <w:szCs w:val="28"/>
-        </w:rPr>
-        <w:t>С:Документооборот</w:t>
-      </w:r>
-      <w:proofErr w:type="gramEnd"/>
-      <w:r>
-        <w:rPr>
-          <w:sz w:val="28"/>
-          <w:szCs w:val="28"/>
-        </w:rPr>
-        <w:t xml:space="preserve"> </w:t>
+        <w:t xml:space="preserve">, 1С:Документооборот </w:t>
       </w:r>
       <w:proofErr w:type="spellStart"/>
       <w:r>
@@ -24331,23 +24148,7 @@
           <w:sz w:val="28"/>
           <w:szCs w:val="28"/>
         </w:rPr>
-        <w:t>1</w:t>
-      </w:r>
-      <w:proofErr w:type="gramStart"/>
-      <w:r>
-        <w:rPr>
-          <w:sz w:val="28"/>
-          <w:szCs w:val="28"/>
-        </w:rPr>
-        <w:t>С:Документооборот</w:t>
-      </w:r>
-      <w:proofErr w:type="gramEnd"/>
-      <w:r>
-        <w:rPr>
-          <w:sz w:val="28"/>
-          <w:szCs w:val="28"/>
-        </w:rPr>
-        <w:t xml:space="preserve"> </w:t>
+        <w:t xml:space="preserve">1С:Документооборот </w:t>
       </w:r>
       <w:proofErr w:type="spellStart"/>
       <w:r>
@@ -25443,6 +25244,1153 @@
           <w:sz w:val="28"/>
           <w:szCs w:val="28"/>
           <w:lang w:val="kk-KZ"/>
+        </w:rPr>
+      </w:pPr>
+      <w:r>
+        <w:rPr>
+          <w:sz w:val="28"/>
+          <w:szCs w:val="28"/>
+          <w:lang w:val="kk-KZ"/>
+        </w:rPr>
+        <w:t>Төртіншіден, жүктеме көрсеткіштері қарастырылады. Бұл көрсеткіштер қызметкерлер арасындағы тапсырмалардың бөліну деңгейін анықтайды. Жүктеменің теңгерімсіз бөлінуі процестердің тиімділігіне теріс әсер етуі мүмкін, сондықтан бұл көрсеткіштерді бақылау маңызды.</w:t>
+      </w:r>
+    </w:p>
+    <w:p>
+      <w:pPr>
+        <w:widowControl/>
+        <w:autoSpaceDE/>
+        <w:autoSpaceDN/>
+        <w:ind w:firstLine="709"/>
+        <w:jc w:val="both"/>
+        <w:rPr>
+          <w:sz w:val="28"/>
+          <w:szCs w:val="28"/>
+          <w:lang w:val="kk-KZ"/>
+        </w:rPr>
+      </w:pPr>
+      <w:r>
+        <w:rPr>
+          <w:sz w:val="28"/>
+          <w:szCs w:val="28"/>
+          <w:lang w:val="kk-KZ"/>
+        </w:rPr>
+        <w:t>KPI көрсеткіштерін қалыптастыру кезінде олардың нақты, өлшенетін, қолжетімді, маңызды және уақытқа тәуелді болуы қажет. Бұл қағидалар SMART принципі ретінде белгілі. SMART талаптарына сәйкес келетін KPI көрсеткіштері басқару процесінде тиімді қолданылады.</w:t>
+      </w:r>
+    </w:p>
+    <w:p>
+      <w:pPr>
+        <w:widowControl/>
+        <w:autoSpaceDE/>
+        <w:autoSpaceDN/>
+        <w:ind w:firstLine="709"/>
+        <w:jc w:val="both"/>
+        <w:rPr>
+          <w:sz w:val="28"/>
+          <w:szCs w:val="28"/>
+          <w:lang w:val="kk-KZ"/>
+        </w:rPr>
+      </w:pPr>
+      <w:r>
+        <w:rPr>
+          <w:sz w:val="28"/>
+          <w:szCs w:val="28"/>
+          <w:lang w:val="kk-KZ"/>
+        </w:rPr>
+        <w:t>KPI көрсеткіштерін есептеу үшін нақты формулалар қолданылады. Мысалы:</w:t>
+      </w:r>
+    </w:p>
+    <w:p>
+      <w:pPr>
+        <w:widowControl/>
+        <w:autoSpaceDE/>
+        <w:autoSpaceDN/>
+        <w:ind w:firstLine="709"/>
+        <w:jc w:val="both"/>
+        <w:rPr>
+          <w:sz w:val="28"/>
+          <w:szCs w:val="28"/>
+          <w:lang w:val="kk-KZ"/>
+        </w:rPr>
+      </w:pPr>
+      <w:r>
+        <w:rPr>
+          <w:sz w:val="28"/>
+          <w:szCs w:val="28"/>
+          <w:lang w:val="kk-KZ"/>
+        </w:rPr>
+        <w:t>– тапсырманы уақытында орындау коэффициенті:</w:t>
+      </w:r>
+    </w:p>
+    <w:p>
+      <w:pPr>
+        <w:widowControl/>
+        <w:autoSpaceDE/>
+        <w:autoSpaceDN/>
+        <w:ind w:firstLine="709"/>
+        <w:jc w:val="both"/>
+        <w:rPr>
+          <w:sz w:val="28"/>
+          <w:szCs w:val="28"/>
+        </w:rPr>
+      </w:pPr>
+      <m:oMathPara>
+        <m:oMath>
+          <m:sSub>
+            <m:sSubPr>
+              <m:ctrlPr>
+                <w:rPr>
+                  <w:rFonts w:ascii="Cambria Math" w:hAnsi="Cambria Math"/>
+                  <w:sz w:val="28"/>
+                  <w:szCs w:val="28"/>
+                </w:rPr>
+              </m:ctrlPr>
+            </m:sSubPr>
+            <m:e>
+              <m:r>
+                <w:rPr>
+                  <w:rFonts w:ascii="Cambria Math" w:hAnsi="Cambria Math"/>
+                  <w:sz w:val="28"/>
+                  <w:szCs w:val="28"/>
+                </w:rPr>
+                <m:t>K</m:t>
+              </m:r>
+            </m:e>
+            <m:sub>
+              <m:r>
+                <w:rPr>
+                  <w:rFonts w:ascii="Cambria Math" w:hAnsi="Cambria Math"/>
+                  <w:sz w:val="28"/>
+                  <w:szCs w:val="28"/>
+                </w:rPr>
+                <m:t>time</m:t>
+              </m:r>
+            </m:sub>
+          </m:sSub>
+          <m:r>
+            <w:rPr>
+              <w:rFonts w:ascii="Cambria Math" w:hAnsi="Cambria Math"/>
+              <w:sz w:val="28"/>
+              <w:szCs w:val="28"/>
+            </w:rPr>
+            <m:t>=</m:t>
+          </m:r>
+          <m:f>
+            <m:fPr>
+              <m:ctrlPr>
+                <w:rPr>
+                  <w:rFonts w:ascii="Cambria Math" w:hAnsi="Cambria Math"/>
+                  <w:sz w:val="28"/>
+                  <w:szCs w:val="28"/>
+                </w:rPr>
+              </m:ctrlPr>
+            </m:fPr>
+            <m:num>
+              <m:sSub>
+                <m:sSubPr>
+                  <m:ctrlPr>
+                    <w:rPr>
+                      <w:rFonts w:ascii="Cambria Math" w:hAnsi="Cambria Math"/>
+                      <w:sz w:val="28"/>
+                      <w:szCs w:val="28"/>
+                    </w:rPr>
+                  </m:ctrlPr>
+                </m:sSubPr>
+                <m:e>
+                  <m:r>
+                    <w:rPr>
+                      <w:rFonts w:ascii="Cambria Math" w:hAnsi="Cambria Math"/>
+                      <w:sz w:val="28"/>
+                      <w:szCs w:val="28"/>
+                    </w:rPr>
+                    <m:t>N</m:t>
+                  </m:r>
+                </m:e>
+                <m:sub>
+                  <m:r>
+                    <w:rPr>
+                      <w:rFonts w:ascii="Cambria Math" w:hAnsi="Cambria Math"/>
+                      <w:sz w:val="28"/>
+                      <w:szCs w:val="28"/>
+                    </w:rPr>
+                    <m:t>on</m:t>
+                  </m:r>
+                  <m:r>
+                    <m:rPr>
+                      <m:sty m:val="p"/>
+                    </m:rPr>
+                    <w:rPr>
+                      <w:rFonts w:ascii="Cambria Math" w:hAnsi="Cambria Math"/>
+                      <w:sz w:val="28"/>
+                      <w:szCs w:val="28"/>
+                    </w:rPr>
+                    <m:t>_</m:t>
+                  </m:r>
+                  <m:r>
+                    <w:rPr>
+                      <w:rFonts w:ascii="Cambria Math" w:hAnsi="Cambria Math"/>
+                      <w:sz w:val="28"/>
+                      <w:szCs w:val="28"/>
+                    </w:rPr>
+                    <m:t>time</m:t>
+                  </m:r>
+                </m:sub>
+              </m:sSub>
+            </m:num>
+            <m:den>
+              <m:sSub>
+                <m:sSubPr>
+                  <m:ctrlPr>
+                    <w:rPr>
+                      <w:rFonts w:ascii="Cambria Math" w:hAnsi="Cambria Math"/>
+                      <w:sz w:val="28"/>
+                      <w:szCs w:val="28"/>
+                    </w:rPr>
+                  </m:ctrlPr>
+                </m:sSubPr>
+                <m:e>
+                  <m:r>
+                    <w:rPr>
+                      <w:rFonts w:ascii="Cambria Math" w:hAnsi="Cambria Math"/>
+                      <w:sz w:val="28"/>
+                      <w:szCs w:val="28"/>
+                    </w:rPr>
+                    <m:t>N</m:t>
+                  </m:r>
+                </m:e>
+                <m:sub>
+                  <m:r>
+                    <w:rPr>
+                      <w:rFonts w:ascii="Cambria Math" w:hAnsi="Cambria Math"/>
+                      <w:sz w:val="28"/>
+                      <w:szCs w:val="28"/>
+                    </w:rPr>
+                    <m:t>total</m:t>
+                  </m:r>
+                </m:sub>
+              </m:sSub>
+            </m:den>
+          </m:f>
+        </m:oMath>
+      </m:oMathPara>
+    </w:p>
+    <w:p>
+      <w:pPr>
+        <w:widowControl/>
+        <w:autoSpaceDE/>
+        <w:autoSpaceDN/>
+        <w:ind w:firstLine="709"/>
+        <w:jc w:val="both"/>
+        <w:rPr>
+          <w:sz w:val="28"/>
+          <w:szCs w:val="28"/>
+        </w:rPr>
+      </w:pPr>
+      <w:proofErr w:type="spellStart"/>
+      <w:r>
+        <w:rPr>
+          <w:sz w:val="28"/>
+          <w:szCs w:val="28"/>
+        </w:rPr>
+        <w:t>мұндағы</w:t>
+      </w:r>
+      <w:proofErr w:type="spellEnd"/>
+      <w:r>
+        <w:rPr>
+          <w:sz w:val="28"/>
+          <w:szCs w:val="28"/>
+        </w:rPr>
+        <w:t xml:space="preserve"> </w:t>
+      </w:r>
+      <m:oMath>
+        <m:sSub>
+          <m:sSubPr>
+            <m:ctrlPr>
+              <w:rPr>
+                <w:rFonts w:ascii="Cambria Math" w:hAnsi="Cambria Math"/>
+                <w:sz w:val="28"/>
+                <w:szCs w:val="28"/>
+              </w:rPr>
+            </m:ctrlPr>
+          </m:sSubPr>
+          <m:e>
+            <m:r>
+              <w:rPr>
+                <w:rFonts w:ascii="Cambria Math" w:hAnsi="Cambria Math"/>
+                <w:sz w:val="28"/>
+                <w:szCs w:val="28"/>
+              </w:rPr>
+              <m:t>N</m:t>
+            </m:r>
+          </m:e>
+          <m:sub>
+            <m:r>
+              <w:rPr>
+                <w:rFonts w:ascii="Cambria Math" w:hAnsi="Cambria Math"/>
+                <w:sz w:val="28"/>
+                <w:szCs w:val="28"/>
+              </w:rPr>
+              <m:t>on</m:t>
+            </m:r>
+            <m:r>
+              <m:rPr>
+                <m:sty m:val="p"/>
+              </m:rPr>
+              <w:rPr>
+                <w:rFonts w:ascii="Cambria Math" w:hAnsi="Cambria Math"/>
+                <w:sz w:val="28"/>
+                <w:szCs w:val="28"/>
+              </w:rPr>
+              <m:t>_</m:t>
+            </m:r>
+            <m:r>
+              <w:rPr>
+                <w:rFonts w:ascii="Cambria Math" w:hAnsi="Cambria Math"/>
+                <w:sz w:val="28"/>
+                <w:szCs w:val="28"/>
+              </w:rPr>
+              <m:t>time</m:t>
+            </m:r>
+          </m:sub>
+        </m:sSub>
+      </m:oMath>
+      <w:r>
+        <w:rPr>
+          <w:sz w:val="28"/>
+          <w:szCs w:val="28"/>
+        </w:rPr>
+        <w:t>– уақытында орындалған тапсырмалар саны,</w:t>
+      </w:r>
+      <w:r>
+        <w:rPr>
+          <w:sz w:val="28"/>
+          <w:szCs w:val="28"/>
+        </w:rPr>
+        <w:br/>
+      </w:r>
+      <m:oMath>
+        <m:sSub>
+          <m:sSubPr>
+            <m:ctrlPr>
+              <w:rPr>
+                <w:rFonts w:ascii="Cambria Math" w:hAnsi="Cambria Math"/>
+                <w:sz w:val="28"/>
+                <w:szCs w:val="28"/>
+              </w:rPr>
+            </m:ctrlPr>
+          </m:sSubPr>
+          <m:e>
+            <m:r>
+              <w:rPr>
+                <w:rFonts w:ascii="Cambria Math" w:hAnsi="Cambria Math"/>
+                <w:sz w:val="28"/>
+                <w:szCs w:val="28"/>
+              </w:rPr>
+              <m:t>N</m:t>
+            </m:r>
+          </m:e>
+          <m:sub>
+            <m:r>
+              <w:rPr>
+                <w:rFonts w:ascii="Cambria Math" w:hAnsi="Cambria Math"/>
+                <w:sz w:val="28"/>
+                <w:szCs w:val="28"/>
+              </w:rPr>
+              <m:t>total</m:t>
+            </m:r>
+          </m:sub>
+        </m:sSub>
+      </m:oMath>
+      <w:r>
+        <w:rPr>
+          <w:sz w:val="28"/>
+          <w:szCs w:val="28"/>
+        </w:rPr>
+        <w:t>– жалпы тапсырмалар саны.</w:t>
+      </w:r>
+    </w:p>
+    <w:p>
+      <w:pPr>
+        <w:widowControl/>
+        <w:autoSpaceDE/>
+        <w:autoSpaceDN/>
+        <w:ind w:firstLine="709"/>
+        <w:jc w:val="both"/>
+        <w:rPr>
+          <w:sz w:val="28"/>
+          <w:szCs w:val="28"/>
+        </w:rPr>
+      </w:pPr>
+      <w:r>
+        <w:rPr>
+          <w:sz w:val="28"/>
+          <w:szCs w:val="28"/>
+        </w:rPr>
+        <w:t xml:space="preserve">– </w:t>
+      </w:r>
+      <w:proofErr w:type="spellStart"/>
+      <w:r>
+        <w:rPr>
+          <w:sz w:val="28"/>
+          <w:szCs w:val="28"/>
+        </w:rPr>
+        <w:t>орташа</w:t>
+      </w:r>
+      <w:proofErr w:type="spellEnd"/>
+      <w:r>
+        <w:rPr>
+          <w:sz w:val="28"/>
+          <w:szCs w:val="28"/>
+        </w:rPr>
+        <w:t xml:space="preserve"> </w:t>
+      </w:r>
+      <w:proofErr w:type="spellStart"/>
+      <w:r>
+        <w:rPr>
+          <w:sz w:val="28"/>
+          <w:szCs w:val="28"/>
+        </w:rPr>
+        <w:t>орындау</w:t>
+      </w:r>
+      <w:proofErr w:type="spellEnd"/>
+      <w:r>
+        <w:rPr>
+          <w:sz w:val="28"/>
+          <w:szCs w:val="28"/>
+        </w:rPr>
+        <w:t xml:space="preserve"> </w:t>
+      </w:r>
+      <w:proofErr w:type="spellStart"/>
+      <w:r>
+        <w:rPr>
+          <w:sz w:val="28"/>
+          <w:szCs w:val="28"/>
+        </w:rPr>
+        <w:t>уақыты</w:t>
+      </w:r>
+      <w:proofErr w:type="spellEnd"/>
+      <w:r>
+        <w:rPr>
+          <w:sz w:val="28"/>
+          <w:szCs w:val="28"/>
+        </w:rPr>
+        <w:t>:</w:t>
+      </w:r>
+    </w:p>
+    <w:p>
+      <w:pPr>
+        <w:widowControl/>
+        <w:autoSpaceDE/>
+        <w:autoSpaceDN/>
+        <w:ind w:firstLine="709"/>
+        <w:jc w:val="both"/>
+        <w:rPr>
+          <w:sz w:val="28"/>
+          <w:szCs w:val="28"/>
+        </w:rPr>
+      </w:pPr>
+      <m:oMathPara>
+        <m:oMath>
+          <m:sSub>
+            <m:sSubPr>
+              <m:ctrlPr>
+                <w:rPr>
+                  <w:rFonts w:ascii="Cambria Math" w:hAnsi="Cambria Math"/>
+                  <w:sz w:val="28"/>
+                  <w:szCs w:val="28"/>
+                </w:rPr>
+              </m:ctrlPr>
+            </m:sSubPr>
+            <m:e>
+              <m:r>
+                <w:rPr>
+                  <w:rFonts w:ascii="Cambria Math" w:hAnsi="Cambria Math"/>
+                  <w:sz w:val="28"/>
+                  <w:szCs w:val="28"/>
+                </w:rPr>
+                <m:t>T</m:t>
+              </m:r>
+            </m:e>
+            <m:sub>
+              <m:r>
+                <w:rPr>
+                  <w:rFonts w:ascii="Cambria Math" w:hAnsi="Cambria Math"/>
+                  <w:sz w:val="28"/>
+                  <w:szCs w:val="28"/>
+                </w:rPr>
+                <m:t>avg</m:t>
+              </m:r>
+            </m:sub>
+          </m:sSub>
+          <m:r>
+            <w:rPr>
+              <w:rFonts w:ascii="Cambria Math" w:hAnsi="Cambria Math"/>
+              <w:sz w:val="28"/>
+              <w:szCs w:val="28"/>
+            </w:rPr>
+            <m:t>=</m:t>
+          </m:r>
+          <m:f>
+            <m:fPr>
+              <m:ctrlPr>
+                <w:rPr>
+                  <w:rFonts w:ascii="Cambria Math" w:hAnsi="Cambria Math"/>
+                  <w:sz w:val="28"/>
+                  <w:szCs w:val="28"/>
+                </w:rPr>
+              </m:ctrlPr>
+            </m:fPr>
+            <m:num>
+              <m:r>
+                <w:rPr>
+                  <w:rFonts w:ascii="Cambria Math" w:hAnsi="Cambria Math"/>
+                  <w:sz w:val="28"/>
+                  <w:szCs w:val="28"/>
+                </w:rPr>
+                <m:t>∑</m:t>
+              </m:r>
+              <m:sSub>
+                <m:sSubPr>
+                  <m:ctrlPr>
+                    <w:rPr>
+                      <w:rFonts w:ascii="Cambria Math" w:hAnsi="Cambria Math"/>
+                      <w:sz w:val="28"/>
+                      <w:szCs w:val="28"/>
+                    </w:rPr>
+                  </m:ctrlPr>
+                </m:sSubPr>
+                <m:e>
+                  <m:r>
+                    <w:rPr>
+                      <w:rFonts w:ascii="Cambria Math" w:hAnsi="Cambria Math"/>
+                      <w:sz w:val="28"/>
+                      <w:szCs w:val="28"/>
+                    </w:rPr>
+                    <m:t>T</m:t>
+                  </m:r>
+                </m:e>
+                <m:sub>
+                  <m:r>
+                    <w:rPr>
+                      <w:rFonts w:ascii="Cambria Math" w:hAnsi="Cambria Math"/>
+                      <w:sz w:val="28"/>
+                      <w:szCs w:val="28"/>
+                    </w:rPr>
+                    <m:t>i</m:t>
+                  </m:r>
+                </m:sub>
+              </m:sSub>
+            </m:num>
+            <m:den>
+              <m:r>
+                <w:rPr>
+                  <w:rFonts w:ascii="Cambria Math" w:hAnsi="Cambria Math"/>
+                  <w:sz w:val="28"/>
+                  <w:szCs w:val="28"/>
+                </w:rPr>
+                <m:t>N</m:t>
+              </m:r>
+            </m:den>
+          </m:f>
+        </m:oMath>
+      </m:oMathPara>
+    </w:p>
+    <w:p>
+      <w:pPr>
+        <w:widowControl/>
+        <w:autoSpaceDE/>
+        <w:autoSpaceDN/>
+        <w:ind w:firstLine="709"/>
+        <w:jc w:val="both"/>
+        <w:rPr>
+          <w:sz w:val="28"/>
+          <w:szCs w:val="28"/>
+        </w:rPr>
+      </w:pPr>
+      <w:proofErr w:type="spellStart"/>
+      <w:r>
+        <w:rPr>
+          <w:sz w:val="28"/>
+          <w:szCs w:val="28"/>
+        </w:rPr>
+        <w:t>мұндағы</w:t>
+      </w:r>
+      <w:proofErr w:type="spellEnd"/>
+      <w:r>
+        <w:rPr>
+          <w:sz w:val="28"/>
+          <w:szCs w:val="28"/>
+        </w:rPr>
+        <w:t xml:space="preserve"> </w:t>
+      </w:r>
+      <m:oMath>
+        <m:sSub>
+          <m:sSubPr>
+            <m:ctrlPr>
+              <w:rPr>
+                <w:rFonts w:ascii="Cambria Math" w:hAnsi="Cambria Math"/>
+                <w:sz w:val="28"/>
+                <w:szCs w:val="28"/>
+              </w:rPr>
+            </m:ctrlPr>
+          </m:sSubPr>
+          <m:e>
+            <m:r>
+              <w:rPr>
+                <w:rFonts w:ascii="Cambria Math" w:hAnsi="Cambria Math"/>
+                <w:sz w:val="28"/>
+                <w:szCs w:val="28"/>
+              </w:rPr>
+              <m:t>T</m:t>
+            </m:r>
+          </m:e>
+          <m:sub>
+            <m:r>
+              <w:rPr>
+                <w:rFonts w:ascii="Cambria Math" w:hAnsi="Cambria Math"/>
+                <w:sz w:val="28"/>
+                <w:szCs w:val="28"/>
+              </w:rPr>
+              <m:t>i</m:t>
+            </m:r>
+          </m:sub>
+        </m:sSub>
+      </m:oMath>
+      <w:r>
+        <w:rPr>
+          <w:sz w:val="28"/>
+          <w:szCs w:val="28"/>
+        </w:rPr>
+        <w:t>– әрбір тапсырманың орындалу уақыты,</w:t>
+      </w:r>
+      <w:r>
+        <w:rPr>
+          <w:sz w:val="28"/>
+          <w:szCs w:val="28"/>
+        </w:rPr>
+        <w:br/>
+      </w:r>
+      <m:oMath>
+        <m:r>
+          <w:rPr>
+            <w:rFonts w:ascii="Cambria Math" w:hAnsi="Cambria Math"/>
+            <w:sz w:val="28"/>
+            <w:szCs w:val="28"/>
+          </w:rPr>
+          <m:t>N</m:t>
+        </m:r>
+      </m:oMath>
+      <w:r>
+        <w:rPr>
+          <w:sz w:val="28"/>
+          <w:szCs w:val="28"/>
+        </w:rPr>
+        <w:t>– тапсырмалар саны.</w:t>
+      </w:r>
+    </w:p>
+    <w:p>
+      <w:pPr>
+        <w:widowControl/>
+        <w:autoSpaceDE/>
+        <w:autoSpaceDN/>
+        <w:ind w:firstLine="709"/>
+        <w:jc w:val="both"/>
+        <w:rPr>
+          <w:sz w:val="28"/>
+          <w:szCs w:val="28"/>
+        </w:rPr>
+      </w:pPr>
+      <w:r>
+        <w:rPr>
+          <w:sz w:val="28"/>
+          <w:szCs w:val="28"/>
+        </w:rPr>
+        <w:t xml:space="preserve">– </w:t>
+      </w:r>
+      <w:proofErr w:type="spellStart"/>
+      <w:r>
+        <w:rPr>
+          <w:sz w:val="28"/>
+          <w:szCs w:val="28"/>
+        </w:rPr>
+        <w:t>өнімділік</w:t>
+      </w:r>
+      <w:proofErr w:type="spellEnd"/>
+      <w:r>
+        <w:rPr>
+          <w:sz w:val="28"/>
+          <w:szCs w:val="28"/>
+        </w:rPr>
+        <w:t xml:space="preserve"> </w:t>
+      </w:r>
+      <w:proofErr w:type="spellStart"/>
+      <w:r>
+        <w:rPr>
+          <w:sz w:val="28"/>
+          <w:szCs w:val="28"/>
+        </w:rPr>
+        <w:t>көрсеткіші</w:t>
+      </w:r>
+      <w:proofErr w:type="spellEnd"/>
+      <w:r>
+        <w:rPr>
+          <w:sz w:val="28"/>
+          <w:szCs w:val="28"/>
+        </w:rPr>
+        <w:t>:</w:t>
+      </w:r>
+    </w:p>
+    <w:p>
+      <w:pPr>
+        <w:widowControl/>
+        <w:autoSpaceDE/>
+        <w:autoSpaceDN/>
+        <w:ind w:firstLine="709"/>
+        <w:jc w:val="both"/>
+        <w:rPr>
+          <w:sz w:val="28"/>
+          <w:szCs w:val="28"/>
+        </w:rPr>
+      </w:pPr>
+      <m:oMathPara>
+        <m:oMath>
+          <m:r>
+            <w:rPr>
+              <w:rFonts w:ascii="Cambria Math" w:hAnsi="Cambria Math"/>
+              <w:sz w:val="28"/>
+              <w:szCs w:val="28"/>
+            </w:rPr>
+            <m:t>P=</m:t>
+          </m:r>
+          <m:f>
+            <m:fPr>
+              <m:ctrlPr>
+                <w:rPr>
+                  <w:rFonts w:ascii="Cambria Math" w:hAnsi="Cambria Math"/>
+                  <w:sz w:val="28"/>
+                  <w:szCs w:val="28"/>
+                </w:rPr>
+              </m:ctrlPr>
+            </m:fPr>
+            <m:num>
+              <m:sSub>
+                <m:sSubPr>
+                  <m:ctrlPr>
+                    <w:rPr>
+                      <w:rFonts w:ascii="Cambria Math" w:hAnsi="Cambria Math"/>
+                      <w:sz w:val="28"/>
+                      <w:szCs w:val="28"/>
+                    </w:rPr>
+                  </m:ctrlPr>
+                </m:sSubPr>
+                <m:e>
+                  <m:r>
+                    <w:rPr>
+                      <w:rFonts w:ascii="Cambria Math" w:hAnsi="Cambria Math"/>
+                      <w:sz w:val="28"/>
+                      <w:szCs w:val="28"/>
+                    </w:rPr>
+                    <m:t>N</m:t>
+                  </m:r>
+                </m:e>
+                <m:sub>
+                  <m:r>
+                    <w:rPr>
+                      <w:rFonts w:ascii="Cambria Math" w:hAnsi="Cambria Math"/>
+                      <w:sz w:val="28"/>
+                      <w:szCs w:val="28"/>
+                    </w:rPr>
+                    <m:t>tasks</m:t>
+                  </m:r>
+                </m:sub>
+              </m:sSub>
+            </m:num>
+            <m:den>
+              <m:r>
+                <w:rPr>
+                  <w:rFonts w:ascii="Cambria Math" w:hAnsi="Cambria Math"/>
+                  <w:sz w:val="28"/>
+                  <w:szCs w:val="28"/>
+                </w:rPr>
+                <m:t>T</m:t>
+              </m:r>
+            </m:den>
+          </m:f>
+        </m:oMath>
+      </m:oMathPara>
+    </w:p>
+    <w:p>
+      <w:pPr>
+        <w:widowControl/>
+        <w:autoSpaceDE/>
+        <w:autoSpaceDN/>
+        <w:ind w:firstLine="709"/>
+        <w:jc w:val="both"/>
+        <w:rPr>
+          <w:sz w:val="28"/>
+          <w:szCs w:val="28"/>
+        </w:rPr>
+      </w:pPr>
+      <w:proofErr w:type="spellStart"/>
+      <w:r>
+        <w:rPr>
+          <w:sz w:val="28"/>
+          <w:szCs w:val="28"/>
+        </w:rPr>
+        <w:t>мұндағы</w:t>
+      </w:r>
+      <w:proofErr w:type="spellEnd"/>
+      <w:r>
+        <w:rPr>
+          <w:sz w:val="28"/>
+          <w:szCs w:val="28"/>
+        </w:rPr>
+        <w:t xml:space="preserve"> </w:t>
+      </w:r>
+      <m:oMath>
+        <m:sSub>
+          <m:sSubPr>
+            <m:ctrlPr>
+              <w:rPr>
+                <w:rFonts w:ascii="Cambria Math" w:hAnsi="Cambria Math"/>
+                <w:sz w:val="28"/>
+                <w:szCs w:val="28"/>
+              </w:rPr>
+            </m:ctrlPr>
+          </m:sSubPr>
+          <m:e>
+            <m:r>
+              <w:rPr>
+                <w:rFonts w:ascii="Cambria Math" w:hAnsi="Cambria Math"/>
+                <w:sz w:val="28"/>
+                <w:szCs w:val="28"/>
+              </w:rPr>
+              <m:t>N</m:t>
+            </m:r>
+          </m:e>
+          <m:sub>
+            <m:r>
+              <w:rPr>
+                <w:rFonts w:ascii="Cambria Math" w:hAnsi="Cambria Math"/>
+                <w:sz w:val="28"/>
+                <w:szCs w:val="28"/>
+              </w:rPr>
+              <m:t>tasks</m:t>
+            </m:r>
+          </m:sub>
+        </m:sSub>
+      </m:oMath>
+      <w:r>
+        <w:rPr>
+          <w:sz w:val="28"/>
+          <w:szCs w:val="28"/>
+        </w:rPr>
+        <w:t>– орындалған тапсырмалар саны,</w:t>
+      </w:r>
+      <w:r>
+        <w:rPr>
+          <w:sz w:val="28"/>
+          <w:szCs w:val="28"/>
+        </w:rPr>
+        <w:br/>
+      </w:r>
+      <m:oMath>
+        <m:r>
+          <w:rPr>
+            <w:rFonts w:ascii="Cambria Math" w:hAnsi="Cambria Math"/>
+            <w:sz w:val="28"/>
+            <w:szCs w:val="28"/>
+          </w:rPr>
+          <m:t>T</m:t>
+        </m:r>
+      </m:oMath>
+      <w:r>
+        <w:rPr>
+          <w:sz w:val="28"/>
+          <w:szCs w:val="28"/>
+        </w:rPr>
+        <w:t>– уақыт аралығы.</w:t>
+      </w:r>
+    </w:p>
+    <w:p>
+      <w:pPr>
+        <w:widowControl/>
+        <w:autoSpaceDE/>
+        <w:autoSpaceDN/>
+        <w:ind w:firstLine="709"/>
+        <w:jc w:val="both"/>
+        <w:rPr>
+          <w:sz w:val="28"/>
+          <w:szCs w:val="28"/>
+        </w:rPr>
+      </w:pPr>
+      <w:proofErr w:type="spellStart"/>
+      <w:r>
+        <w:rPr>
+          <w:sz w:val="28"/>
+          <w:szCs w:val="28"/>
+        </w:rPr>
+        <w:lastRenderedPageBreak/>
+        <w:t>Бұл</w:t>
+      </w:r>
+      <w:proofErr w:type="spellEnd"/>
+      <w:r>
+        <w:rPr>
+          <w:sz w:val="28"/>
+          <w:szCs w:val="28"/>
+        </w:rPr>
+        <w:t xml:space="preserve"> </w:t>
+      </w:r>
+      <w:proofErr w:type="spellStart"/>
+      <w:r>
+        <w:rPr>
+          <w:sz w:val="28"/>
+          <w:szCs w:val="28"/>
+        </w:rPr>
+        <w:t>көрсеткіштер</w:t>
+      </w:r>
+      <w:proofErr w:type="spellEnd"/>
+      <w:r>
+        <w:rPr>
+          <w:sz w:val="28"/>
+          <w:szCs w:val="28"/>
+        </w:rPr>
+        <w:t xml:space="preserve"> </w:t>
+      </w:r>
+      <w:proofErr w:type="spellStart"/>
+      <w:r>
+        <w:rPr>
+          <w:sz w:val="28"/>
+          <w:szCs w:val="28"/>
+        </w:rPr>
+        <w:t>процестердің</w:t>
+      </w:r>
+      <w:proofErr w:type="spellEnd"/>
+      <w:r>
+        <w:rPr>
+          <w:sz w:val="28"/>
+          <w:szCs w:val="28"/>
+        </w:rPr>
+        <w:t xml:space="preserve"> </w:t>
+      </w:r>
+      <w:proofErr w:type="spellStart"/>
+      <w:r>
+        <w:rPr>
+          <w:sz w:val="28"/>
+          <w:szCs w:val="28"/>
+        </w:rPr>
+        <w:t>тиімділігін</w:t>
+      </w:r>
+      <w:proofErr w:type="spellEnd"/>
+      <w:r>
+        <w:rPr>
+          <w:sz w:val="28"/>
+          <w:szCs w:val="28"/>
+        </w:rPr>
+        <w:t xml:space="preserve"> </w:t>
+      </w:r>
+      <w:proofErr w:type="spellStart"/>
+      <w:r>
+        <w:rPr>
+          <w:sz w:val="28"/>
+          <w:szCs w:val="28"/>
+        </w:rPr>
+        <w:t>сандық</w:t>
+      </w:r>
+      <w:proofErr w:type="spellEnd"/>
+      <w:r>
+        <w:rPr>
+          <w:sz w:val="28"/>
+          <w:szCs w:val="28"/>
+        </w:rPr>
+        <w:t xml:space="preserve"> </w:t>
+      </w:r>
+      <w:proofErr w:type="spellStart"/>
+      <w:r>
+        <w:rPr>
+          <w:sz w:val="28"/>
+          <w:szCs w:val="28"/>
+        </w:rPr>
+        <w:t>түрде</w:t>
+      </w:r>
+      <w:proofErr w:type="spellEnd"/>
+      <w:r>
+        <w:rPr>
+          <w:sz w:val="28"/>
+          <w:szCs w:val="28"/>
+        </w:rPr>
+        <w:t xml:space="preserve"> </w:t>
+      </w:r>
+      <w:proofErr w:type="spellStart"/>
+      <w:r>
+        <w:rPr>
+          <w:sz w:val="28"/>
+          <w:szCs w:val="28"/>
+        </w:rPr>
+        <w:t>бағалауға</w:t>
+      </w:r>
+      <w:proofErr w:type="spellEnd"/>
+      <w:r>
+        <w:rPr>
+          <w:sz w:val="28"/>
+          <w:szCs w:val="28"/>
+        </w:rPr>
+        <w:t xml:space="preserve"> </w:t>
+      </w:r>
+      <w:proofErr w:type="spellStart"/>
+      <w:r>
+        <w:rPr>
+          <w:sz w:val="28"/>
+          <w:szCs w:val="28"/>
+        </w:rPr>
+        <w:t>мүмкіндік</w:t>
+      </w:r>
+      <w:proofErr w:type="spellEnd"/>
+      <w:r>
+        <w:rPr>
+          <w:sz w:val="28"/>
+          <w:szCs w:val="28"/>
+        </w:rPr>
+        <w:t xml:space="preserve"> </w:t>
+      </w:r>
+      <w:proofErr w:type="spellStart"/>
+      <w:r>
+        <w:rPr>
+          <w:sz w:val="28"/>
+          <w:szCs w:val="28"/>
+        </w:rPr>
+        <w:t>береді</w:t>
+      </w:r>
+      <w:proofErr w:type="spellEnd"/>
+      <w:r>
+        <w:rPr>
+          <w:sz w:val="28"/>
+          <w:szCs w:val="28"/>
+        </w:rPr>
+        <w:t xml:space="preserve"> </w:t>
+      </w:r>
+      <w:proofErr w:type="spellStart"/>
+      <w:r>
+        <w:rPr>
+          <w:sz w:val="28"/>
+          <w:szCs w:val="28"/>
+        </w:rPr>
+        <w:t>және</w:t>
+      </w:r>
+      <w:proofErr w:type="spellEnd"/>
+      <w:r>
+        <w:rPr>
+          <w:sz w:val="28"/>
+          <w:szCs w:val="28"/>
+        </w:rPr>
+        <w:t xml:space="preserve"> </w:t>
+      </w:r>
+      <w:proofErr w:type="spellStart"/>
+      <w:r>
+        <w:rPr>
+          <w:sz w:val="28"/>
+          <w:szCs w:val="28"/>
+        </w:rPr>
+        <w:t>басқарушылық</w:t>
+      </w:r>
+      <w:proofErr w:type="spellEnd"/>
+      <w:r>
+        <w:rPr>
+          <w:sz w:val="28"/>
+          <w:szCs w:val="28"/>
+        </w:rPr>
+        <w:t xml:space="preserve"> </w:t>
+      </w:r>
+      <w:proofErr w:type="spellStart"/>
+      <w:r>
+        <w:rPr>
+          <w:sz w:val="28"/>
+          <w:szCs w:val="28"/>
+        </w:rPr>
+        <w:t>талдау</w:t>
+      </w:r>
+      <w:proofErr w:type="spellEnd"/>
+      <w:r>
+        <w:rPr>
+          <w:sz w:val="28"/>
+          <w:szCs w:val="28"/>
+        </w:rPr>
+        <w:t xml:space="preserve"> </w:t>
+      </w:r>
+      <w:proofErr w:type="spellStart"/>
+      <w:r>
+        <w:rPr>
+          <w:sz w:val="28"/>
+          <w:szCs w:val="28"/>
+        </w:rPr>
+        <w:t>жүргізу</w:t>
+      </w:r>
+      <w:proofErr w:type="spellEnd"/>
+      <w:r>
+        <w:rPr>
+          <w:sz w:val="28"/>
+          <w:szCs w:val="28"/>
+        </w:rPr>
+        <w:t xml:space="preserve"> </w:t>
+      </w:r>
+      <w:proofErr w:type="spellStart"/>
+      <w:r>
+        <w:rPr>
+          <w:sz w:val="28"/>
+          <w:szCs w:val="28"/>
+        </w:rPr>
+        <w:t>үшін</w:t>
+      </w:r>
+      <w:proofErr w:type="spellEnd"/>
+      <w:r>
+        <w:rPr>
+          <w:sz w:val="28"/>
+          <w:szCs w:val="28"/>
+        </w:rPr>
+        <w:t xml:space="preserve"> </w:t>
+      </w:r>
+      <w:proofErr w:type="spellStart"/>
+      <w:r>
+        <w:rPr>
+          <w:sz w:val="28"/>
+          <w:szCs w:val="28"/>
+        </w:rPr>
+        <w:t>негіз</w:t>
+      </w:r>
+      <w:proofErr w:type="spellEnd"/>
+      <w:r>
+        <w:rPr>
+          <w:sz w:val="28"/>
+          <w:szCs w:val="28"/>
+        </w:rPr>
+        <w:t xml:space="preserve"> </w:t>
+      </w:r>
+      <w:proofErr w:type="spellStart"/>
+      <w:r>
+        <w:rPr>
+          <w:sz w:val="28"/>
+          <w:szCs w:val="28"/>
+        </w:rPr>
+        <w:t>болады</w:t>
+      </w:r>
+      <w:proofErr w:type="spellEnd"/>
+      <w:r>
+        <w:rPr>
+          <w:sz w:val="28"/>
+          <w:szCs w:val="28"/>
+        </w:rPr>
+        <w:t>.</w:t>
+      </w:r>
+    </w:p>
+    <w:p>
+      <w:pPr>
+        <w:widowControl/>
+        <w:autoSpaceDE/>
+        <w:autoSpaceDN/>
+        <w:ind w:firstLine="709"/>
+        <w:jc w:val="both"/>
+        <w:rPr>
+          <w:sz w:val="28"/>
+          <w:szCs w:val="28"/>
         </w:rPr>
       </w:pPr>
     </w:p>
@@ -27084,7 +28032,6 @@
                 <w:lang w:val="kk-KZ"/>
               </w:rPr>
             </w:pPr>
-            <w:proofErr w:type="gramStart"/>
             <w:r>
               <w:rPr>
                 <w:sz w:val="28"/>
@@ -27098,16 +28045,7 @@
                 <w:szCs w:val="28"/>
                 <w:lang w:val="kk-KZ"/>
               </w:rPr>
-              <w:t>(</w:t>
-            </w:r>
-            <w:proofErr w:type="gramEnd"/>
-            <w:r>
-              <w:rPr>
-                <w:sz w:val="28"/>
-                <w:szCs w:val="28"/>
-                <w:lang w:val="kk-KZ"/>
-              </w:rPr>
-              <w:t>Жабылу күні – Тіркеу күні) / Құжат саны</w:t>
+              <w:t>(Жабылу күні – Тіркеу күні) / Құжат саны</w:t>
             </w:r>
           </w:p>
         </w:tc>
@@ -27939,7 +28877,6 @@
                 <w:lang w:val="kk-KZ"/>
               </w:rPr>
             </w:pPr>
-            <w:proofErr w:type="gramStart"/>
             <w:r>
               <w:rPr>
                 <w:sz w:val="28"/>
@@ -27953,16 +28890,7 @@
                 <w:szCs w:val="28"/>
                 <w:lang w:val="kk-KZ"/>
               </w:rPr>
-              <w:t>(</w:t>
-            </w:r>
-            <w:proofErr w:type="gramEnd"/>
-            <w:r>
-              <w:rPr>
-                <w:sz w:val="28"/>
-                <w:szCs w:val="28"/>
-                <w:lang w:val="kk-KZ"/>
-              </w:rPr>
-              <w:t>Келісу аяқталу күні – Келісу басталу күні) / Құжат саны</w:t>
+              <w:t>(Келісу аяқталу күні – Келісу басталу күні) / Құжат саны</w:t>
             </w:r>
           </w:p>
         </w:tc>
@@ -30999,23 +31927,7 @@
           <w:sz w:val="28"/>
           <w:szCs w:val="28"/>
         </w:rPr>
-        <w:t xml:space="preserve"> 1</w:t>
-      </w:r>
-      <w:proofErr w:type="gramStart"/>
-      <w:r>
-        <w:rPr>
-          <w:sz w:val="28"/>
-          <w:szCs w:val="28"/>
-        </w:rPr>
-        <w:t>С:Документооборот</w:t>
-      </w:r>
-      <w:proofErr w:type="gramEnd"/>
-      <w:r>
-        <w:rPr>
-          <w:sz w:val="28"/>
-          <w:szCs w:val="28"/>
-        </w:rPr>
-        <w:t xml:space="preserve"> </w:t>
+        <w:t xml:space="preserve"> 1С:Документооборот </w:t>
       </w:r>
       <w:proofErr w:type="spellStart"/>
       <w:r>
@@ -39631,25 +40543,7 @@
           <w:szCs w:val="28"/>
           <w:lang w:val="en-US"/>
         </w:rPr>
-        <w:t xml:space="preserve">., </w:t>
-      </w:r>
-      <w:proofErr w:type="gramStart"/>
-      <w:r>
-        <w:rPr>
-          <w:sz w:val="28"/>
-          <w:szCs w:val="28"/>
-          <w:lang w:val="en-US"/>
-        </w:rPr>
-        <w:t>2022) —</w:t>
-      </w:r>
-      <w:proofErr w:type="gramEnd"/>
-      <w:r>
-        <w:rPr>
-          <w:sz w:val="28"/>
-          <w:szCs w:val="28"/>
-          <w:lang w:val="en-US"/>
-        </w:rPr>
-        <w:t xml:space="preserve"> Morgan Kaufmann</w:t>
+        <w:t>., 2022) — Morgan Kaufmann</w:t>
       </w:r>
       <w:r>
         <w:rPr>
@@ -39709,25 +40603,7 @@
           <w:szCs w:val="28"/>
           <w:lang w:val="en-US"/>
         </w:rPr>
-        <w:t xml:space="preserve">, </w:t>
-      </w:r>
-      <w:proofErr w:type="gramStart"/>
-      <w:r>
-        <w:rPr>
-          <w:sz w:val="28"/>
-          <w:szCs w:val="28"/>
-          <w:lang w:val="en-US"/>
-        </w:rPr>
-        <w:t>2021) —</w:t>
-      </w:r>
-      <w:proofErr w:type="gramEnd"/>
-      <w:r>
-        <w:rPr>
-          <w:sz w:val="28"/>
-          <w:szCs w:val="28"/>
-          <w:lang w:val="en-US"/>
-        </w:rPr>
-        <w:t xml:space="preserve"> Wiley</w:t>
+        <w:t>, 2021) — Wiley</w:t>
       </w:r>
       <w:r>
         <w:rPr>
